--- a/client/public/BenjaminWakefield-Resume.docx
+++ b/client/public/BenjaminWakefield-Resume.docx
@@ -120,6 +120,3124 @@
         <mc:AlternateContent>
           <mc:Choice Requires="wps">
             <w:drawing>
+              <wp:anchor distT="91440" distB="91440" distL="114300" distR="114300" simplePos="0" relativeHeight="251663360" behindDoc="1" locked="0" layoutInCell="1" allowOverlap="1" wp14:anchorId="44EA2200" wp14:editId="5370CB2E">
+                <wp:simplePos x="0" y="0"/>
+                <wp:positionH relativeFrom="margin">
+                  <wp:posOffset>-180975</wp:posOffset>
+                </wp:positionH>
+                <wp:positionV relativeFrom="paragraph">
+                  <wp:posOffset>256540</wp:posOffset>
+                </wp:positionV>
+                <wp:extent cx="6991350" cy="771525"/>
+                <wp:effectExtent l="0" t="0" r="0" b="0"/>
+                <wp:wrapNone/>
+                <wp:docPr id="307" name="Text Box 2"/>
+                <wp:cNvGraphicFramePr>
+                  <a:graphicFrameLocks xmlns:a="http://schemas.openxmlformats.org/drawingml/2006/main"/>
+                </wp:cNvGraphicFramePr>
+                <a:graphic xmlns:a="http://schemas.openxmlformats.org/drawingml/2006/main">
+                  <a:graphicData uri="http://schemas.microsoft.com/office/word/2010/wordprocessingShape">
+                    <wps:wsp>
+                      <wps:cNvSpPr txBox="1">
+                        <a:spLocks noChangeArrowheads="1"/>
+                      </wps:cNvSpPr>
+                      <wps:spPr bwMode="auto">
+                        <a:xfrm>
+                          <a:off x="0" y="0"/>
+                          <a:ext cx="6991350" cy="771525"/>
+                        </a:xfrm>
+                        <a:prstGeom prst="rect">
+                          <a:avLst/>
+                        </a:prstGeom>
+                        <a:noFill/>
+                        <a:ln w="9525">
+                          <a:noFill/>
+                          <a:miter lim="800000"/>
+                          <a:headEnd/>
+                          <a:tailEnd/>
+                        </a:ln>
+                      </wps:spPr>
+                      <wps:txbx>
+                        <w:txbxContent>
+                          <w:p>
+                            <w:pPr>
+                              <w:pBdr>
+                                <w:top w:val="single" w:sz="24" w:space="8" w:color="1CADE4" w:themeColor="accent1"/>
+                                <w:bottom w:val="single" w:sz="24" w:space="8" w:color="1CADE4" w:themeColor="accent1"/>
+                              </w:pBdr>
+                              <w:spacing w:after="0"/>
+                              <w:jc w:val="center"/>
+                              <w:rPr>
+                                <w:i/>
+                                <w:iCs/>
+                                <w:color w:val="262626" w:themeColor="text1" w:themeTint="D9"/>
+                                <w:sz w:val="24"/>
+                                <w:szCs w:val="24"/>
+                              </w:rPr>
+                            </w:pPr>
+                            <w:r>
+                              <w:rPr>
+                                <w:b/>
+                                <w:bCs/>
+                                <w:i/>
+                                <w:iCs/>
+                                <w:color w:val="262626" w:themeColor="text1" w:themeTint="D9"/>
+                                <w:sz w:val="24"/>
+                                <w:szCs w:val="24"/>
+                              </w:rPr>
+                              <w:t>Portfolio</w:t>
+                            </w:r>
+                            <w:r>
+                              <w:rPr>
+                                <w:i/>
+                                <w:iCs/>
+                                <w:color w:val="262626" w:themeColor="text1" w:themeTint="D9"/>
+                                <w:sz w:val="24"/>
+                                <w:szCs w:val="24"/>
+                              </w:rPr>
+                              <w:t>:</w:t>
+                            </w:r>
+                            <w:r>
+                              <w:rPr>
+                                <w:i/>
+                                <w:iCs/>
+                                <w:color w:val="262626" w:themeColor="text1" w:themeTint="D9"/>
+                                <w:sz w:val="24"/>
+                                <w:szCs w:val="24"/>
+                              </w:rPr>
+                              <w:t xml:space="preserve"> </w:t>
+                            </w:r>
+                            <w:hyperlink r:id="rId9" w:history="1">
+                              <w:proofErr w:type="spellStart"/>
+                              <w:r>
+                                <w:rPr>
+                                  <w:rStyle w:val="Hyperlink"/>
+                                  <w:i/>
+                                  <w:iCs/>
+                                  <w:color w:val="262626" w:themeColor="text1" w:themeTint="D9"/>
+                                  <w:sz w:val="24"/>
+                                  <w:szCs w:val="24"/>
+                                </w:rPr>
+                                <w:t>bwake.dev</w:t>
+                              </w:r>
+                              <w:proofErr w:type="spellEnd"/>
+                            </w:hyperlink>
+                            <w:r>
+                              <w:rPr>
+                                <w:i/>
+                                <w:iCs/>
+                                <w:color w:val="262626" w:themeColor="text1" w:themeTint="D9"/>
+                                <w:sz w:val="24"/>
+                                <w:szCs w:val="24"/>
+                              </w:rPr>
+                              <w:t xml:space="preserve"> </w:t>
+                            </w:r>
+                            <w:r>
+                              <w:rPr>
+                                <w:b/>
+                                <w:bCs/>
+                                <w:i/>
+                                <w:iCs/>
+                                <w:color w:val="262626" w:themeColor="text1" w:themeTint="D9"/>
+                                <w:sz w:val="24"/>
+                              </w:rPr>
+                              <w:t>LinkedIn</w:t>
+                            </w:r>
+                            <w:r>
+                              <w:rPr>
+                                <w:i/>
+                                <w:iCs/>
+                                <w:color w:val="262626" w:themeColor="text1" w:themeTint="D9"/>
+                                <w:sz w:val="24"/>
+                              </w:rPr>
+                              <w:t xml:space="preserve">: </w:t>
+                            </w:r>
+                            <w:hyperlink r:id="rId10" w:history="1">
+                              <w:proofErr w:type="spellStart"/>
+                              <w:r>
+                                <w:rPr>
+                                  <w:rStyle w:val="Hyperlink"/>
+                                  <w:i/>
+                                  <w:iCs/>
+                                  <w:color w:val="262626" w:themeColor="text1" w:themeTint="D9"/>
+                                  <w:sz w:val="24"/>
+                                </w:rPr>
+                                <w:t>benjamin-wakefield</w:t>
+                              </w:r>
+                              <w:proofErr w:type="spellEnd"/>
+                            </w:hyperlink>
+                          </w:p>
+                          <w:p>
+                            <w:pPr>
+                              <w:pBdr>
+                                <w:top w:val="single" w:sz="24" w:space="8" w:color="1CADE4" w:themeColor="accent1"/>
+                                <w:bottom w:val="single" w:sz="24" w:space="8" w:color="1CADE4" w:themeColor="accent1"/>
+                              </w:pBdr>
+                              <w:spacing w:after="0"/>
+                              <w:jc w:val="center"/>
+                              <w:rPr>
+                                <w:i/>
+                                <w:iCs/>
+                                <w:color w:val="262626" w:themeColor="text1" w:themeTint="D9"/>
+                                <w:sz w:val="24"/>
+                              </w:rPr>
+                            </w:pPr>
+                            <w:proofErr w:type="spellStart"/>
+                            <w:r>
+                              <w:rPr>
+                                <w:b/>
+                                <w:bCs/>
+                                <w:i/>
+                                <w:iCs/>
+                                <w:color w:val="262626" w:themeColor="text1" w:themeTint="D9"/>
+                                <w:sz w:val="24"/>
+                              </w:rPr>
+                              <w:t>Github</w:t>
+                            </w:r>
+                            <w:proofErr w:type="spellEnd"/>
+                            <w:r>
+                              <w:rPr>
+                                <w:i/>
+                                <w:iCs/>
+                                <w:color w:val="262626" w:themeColor="text1" w:themeTint="D9"/>
+                                <w:sz w:val="24"/>
+                              </w:rPr>
+                              <w:t xml:space="preserve">: </w:t>
+                            </w:r>
+                            <w:hyperlink r:id="rId11" w:history="1">
+                              <w:r>
+                                <w:rPr>
+                                  <w:rStyle w:val="Hyperlink"/>
+                                  <w:i/>
+                                  <w:iCs/>
+                                  <w:color w:val="262626" w:themeColor="text1" w:themeTint="D9"/>
+                                  <w:sz w:val="24"/>
+                                </w:rPr>
+                                <w:t>github.com/asyncronous</w:t>
+                              </w:r>
+                            </w:hyperlink>
+                            <w:r>
+                              <w:rPr>
+                                <w:i/>
+                                <w:iCs/>
+                                <w:color w:val="262626" w:themeColor="text1" w:themeTint="D9"/>
+                                <w:sz w:val="24"/>
+                              </w:rPr>
+                              <w:t xml:space="preserve"> </w:t>
+                            </w:r>
+                            <w:r>
+                              <w:rPr>
+                                <w:b/>
+                                <w:bCs/>
+                                <w:i/>
+                                <w:iCs/>
+                                <w:color w:val="262626" w:themeColor="text1" w:themeTint="D9"/>
+                                <w:sz w:val="24"/>
+                              </w:rPr>
+                              <w:t>Email</w:t>
+                            </w:r>
+                            <w:r>
+                              <w:rPr>
+                                <w:i/>
+                                <w:iCs/>
+                                <w:color w:val="262626" w:themeColor="text1" w:themeTint="D9"/>
+                                <w:sz w:val="24"/>
+                              </w:rPr>
+                              <w:t xml:space="preserve">: </w:t>
+                            </w:r>
+                            <w:hyperlink r:id="rId12" w:history="1">
+                              <w:r>
+                                <w:rPr>
+                                  <w:rStyle w:val="Hyperlink"/>
+                                  <w:i/>
+                                  <w:iCs/>
+                                  <w:color w:val="262626" w:themeColor="text1" w:themeTint="D9"/>
+                                  <w:sz w:val="24"/>
+                                </w:rPr>
+                                <w:t>bwakefield34@gmail.com</w:t>
+                              </w:r>
+                            </w:hyperlink>
+                            <w:r>
+                              <w:rPr>
+                                <w:i/>
+                                <w:iCs/>
+                                <w:color w:val="262626" w:themeColor="text1" w:themeTint="D9"/>
+                                <w:sz w:val="24"/>
+                              </w:rPr>
+                              <w:t xml:space="preserve"> </w:t>
+                            </w:r>
+                            <w:r>
+                              <w:rPr>
+                                <w:b/>
+                                <w:bCs/>
+                                <w:i/>
+                                <w:iCs/>
+                                <w:color w:val="262626" w:themeColor="text1" w:themeTint="D9"/>
+                                <w:sz w:val="24"/>
+                              </w:rPr>
+                              <w:t>Contact</w:t>
+                            </w:r>
+                            <w:r>
+                              <w:rPr>
+                                <w:i/>
+                                <w:iCs/>
+                                <w:color w:val="262626" w:themeColor="text1" w:themeTint="D9"/>
+                                <w:sz w:val="24"/>
+                              </w:rPr>
+                              <w:t>: 0499794102</w:t>
+                            </w:r>
+                          </w:p>
+                        </w:txbxContent>
+                      </wps:txbx>
+                      <wps:bodyPr rot="0" vert="horz" wrap="square" lIns="91440" tIns="45720" rIns="91440" bIns="45720" anchor="t" anchorCtr="0">
+                        <a:noAutofit/>
+                      </wps:bodyPr>
+                    </wps:wsp>
+                  </a:graphicData>
+                </a:graphic>
+                <wp14:sizeRelH relativeFrom="margin">
+                  <wp14:pctWidth>0</wp14:pctWidth>
+                </wp14:sizeRelH>
+                <wp14:sizeRelV relativeFrom="margin">
+                  <wp14:pctHeight>0</wp14:pctHeight>
+                </wp14:sizeRelV>
+              </wp:anchor>
+            </w:drawing>
+          </mc:Choice>
+          <mc:Fallback>
+            <w:pict>
+              <v:shapetype w14:anchorId="44EA2200" id="_x0000_t202" coordsize="21600,21600" o:spt="202" path="m,l,21600r21600,l21600,xe">
+                <v:stroke joinstyle="miter"/>
+                <v:path gradientshapeok="t" o:connecttype="rect"/>
+              </v:shapetype>
+              <v:shape id="Text Box 2" o:spid="_x0000_s1026" type="#_x0000_t202" style="position:absolute;left:0;text-align:left;margin-left:-14.25pt;margin-top:20.2pt;width:550.5pt;height:60.75pt;z-index:-251653120;visibility:visible;mso-wrap-style:square;mso-width-percent:0;mso-height-percent:0;mso-wrap-distance-left:9pt;mso-wrap-distance-top:7.2pt;mso-wrap-distance-right:9pt;mso-wrap-distance-bottom:7.2pt;mso-position-horizontal:absolute;mso-position-horizontal-relative:margin;mso-position-vertical:absolute;mso-position-vertical-relative:text;mso-width-percent:0;mso-height-percent:0;mso-width-relative:margin;mso-height-relative:margin;v-text-anchor:top" o:gfxdata="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" filled="f" stroked="f">
+                <v:textbox>
+                  <w:txbxContent>
+                    <w:p>
+                      <w:pPr>
+                        <w:pBdr>
+                          <w:top w:val="single" w:sz="24" w:space="8" w:color="1CADE4" w:themeColor="accent1"/>
+                          <w:bottom w:val="single" w:sz="24" w:space="8" w:color="1CADE4" w:themeColor="accent1"/>
+                        </w:pBdr>
+                        <w:spacing w:after="0"/>
+                        <w:jc w:val="center"/>
+                        <w:rPr>
+                          <w:i/>
+                          <w:iCs/>
+                          <w:color w:val="262626" w:themeColor="text1" w:themeTint="D9"/>
+                          <w:sz w:val="24"/>
+                          <w:szCs w:val="24"/>
+                        </w:rPr>
+                      </w:pPr>
+                      <w:r>
+                        <w:rPr>
+                          <w:b/>
+                          <w:bCs/>
+                          <w:i/>
+                          <w:iCs/>
+                          <w:color w:val="262626" w:themeColor="text1" w:themeTint="D9"/>
+                          <w:sz w:val="24"/>
+                          <w:szCs w:val="24"/>
+                        </w:rPr>
+                        <w:t>Portfolio</w:t>
+                      </w:r>
+                      <w:r>
+                        <w:rPr>
+                          <w:i/>
+                          <w:iCs/>
+                          <w:color w:val="262626" w:themeColor="text1" w:themeTint="D9"/>
+                          <w:sz w:val="24"/>
+                          <w:szCs w:val="24"/>
+                        </w:rPr>
+                        <w:t>:</w:t>
+                      </w:r>
+                      <w:r>
+                        <w:rPr>
+                          <w:i/>
+                          <w:iCs/>
+                          <w:color w:val="262626" w:themeColor="text1" w:themeTint="D9"/>
+                          <w:sz w:val="24"/>
+                          <w:szCs w:val="24"/>
+                        </w:rPr>
+                        <w:t xml:space="preserve"> </w:t>
+                      </w:r>
+                      <w:hyperlink r:id="rId13" w:history="1">
+                        <w:proofErr w:type="spellStart"/>
+                        <w:r>
+                          <w:rPr>
+                            <w:rStyle w:val="Hyperlink"/>
+                            <w:i/>
+                            <w:iCs/>
+                            <w:color w:val="262626" w:themeColor="text1" w:themeTint="D9"/>
+                            <w:sz w:val="24"/>
+                            <w:szCs w:val="24"/>
+                          </w:rPr>
+                          <w:t>bwake.dev</w:t>
+                        </w:r>
+                        <w:proofErr w:type="spellEnd"/>
+                      </w:hyperlink>
+                      <w:r>
+                        <w:rPr>
+                          <w:i/>
+                          <w:iCs/>
+                          <w:color w:val="262626" w:themeColor="text1" w:themeTint="D9"/>
+                          <w:sz w:val="24"/>
+                          <w:szCs w:val="24"/>
+                        </w:rPr>
+                        <w:t xml:space="preserve"> </w:t>
+                      </w:r>
+                      <w:r>
+                        <w:rPr>
+                          <w:b/>
+                          <w:bCs/>
+                          <w:i/>
+                          <w:iCs/>
+                          <w:color w:val="262626" w:themeColor="text1" w:themeTint="D9"/>
+                          <w:sz w:val="24"/>
+                        </w:rPr>
+                        <w:t>LinkedIn</w:t>
+                      </w:r>
+                      <w:r>
+                        <w:rPr>
+                          <w:i/>
+                          <w:iCs/>
+                          <w:color w:val="262626" w:themeColor="text1" w:themeTint="D9"/>
+                          <w:sz w:val="24"/>
+                        </w:rPr>
+                        <w:t xml:space="preserve">: </w:t>
+                      </w:r>
+                      <w:hyperlink r:id="rId14" w:history="1">
+                        <w:proofErr w:type="spellStart"/>
+                        <w:r>
+                          <w:rPr>
+                            <w:rStyle w:val="Hyperlink"/>
+                            <w:i/>
+                            <w:iCs/>
+                            <w:color w:val="262626" w:themeColor="text1" w:themeTint="D9"/>
+                            <w:sz w:val="24"/>
+                          </w:rPr>
+                          <w:t>benjamin-wakefield</w:t>
+                        </w:r>
+                        <w:proofErr w:type="spellEnd"/>
+                      </w:hyperlink>
+                    </w:p>
+                    <w:p>
+                      <w:pPr>
+                        <w:pBdr>
+                          <w:top w:val="single" w:sz="24" w:space="8" w:color="1CADE4" w:themeColor="accent1"/>
+                          <w:bottom w:val="single" w:sz="24" w:space="8" w:color="1CADE4" w:themeColor="accent1"/>
+                        </w:pBdr>
+                        <w:spacing w:after="0"/>
+                        <w:jc w:val="center"/>
+                        <w:rPr>
+                          <w:i/>
+                          <w:iCs/>
+                          <w:color w:val="262626" w:themeColor="text1" w:themeTint="D9"/>
+                          <w:sz w:val="24"/>
+                        </w:rPr>
+                      </w:pPr>
+                      <w:proofErr w:type="spellStart"/>
+                      <w:r>
+                        <w:rPr>
+                          <w:b/>
+                          <w:bCs/>
+                          <w:i/>
+                          <w:iCs/>
+                          <w:color w:val="262626" w:themeColor="text1" w:themeTint="D9"/>
+                          <w:sz w:val="24"/>
+                        </w:rPr>
+                        <w:t>Github</w:t>
+                      </w:r>
+                      <w:proofErr w:type="spellEnd"/>
+                      <w:r>
+                        <w:rPr>
+                          <w:i/>
+                          <w:iCs/>
+                          <w:color w:val="262626" w:themeColor="text1" w:themeTint="D9"/>
+                          <w:sz w:val="24"/>
+                        </w:rPr>
+                        <w:t xml:space="preserve">: </w:t>
+                      </w:r>
+                      <w:hyperlink r:id="rId15" w:history="1">
+                        <w:r>
+                          <w:rPr>
+                            <w:rStyle w:val="Hyperlink"/>
+                            <w:i/>
+                            <w:iCs/>
+                            <w:color w:val="262626" w:themeColor="text1" w:themeTint="D9"/>
+                            <w:sz w:val="24"/>
+                          </w:rPr>
+                          <w:t>github.com/asyncronous</w:t>
+                        </w:r>
+                      </w:hyperlink>
+                      <w:r>
+                        <w:rPr>
+                          <w:i/>
+                          <w:iCs/>
+                          <w:color w:val="262626" w:themeColor="text1" w:themeTint="D9"/>
+                          <w:sz w:val="24"/>
+                        </w:rPr>
+                        <w:t xml:space="preserve"> </w:t>
+                      </w:r>
+                      <w:r>
+                        <w:rPr>
+                          <w:b/>
+                          <w:bCs/>
+                          <w:i/>
+                          <w:iCs/>
+                          <w:color w:val="262626" w:themeColor="text1" w:themeTint="D9"/>
+                          <w:sz w:val="24"/>
+                        </w:rPr>
+                        <w:t>Email</w:t>
+                      </w:r>
+                      <w:r>
+                        <w:rPr>
+                          <w:i/>
+                          <w:iCs/>
+                          <w:color w:val="262626" w:themeColor="text1" w:themeTint="D9"/>
+                          <w:sz w:val="24"/>
+                        </w:rPr>
+                        <w:t xml:space="preserve">: </w:t>
+                      </w:r>
+                      <w:hyperlink r:id="rId16" w:history="1">
+                        <w:r>
+                          <w:rPr>
+                            <w:rStyle w:val="Hyperlink"/>
+                            <w:i/>
+                            <w:iCs/>
+                            <w:color w:val="262626" w:themeColor="text1" w:themeTint="D9"/>
+                            <w:sz w:val="24"/>
+                          </w:rPr>
+                          <w:t>bwakefield34@gmail.com</w:t>
+                        </w:r>
+                      </w:hyperlink>
+                      <w:r>
+                        <w:rPr>
+                          <w:i/>
+                          <w:iCs/>
+                          <w:color w:val="262626" w:themeColor="text1" w:themeTint="D9"/>
+                          <w:sz w:val="24"/>
+                        </w:rPr>
+                        <w:t xml:space="preserve"> </w:t>
+                      </w:r>
+                      <w:r>
+                        <w:rPr>
+                          <w:b/>
+                          <w:bCs/>
+                          <w:i/>
+                          <w:iCs/>
+                          <w:color w:val="262626" w:themeColor="text1" w:themeTint="D9"/>
+                          <w:sz w:val="24"/>
+                        </w:rPr>
+                        <w:t>Contact</w:t>
+                      </w:r>
+                      <w:r>
+                        <w:rPr>
+                          <w:i/>
+                          <w:iCs/>
+                          <w:color w:val="262626" w:themeColor="text1" w:themeTint="D9"/>
+                          <w:sz w:val="24"/>
+                        </w:rPr>
+                        <w:t>: 0499794102</w:t>
+                      </w:r>
+                    </w:p>
+                  </w:txbxContent>
+                </v:textbox>
+                <w10:wrap anchorx="margin"/>
+              </v:shape>
+            </w:pict>
+          </mc:Fallback>
+        </mc:AlternateContent>
+      </w:r>
+      <w:r>
+        <w:rPr>
+          <w:noProof/>
+          <w:sz w:val="40"/>
+          <w:szCs w:val="40"/>
+        </w:rPr>
+        <mc:AlternateContent>
+          <mc:Choice Requires="wps">
+            <w:drawing>
+              <wp:anchor distT="91440" distB="91440" distL="114300" distR="114300" simplePos="0" relativeHeight="251669504" behindDoc="0" locked="0" layoutInCell="1" allowOverlap="1" wp14:anchorId="2A90B16A" wp14:editId="3A7AB153">
+                <wp:simplePos x="0" y="0"/>
+                <wp:positionH relativeFrom="margin">
+                  <wp:posOffset>4438650</wp:posOffset>
+                </wp:positionH>
+                <wp:positionV relativeFrom="paragraph">
+                  <wp:posOffset>1713865</wp:posOffset>
+                </wp:positionV>
+                <wp:extent cx="2371725" cy="7419975"/>
+                <wp:effectExtent l="0" t="0" r="0" b="0"/>
+                <wp:wrapTopAndBottom/>
+                <wp:docPr id="5" name="Text Box 2"/>
+                <wp:cNvGraphicFramePr>
+                  <a:graphicFrameLocks xmlns:a="http://schemas.openxmlformats.org/drawingml/2006/main"/>
+                </wp:cNvGraphicFramePr>
+                <a:graphic xmlns:a="http://schemas.openxmlformats.org/drawingml/2006/main">
+                  <a:graphicData uri="http://schemas.microsoft.com/office/word/2010/wordprocessingShape">
+                    <wps:wsp>
+                      <wps:cNvSpPr txBox="1">
+                        <a:spLocks noChangeArrowheads="1"/>
+                      </wps:cNvSpPr>
+                      <wps:spPr bwMode="auto">
+                        <a:xfrm>
+                          <a:off x="0" y="0"/>
+                          <a:ext cx="2371725" cy="7419975"/>
+                        </a:xfrm>
+                        <a:prstGeom prst="rect">
+                          <a:avLst/>
+                        </a:prstGeom>
+                        <a:noFill/>
+                        <a:ln w="9525">
+                          <a:noFill/>
+                          <a:miter lim="800000"/>
+                          <a:headEnd/>
+                          <a:tailEnd/>
+                        </a:ln>
+                      </wps:spPr>
+                      <wps:txbx>
+                        <w:txbxContent>
+                          <w:p>
+                            <w:pPr>
+                              <w:pBdr>
+                                <w:top w:val="single" w:sz="24" w:space="8" w:color="1CADE4" w:themeColor="accent1"/>
+                                <w:bottom w:val="single" w:sz="24" w:space="2" w:color="1CADE4" w:themeColor="accent1"/>
+                              </w:pBdr>
+                              <w:spacing w:after="0"/>
+                              <w:rPr>
+                                <w:b/>
+                                <w:bCs/>
+                                <w:color w:val="262626" w:themeColor="text1" w:themeTint="D9"/>
+                                <w:sz w:val="32"/>
+                                <w:szCs w:val="32"/>
+                              </w:rPr>
+                            </w:pPr>
+                            <w:r>
+                              <w:rPr>
+                                <w:b/>
+                                <w:bCs/>
+                                <w:color w:val="262626" w:themeColor="text1" w:themeTint="D9"/>
+                                <w:sz w:val="32"/>
+                                <w:szCs w:val="32"/>
+                              </w:rPr>
+                              <w:t>Education/Employment</w:t>
+                            </w:r>
+                          </w:p>
+                          <w:p>
+                            <w:pPr>
+                              <w:pBdr>
+                                <w:top w:val="single" w:sz="24" w:space="8" w:color="1CADE4" w:themeColor="accent1"/>
+                                <w:bottom w:val="single" w:sz="24" w:space="2" w:color="1CADE4" w:themeColor="accent1"/>
+                              </w:pBdr>
+                              <w:spacing w:after="0"/>
+                              <w:rPr>
+                                <w:color w:val="262626" w:themeColor="text1" w:themeTint="D9"/>
+                                <w:sz w:val="24"/>
+                                <w:szCs w:val="24"/>
+                              </w:rPr>
+                            </w:pPr>
+                            <w:r>
+                              <w:rPr>
+                                <w:b/>
+                                <w:bCs/>
+                                <w:color w:val="262626" w:themeColor="text1" w:themeTint="D9"/>
+                                <w:sz w:val="24"/>
+                                <w:szCs w:val="24"/>
+                              </w:rPr>
+                              <w:t>Employment</w:t>
+                            </w:r>
+                            <w:r>
+                              <w:rPr>
+                                <w:color w:val="262626" w:themeColor="text1" w:themeTint="D9"/>
+                                <w:sz w:val="24"/>
+                                <w:szCs w:val="24"/>
+                              </w:rPr>
+                              <w:t xml:space="preserve">: </w:t>
+                            </w:r>
+                          </w:p>
+                          <w:p>
+                            <w:pPr>
+                              <w:pBdr>
+                                <w:top w:val="single" w:sz="24" w:space="8" w:color="1CADE4" w:themeColor="accent1"/>
+                                <w:bottom w:val="single" w:sz="24" w:space="2" w:color="1CADE4" w:themeColor="accent1"/>
+                              </w:pBdr>
+                              <w:spacing w:after="0"/>
+                              <w:rPr>
+                                <w:b/>
+                                <w:bCs/>
+                                <w:color w:val="262626" w:themeColor="text1" w:themeTint="D9"/>
+                                <w:sz w:val="24"/>
+                                <w:szCs w:val="24"/>
+                              </w:rPr>
+                            </w:pPr>
+                            <w:r>
+                              <w:rPr>
+                                <w:b/>
+                                <w:bCs/>
+                                <w:color w:val="262626" w:themeColor="text1" w:themeTint="D9"/>
+                                <w:sz w:val="24"/>
+                                <w:szCs w:val="24"/>
+                              </w:rPr>
+                              <w:t>Domino's Pizza Enterprises Ltd</w:t>
+                            </w:r>
+                          </w:p>
+                          <w:p>
+                            <w:pPr>
+                              <w:pBdr>
+                                <w:top w:val="single" w:sz="24" w:space="8" w:color="1CADE4" w:themeColor="accent1"/>
+                                <w:bottom w:val="single" w:sz="24" w:space="2" w:color="1CADE4" w:themeColor="accent1"/>
+                              </w:pBdr>
+                              <w:spacing w:after="0"/>
+                              <w:rPr>
+                                <w:color w:val="262626" w:themeColor="text1" w:themeTint="D9"/>
+                                <w:sz w:val="24"/>
+                                <w:szCs w:val="24"/>
+                              </w:rPr>
+                            </w:pPr>
+                            <w:r>
+                              <w:rPr>
+                                <w:color w:val="262626" w:themeColor="text1" w:themeTint="D9"/>
+                                <w:sz w:val="24"/>
+                                <w:szCs w:val="24"/>
+                              </w:rPr>
+                              <w:t>Mar</w:t>
+                            </w:r>
+                            <w:r>
+                              <w:rPr>
+                                <w:color w:val="262626" w:themeColor="text1" w:themeTint="D9"/>
+                                <w:sz w:val="24"/>
+                                <w:szCs w:val="24"/>
+                              </w:rPr>
+                              <w:t xml:space="preserve"> </w:t>
+                            </w:r>
+                            <w:r>
+                              <w:rPr>
+                                <w:color w:val="262626" w:themeColor="text1" w:themeTint="D9"/>
+                                <w:sz w:val="24"/>
+                                <w:szCs w:val="24"/>
+                              </w:rPr>
+                              <w:t>2022</w:t>
+                            </w:r>
+                            <w:r>
+                              <w:rPr>
+                                <w:color w:val="262626" w:themeColor="text1" w:themeTint="D9"/>
+                                <w:sz w:val="24"/>
+                                <w:szCs w:val="24"/>
+                              </w:rPr>
+                              <w:t xml:space="preserve"> – </w:t>
+                            </w:r>
+                            <w:r>
+                              <w:rPr>
+                                <w:color w:val="262626" w:themeColor="text1" w:themeTint="D9"/>
+                                <w:sz w:val="24"/>
+                                <w:szCs w:val="24"/>
+                              </w:rPr>
+                              <w:t>Aug 2025</w:t>
+                            </w:r>
+                          </w:p>
+                          <w:p>
+                            <w:pPr>
+                              <w:pBdr>
+                                <w:top w:val="single" w:sz="24" w:space="8" w:color="1CADE4" w:themeColor="accent1"/>
+                                <w:bottom w:val="single" w:sz="24" w:space="2" w:color="1CADE4" w:themeColor="accent1"/>
+                              </w:pBdr>
+                              <w:spacing w:after="0"/>
+                              <w:ind w:left="142" w:hanging="142"/>
+                              <w:rPr>
+                                <w:i/>
+                                <w:iCs/>
+                                <w:color w:val="262626" w:themeColor="text1" w:themeTint="D9"/>
+                              </w:rPr>
+                            </w:pPr>
+                            <w:r>
+                              <w:rPr>
+                                <w:i/>
+                                <w:iCs/>
+                                <w:color w:val="262626" w:themeColor="text1" w:themeTint="D9"/>
+                              </w:rPr>
+                              <w:t xml:space="preserve">  • </w:t>
+                            </w:r>
+                            <w:r>
+                              <w:rPr>
+                                <w:i/>
+                                <w:iCs/>
+                                <w:color w:val="262626" w:themeColor="text1" w:themeTint="D9"/>
+                              </w:rPr>
+                              <w:t xml:space="preserve">Developed scalable .Net </w:t>
+                            </w:r>
+                            <w:r>
+                              <w:rPr>
+                                <w:i/>
+                                <w:iCs/>
+                                <w:color w:val="262626" w:themeColor="text1" w:themeTint="D9"/>
+                              </w:rPr>
+                              <w:t xml:space="preserve">8 </w:t>
+                            </w:r>
+                            <w:r>
+                              <w:rPr>
+                                <w:i/>
+                                <w:iCs/>
+                                <w:color w:val="262626" w:themeColor="text1" w:themeTint="D9"/>
+                              </w:rPr>
+                              <w:t>services</w:t>
+                            </w:r>
+                            <w:r>
+                              <w:rPr>
+                                <w:i/>
+                                <w:iCs/>
+                                <w:color w:val="262626" w:themeColor="text1" w:themeTint="D9"/>
+                              </w:rPr>
+                              <w:t xml:space="preserve"> and maintained React frontends</w:t>
+                            </w:r>
+                          </w:p>
+                          <w:p>
+                            <w:pPr>
+                              <w:pBdr>
+                                <w:top w:val="single" w:sz="24" w:space="8" w:color="1CADE4" w:themeColor="accent1"/>
+                                <w:bottom w:val="single" w:sz="24" w:space="2" w:color="1CADE4" w:themeColor="accent1"/>
+                              </w:pBdr>
+                              <w:spacing w:after="0"/>
+                              <w:ind w:left="142" w:hanging="142"/>
+                              <w:rPr>
+                                <w:i/>
+                                <w:iCs/>
+                                <w:color w:val="262626" w:themeColor="text1" w:themeTint="D9"/>
+                              </w:rPr>
+                            </w:pPr>
+                            <w:r>
+                              <w:rPr>
+                                <w:i/>
+                                <w:iCs/>
+                                <w:color w:val="262626" w:themeColor="text1" w:themeTint="D9"/>
+                              </w:rPr>
+                              <w:t xml:space="preserve">  • Modernised legacy platforms</w:t>
+                            </w:r>
+                          </w:p>
+                          <w:p>
+                            <w:pPr>
+                              <w:pBdr>
+                                <w:top w:val="single" w:sz="24" w:space="8" w:color="1CADE4" w:themeColor="accent1"/>
+                                <w:bottom w:val="single" w:sz="24" w:space="2" w:color="1CADE4" w:themeColor="accent1"/>
+                              </w:pBdr>
+                              <w:spacing w:after="0"/>
+                              <w:ind w:left="142" w:hanging="142"/>
+                              <w:rPr>
+                                <w:i/>
+                                <w:iCs/>
+                                <w:color w:val="262626" w:themeColor="text1" w:themeTint="D9"/>
+                              </w:rPr>
+                            </w:pPr>
+                            <w:r>
+                              <w:rPr>
+                                <w:i/>
+                                <w:iCs/>
+                                <w:color w:val="262626" w:themeColor="text1" w:themeTint="D9"/>
+                              </w:rPr>
+                              <w:t xml:space="preserve">  • Led </w:t>
+                            </w:r>
+                            <w:r>
+                              <w:rPr>
+                                <w:i/>
+                                <w:iCs/>
+                                <w:color w:val="262626" w:themeColor="text1" w:themeTint="D9"/>
+                              </w:rPr>
+                              <w:t xml:space="preserve">cross-team cloud migration projects </w:t>
+                            </w:r>
+                            <w:r>
+                              <w:rPr>
+                                <w:i/>
+                                <w:iCs/>
+                                <w:color w:val="262626" w:themeColor="text1" w:themeTint="D9"/>
+                              </w:rPr>
+                              <w:t>(Azure, AWS)</w:t>
+                            </w:r>
+                          </w:p>
+                          <w:p>
+                            <w:pPr>
+                              <w:pBdr>
+                                <w:top w:val="single" w:sz="24" w:space="8" w:color="1CADE4" w:themeColor="accent1"/>
+                                <w:bottom w:val="single" w:sz="24" w:space="2" w:color="1CADE4" w:themeColor="accent1"/>
+                              </w:pBdr>
+                              <w:spacing w:after="0"/>
+                              <w:ind w:left="142" w:hanging="142"/>
+                              <w:rPr>
+                                <w:i/>
+                                <w:iCs/>
+                                <w:color w:val="262626" w:themeColor="text1" w:themeTint="D9"/>
+                              </w:rPr>
+                            </w:pPr>
+                            <w:r>
+                              <w:rPr>
+                                <w:i/>
+                                <w:iCs/>
+                                <w:color w:val="262626" w:themeColor="text1" w:themeTint="D9"/>
+                              </w:rPr>
+                              <w:t xml:space="preserve">  • Automated DevOps pipelines</w:t>
+                            </w:r>
+                          </w:p>
+                          <w:p>
+                            <w:pPr>
+                              <w:pBdr>
+                                <w:top w:val="single" w:sz="24" w:space="8" w:color="1CADE4" w:themeColor="accent1"/>
+                                <w:bottom w:val="single" w:sz="24" w:space="2" w:color="1CADE4" w:themeColor="accent1"/>
+                              </w:pBdr>
+                              <w:spacing w:after="0"/>
+                              <w:ind w:left="142" w:hanging="142"/>
+                              <w:rPr>
+                                <w:i/>
+                                <w:iCs/>
+                                <w:color w:val="262626" w:themeColor="text1" w:themeTint="D9"/>
+                              </w:rPr>
+                            </w:pPr>
+                            <w:r>
+                              <w:rPr>
+                                <w:i/>
+                                <w:iCs/>
+                                <w:color w:val="262626" w:themeColor="text1" w:themeTint="D9"/>
+                              </w:rPr>
+                              <w:t xml:space="preserve">  • Implemented translation workflows</w:t>
+                            </w:r>
+                          </w:p>
+                          <w:p>
+                            <w:pPr>
+                              <w:pBdr>
+                                <w:top w:val="single" w:sz="24" w:space="8" w:color="1CADE4" w:themeColor="accent1"/>
+                                <w:bottom w:val="single" w:sz="24" w:space="2" w:color="1CADE4" w:themeColor="accent1"/>
+                              </w:pBdr>
+                              <w:spacing w:after="0"/>
+                              <w:ind w:left="142" w:hanging="142"/>
+                              <w:rPr>
+                                <w:i/>
+                                <w:iCs/>
+                                <w:color w:val="262626" w:themeColor="text1" w:themeTint="D9"/>
+                              </w:rPr>
+                            </w:pPr>
+                            <w:r>
+                              <w:rPr>
+                                <w:i/>
+                                <w:iCs/>
+                                <w:color w:val="262626" w:themeColor="text1" w:themeTint="D9"/>
+                              </w:rPr>
+                              <w:t xml:space="preserve">  • Enabled cross-team tool adoption</w:t>
+                            </w:r>
+                          </w:p>
+                          <w:p>
+                            <w:pPr>
+                              <w:pBdr>
+                                <w:top w:val="single" w:sz="24" w:space="8" w:color="1CADE4" w:themeColor="accent1"/>
+                                <w:bottom w:val="single" w:sz="24" w:space="2" w:color="1CADE4" w:themeColor="accent1"/>
+                              </w:pBdr>
+                              <w:spacing w:after="0"/>
+                              <w:ind w:left="142" w:hanging="142"/>
+                              <w:rPr>
+                                <w:i/>
+                                <w:iCs/>
+                                <w:color w:val="262626" w:themeColor="text1" w:themeTint="D9"/>
+                              </w:rPr>
+                            </w:pPr>
+                            <w:r>
+                              <w:rPr>
+                                <w:i/>
+                                <w:iCs/>
+                                <w:color w:val="262626" w:themeColor="text1" w:themeTint="D9"/>
+                              </w:rPr>
+                              <w:t xml:space="preserve">  • </w:t>
+                            </w:r>
+                            <w:r>
+                              <w:rPr>
+                                <w:i/>
+                                <w:iCs/>
+                                <w:color w:val="262626" w:themeColor="text1" w:themeTint="D9"/>
+                              </w:rPr>
+                              <w:t xml:space="preserve">Migrated platforms to </w:t>
+                            </w:r>
+                            <w:proofErr w:type="spellStart"/>
+                            <w:r>
+                              <w:rPr>
+                                <w:i/>
+                                <w:iCs/>
+                                <w:color w:val="262626" w:themeColor="text1" w:themeTint="D9"/>
+                              </w:rPr>
+                              <w:t>Entra</w:t>
+                            </w:r>
+                            <w:proofErr w:type="spellEnd"/>
+                            <w:r>
+                              <w:rPr>
+                                <w:i/>
+                                <w:iCs/>
+                                <w:color w:val="262626" w:themeColor="text1" w:themeTint="D9"/>
+                              </w:rPr>
+                              <w:t xml:space="preserve"> ID</w:t>
+                            </w:r>
+                          </w:p>
+                          <w:p>
+                            <w:pPr>
+                              <w:pBdr>
+                                <w:top w:val="single" w:sz="24" w:space="8" w:color="1CADE4" w:themeColor="accent1"/>
+                                <w:bottom w:val="single" w:sz="24" w:space="2" w:color="1CADE4" w:themeColor="accent1"/>
+                              </w:pBdr>
+                              <w:spacing w:after="0"/>
+                              <w:ind w:left="142" w:hanging="142"/>
+                              <w:rPr>
+                                <w:i/>
+                                <w:iCs/>
+                                <w:color w:val="262626" w:themeColor="text1" w:themeTint="D9"/>
+                              </w:rPr>
+                            </w:pPr>
+                            <w:r>
+                              <w:rPr>
+                                <w:i/>
+                                <w:iCs/>
+                                <w:color w:val="262626" w:themeColor="text1" w:themeTint="D9"/>
+                              </w:rPr>
+                              <w:t xml:space="preserve">  • </w:t>
+                            </w:r>
+                            <w:r>
+                              <w:rPr>
+                                <w:i/>
+                                <w:iCs/>
+                                <w:color w:val="262626" w:themeColor="text1" w:themeTint="D9"/>
+                              </w:rPr>
+                              <w:t xml:space="preserve">Built automated SQL </w:t>
+                            </w:r>
+                            <w:r>
+                              <w:rPr>
+                                <w:i/>
+                                <w:iCs/>
+                                <w:color w:val="262626" w:themeColor="text1" w:themeTint="D9"/>
+                              </w:rPr>
+                              <w:t>pipelines</w:t>
+                            </w:r>
+                          </w:p>
+                          <w:p>
+                            <w:pPr>
+                              <w:pBdr>
+                                <w:top w:val="single" w:sz="24" w:space="8" w:color="1CADE4" w:themeColor="accent1"/>
+                                <w:bottom w:val="single" w:sz="24" w:space="2" w:color="1CADE4" w:themeColor="accent1"/>
+                              </w:pBdr>
+                              <w:spacing w:after="0"/>
+                              <w:ind w:left="142" w:hanging="142"/>
+                              <w:rPr>
+                                <w:i/>
+                                <w:iCs/>
+                                <w:color w:val="262626" w:themeColor="text1" w:themeTint="D9"/>
+                              </w:rPr>
+                            </w:pPr>
+                            <w:r>
+                              <w:rPr>
+                                <w:i/>
+                                <w:iCs/>
+                                <w:color w:val="262626" w:themeColor="text1" w:themeTint="D9"/>
+                              </w:rPr>
+                              <w:t xml:space="preserve">  • </w:t>
+                            </w:r>
+                            <w:r>
+                              <w:rPr>
+                                <w:i/>
+                                <w:iCs/>
+                                <w:color w:val="262626" w:themeColor="text1" w:themeTint="D9"/>
+                              </w:rPr>
+                              <w:t>Integrated banking backend</w:t>
+                            </w:r>
+                            <w:r>
+                              <w:rPr>
+                                <w:i/>
+                                <w:iCs/>
+                                <w:color w:val="262626" w:themeColor="text1" w:themeTint="D9"/>
+                              </w:rPr>
+                              <w:t xml:space="preserve"> </w:t>
+                            </w:r>
+                            <w:r>
+                              <w:rPr>
+                                <w:i/>
+                                <w:iCs/>
+                                <w:color w:val="262626" w:themeColor="text1" w:themeTint="D9"/>
+                              </w:rPr>
+                              <w:t>services</w:t>
+                            </w:r>
+                          </w:p>
+                          <w:p>
+                            <w:pPr>
+                              <w:pBdr>
+                                <w:top w:val="single" w:sz="24" w:space="8" w:color="1CADE4" w:themeColor="accent1"/>
+                                <w:bottom w:val="single" w:sz="24" w:space="2" w:color="1CADE4" w:themeColor="accent1"/>
+                              </w:pBdr>
+                              <w:spacing w:after="0"/>
+                              <w:ind w:left="142" w:hanging="142"/>
+                              <w:rPr>
+                                <w:i/>
+                                <w:iCs/>
+                                <w:color w:val="262626" w:themeColor="text1" w:themeTint="D9"/>
+                              </w:rPr>
+                            </w:pPr>
+                            <w:r>
+                              <w:rPr>
+                                <w:i/>
+                                <w:iCs/>
+                                <w:color w:val="262626" w:themeColor="text1" w:themeTint="D9"/>
+                              </w:rPr>
+                              <w:t xml:space="preserve">  • </w:t>
+                            </w:r>
+                            <w:r>
+                              <w:rPr>
+                                <w:i/>
+                                <w:iCs/>
+                                <w:color w:val="262626" w:themeColor="text1" w:themeTint="D9"/>
+                              </w:rPr>
+                              <w:t>Improved caching and service performance</w:t>
+                            </w:r>
+                          </w:p>
+                          <w:p>
+                            <w:pPr>
+                              <w:pBdr>
+                                <w:top w:val="single" w:sz="24" w:space="8" w:color="1CADE4" w:themeColor="accent1"/>
+                                <w:bottom w:val="single" w:sz="24" w:space="2" w:color="1CADE4" w:themeColor="accent1"/>
+                              </w:pBdr>
+                              <w:spacing w:after="0"/>
+                              <w:ind w:left="142" w:hanging="142"/>
+                              <w:rPr>
+                                <w:i/>
+                                <w:iCs/>
+                                <w:color w:val="262626" w:themeColor="text1" w:themeTint="D9"/>
+                              </w:rPr>
+                            </w:pPr>
+                            <w:r>
+                              <w:rPr>
+                                <w:i/>
+                                <w:iCs/>
+                                <w:color w:val="262626" w:themeColor="text1" w:themeTint="D9"/>
+                              </w:rPr>
+                              <w:t xml:space="preserve">  • </w:t>
+                            </w:r>
+                            <w:r>
+                              <w:rPr>
+                                <w:i/>
+                                <w:iCs/>
+                                <w:color w:val="262626" w:themeColor="text1" w:themeTint="D9"/>
+                              </w:rPr>
+                              <w:t>Enhanced monitoring and logging across platforms</w:t>
+                            </w:r>
+                          </w:p>
+                          <w:p>
+                            <w:pPr>
+                              <w:pBdr>
+                                <w:top w:val="single" w:sz="24" w:space="8" w:color="1CADE4" w:themeColor="accent1"/>
+                                <w:bottom w:val="single" w:sz="24" w:space="2" w:color="1CADE4" w:themeColor="accent1"/>
+                              </w:pBdr>
+                              <w:spacing w:after="0"/>
+                              <w:ind w:left="142" w:hanging="142"/>
+                              <w:rPr>
+                                <w:i/>
+                                <w:iCs/>
+                                <w:color w:val="262626" w:themeColor="text1" w:themeTint="D9"/>
+                              </w:rPr>
+                            </w:pPr>
+                            <w:r>
+                              <w:rPr>
+                                <w:i/>
+                                <w:iCs/>
+                                <w:color w:val="262626" w:themeColor="text1" w:themeTint="D9"/>
+                              </w:rPr>
+                              <w:t xml:space="preserve">  • Planned and executed legacy platform decommissioning</w:t>
+                            </w:r>
+                          </w:p>
+                          <w:p>
+                            <w:pPr>
+                              <w:pBdr>
+                                <w:top w:val="single" w:sz="24" w:space="8" w:color="1CADE4" w:themeColor="accent1"/>
+                                <w:bottom w:val="single" w:sz="24" w:space="2" w:color="1CADE4" w:themeColor="accent1"/>
+                              </w:pBdr>
+                              <w:spacing w:after="0"/>
+                              <w:ind w:left="142" w:hanging="142"/>
+                              <w:rPr>
+                                <w:i/>
+                                <w:iCs/>
+                                <w:color w:val="262626" w:themeColor="text1" w:themeTint="D9"/>
+                                <w:sz w:val="24"/>
+                                <w:szCs w:val="24"/>
+                              </w:rPr>
+                            </w:pPr>
+                          </w:p>
+                          <w:p>
+                            <w:pPr>
+                              <w:pBdr>
+                                <w:top w:val="single" w:sz="24" w:space="8" w:color="1CADE4" w:themeColor="accent1"/>
+                                <w:bottom w:val="single" w:sz="24" w:space="2" w:color="1CADE4" w:themeColor="accent1"/>
+                              </w:pBdr>
+                              <w:spacing w:after="0"/>
+                              <w:rPr>
+                                <w:b/>
+                                <w:bCs/>
+                                <w:color w:val="262626" w:themeColor="text1" w:themeTint="D9"/>
+                                <w:sz w:val="24"/>
+                                <w:szCs w:val="24"/>
+                              </w:rPr>
+                            </w:pPr>
+                            <w:r>
+                              <w:rPr>
+                                <w:b/>
+                                <w:bCs/>
+                                <w:color w:val="262626" w:themeColor="text1" w:themeTint="D9"/>
+                                <w:sz w:val="24"/>
+                                <w:szCs w:val="24"/>
+                              </w:rPr>
+                              <w:t>Consultation Manager</w:t>
+                            </w:r>
+                          </w:p>
+                          <w:p>
+                            <w:pPr>
+                              <w:pBdr>
+                                <w:top w:val="single" w:sz="24" w:space="8" w:color="1CADE4" w:themeColor="accent1"/>
+                                <w:bottom w:val="single" w:sz="24" w:space="2" w:color="1CADE4" w:themeColor="accent1"/>
+                              </w:pBdr>
+                              <w:spacing w:after="0"/>
+                              <w:rPr>
+                                <w:color w:val="262626" w:themeColor="text1" w:themeTint="D9"/>
+                                <w:sz w:val="24"/>
+                                <w:szCs w:val="24"/>
+                              </w:rPr>
+                            </w:pPr>
+                            <w:r>
+                              <w:rPr>
+                                <w:color w:val="262626" w:themeColor="text1" w:themeTint="D9"/>
+                                <w:sz w:val="24"/>
+                                <w:szCs w:val="24"/>
+                              </w:rPr>
+                              <w:t>May</w:t>
+                            </w:r>
+                            <w:r>
+                              <w:rPr>
+                                <w:color w:val="262626" w:themeColor="text1" w:themeTint="D9"/>
+                                <w:sz w:val="24"/>
+                                <w:szCs w:val="24"/>
+                              </w:rPr>
+                              <w:t xml:space="preserve"> 20</w:t>
+                            </w:r>
+                            <w:r>
+                              <w:rPr>
+                                <w:color w:val="262626" w:themeColor="text1" w:themeTint="D9"/>
+                                <w:sz w:val="24"/>
+                                <w:szCs w:val="24"/>
+                              </w:rPr>
+                              <w:t>21</w:t>
+                            </w:r>
+                            <w:r>
+                              <w:rPr>
+                                <w:color w:val="262626" w:themeColor="text1" w:themeTint="D9"/>
+                                <w:sz w:val="24"/>
+                                <w:szCs w:val="24"/>
+                              </w:rPr>
+                              <w:t xml:space="preserve"> – </w:t>
+                            </w:r>
+                            <w:r>
+                              <w:rPr>
+                                <w:color w:val="262626" w:themeColor="text1" w:themeTint="D9"/>
+                                <w:sz w:val="24"/>
+                                <w:szCs w:val="24"/>
+                              </w:rPr>
+                              <w:t>Mar 2022</w:t>
+                            </w:r>
+                          </w:p>
+                          <w:p>
+                            <w:pPr>
+                              <w:pBdr>
+                                <w:top w:val="single" w:sz="24" w:space="8" w:color="1CADE4" w:themeColor="accent1"/>
+                                <w:bottom w:val="single" w:sz="24" w:space="2" w:color="1CADE4" w:themeColor="accent1"/>
+                              </w:pBdr>
+                              <w:spacing w:after="0"/>
+                              <w:ind w:left="142" w:hanging="142"/>
+                              <w:rPr>
+                                <w:i/>
+                                <w:iCs/>
+                                <w:color w:val="262626" w:themeColor="text1" w:themeTint="D9"/>
+                                <w:sz w:val="24"/>
+                                <w:szCs w:val="24"/>
+                              </w:rPr>
+                            </w:pPr>
+                            <w:r>
+                              <w:rPr>
+                                <w:i/>
+                                <w:iCs/>
+                                <w:color w:val="262626" w:themeColor="text1" w:themeTint="D9"/>
+                                <w:sz w:val="24"/>
+                                <w:szCs w:val="24"/>
+                              </w:rPr>
+                              <w:t xml:space="preserve">  </w:t>
+                            </w:r>
+                            <w:r>
+                              <w:rPr>
+                                <w:i/>
+                                <w:iCs/>
+                                <w:color w:val="262626" w:themeColor="text1" w:themeTint="D9"/>
+                                <w:sz w:val="24"/>
+                                <w:szCs w:val="24"/>
+                              </w:rPr>
+                              <w:t>•</w:t>
+                            </w:r>
+                            <w:r>
+                              <w:rPr>
+                                <w:i/>
+                                <w:iCs/>
+                                <w:color w:val="262626" w:themeColor="text1" w:themeTint="D9"/>
+                                <w:sz w:val="24"/>
+                                <w:szCs w:val="24"/>
+                              </w:rPr>
+                              <w:t xml:space="preserve"> </w:t>
+                            </w:r>
+                            <w:r>
+                              <w:rPr>
+                                <w:i/>
+                                <w:iCs/>
+                                <w:color w:val="262626" w:themeColor="text1" w:themeTint="D9"/>
+                                <w:sz w:val="24"/>
+                                <w:szCs w:val="24"/>
+                              </w:rPr>
+                              <w:t>Junior Software Engineer</w:t>
+                            </w:r>
+                          </w:p>
+                          <w:p>
+                            <w:pPr>
+                              <w:pBdr>
+                                <w:top w:val="single" w:sz="24" w:space="8" w:color="1CADE4" w:themeColor="accent1"/>
+                                <w:bottom w:val="single" w:sz="24" w:space="2" w:color="1CADE4" w:themeColor="accent1"/>
+                              </w:pBdr>
+                              <w:spacing w:after="0"/>
+                              <w:ind w:left="142" w:hanging="142"/>
+                              <w:rPr>
+                                <w:i/>
+                                <w:iCs/>
+                                <w:color w:val="262626" w:themeColor="text1" w:themeTint="D9"/>
+                                <w:sz w:val="24"/>
+                                <w:szCs w:val="24"/>
+                              </w:rPr>
+                            </w:pPr>
+                            <w:r>
+                              <w:rPr>
+                                <w:i/>
+                                <w:iCs/>
+                                <w:color w:val="262626" w:themeColor="text1" w:themeTint="D9"/>
+                                <w:sz w:val="24"/>
+                                <w:szCs w:val="24"/>
+                              </w:rPr>
+                              <w:t xml:space="preserve">  </w:t>
+                            </w:r>
+                            <w:r>
+                              <w:rPr>
+                                <w:i/>
+                                <w:iCs/>
+                                <w:color w:val="262626" w:themeColor="text1" w:themeTint="D9"/>
+                                <w:sz w:val="24"/>
+                                <w:szCs w:val="24"/>
+                              </w:rPr>
+                              <w:t>•</w:t>
+                            </w:r>
+                            <w:r>
+                              <w:rPr>
+                                <w:i/>
+                                <w:iCs/>
+                                <w:color w:val="262626" w:themeColor="text1" w:themeTint="D9"/>
+                                <w:sz w:val="24"/>
+                                <w:szCs w:val="24"/>
+                              </w:rPr>
+                              <w:t xml:space="preserve"> </w:t>
+                            </w:r>
+                            <w:r>
+                              <w:rPr>
+                                <w:i/>
+                                <w:iCs/>
+                                <w:color w:val="262626" w:themeColor="text1" w:themeTint="D9"/>
+                                <w:sz w:val="24"/>
+                                <w:szCs w:val="24"/>
+                              </w:rPr>
+                              <w:t>Angular/.Net</w:t>
+                            </w:r>
+                          </w:p>
+                          <w:p>
+                            <w:pPr>
+                              <w:pBdr>
+                                <w:top w:val="single" w:sz="24" w:space="8" w:color="1CADE4" w:themeColor="accent1"/>
+                                <w:bottom w:val="single" w:sz="24" w:space="2" w:color="1CADE4" w:themeColor="accent1"/>
+                              </w:pBdr>
+                              <w:spacing w:after="0"/>
+                              <w:ind w:left="142" w:hanging="142"/>
+                              <w:rPr>
+                                <w:i/>
+                                <w:iCs/>
+                                <w:color w:val="262626" w:themeColor="text1" w:themeTint="D9"/>
+                                <w:sz w:val="24"/>
+                                <w:szCs w:val="24"/>
+                              </w:rPr>
+                            </w:pPr>
+                          </w:p>
+                          <w:p>
+                            <w:pPr>
+                              <w:pBdr>
+                                <w:top w:val="single" w:sz="24" w:space="8" w:color="1CADE4" w:themeColor="accent1"/>
+                                <w:bottom w:val="single" w:sz="24" w:space="2" w:color="1CADE4" w:themeColor="accent1"/>
+                              </w:pBdr>
+                              <w:spacing w:after="0"/>
+                              <w:rPr>
+                                <w:color w:val="262626" w:themeColor="text1" w:themeTint="D9"/>
+                                <w:sz w:val="24"/>
+                                <w:szCs w:val="24"/>
+                              </w:rPr>
+                            </w:pPr>
+                            <w:r>
+                              <w:rPr>
+                                <w:b/>
+                                <w:bCs/>
+                                <w:color w:val="262626" w:themeColor="text1" w:themeTint="D9"/>
+                                <w:sz w:val="24"/>
+                                <w:szCs w:val="24"/>
+                              </w:rPr>
+                              <w:t>Education</w:t>
+                            </w:r>
+                            <w:r>
+                              <w:rPr>
+                                <w:color w:val="262626" w:themeColor="text1" w:themeTint="D9"/>
+                                <w:sz w:val="24"/>
+                                <w:szCs w:val="24"/>
+                              </w:rPr>
+                              <w:t xml:space="preserve">: </w:t>
+                            </w:r>
+                          </w:p>
+                          <w:p>
+                            <w:pPr>
+                              <w:pBdr>
+                                <w:top w:val="single" w:sz="24" w:space="8" w:color="1CADE4" w:themeColor="accent1"/>
+                                <w:bottom w:val="single" w:sz="24" w:space="2" w:color="1CADE4" w:themeColor="accent1"/>
+                              </w:pBdr>
+                              <w:spacing w:after="0"/>
+                              <w:rPr>
+                                <w:b/>
+                                <w:bCs/>
+                                <w:color w:val="262626" w:themeColor="text1" w:themeTint="D9"/>
+                                <w:sz w:val="24"/>
+                                <w:szCs w:val="24"/>
+                              </w:rPr>
+                            </w:pPr>
+                            <w:r>
+                              <w:rPr>
+                                <w:b/>
+                                <w:bCs/>
+                                <w:color w:val="262626" w:themeColor="text1" w:themeTint="D9"/>
+                                <w:sz w:val="24"/>
+                                <w:szCs w:val="24"/>
+                              </w:rPr>
+                              <w:t xml:space="preserve">Coder Academy – </w:t>
+                            </w:r>
+                            <w:r>
+                              <w:rPr>
+                                <w:b/>
+                                <w:bCs/>
+                                <w:i/>
+                                <w:iCs/>
+                                <w:color w:val="262626" w:themeColor="text1" w:themeTint="D9"/>
+                                <w:sz w:val="24"/>
+                                <w:szCs w:val="24"/>
+                              </w:rPr>
+                              <w:t>Diploma of IT</w:t>
+                            </w:r>
+                          </w:p>
+                          <w:p>
+                            <w:pPr>
+                              <w:pBdr>
+                                <w:top w:val="single" w:sz="24" w:space="8" w:color="1CADE4" w:themeColor="accent1"/>
+                                <w:bottom w:val="single" w:sz="24" w:space="2" w:color="1CADE4" w:themeColor="accent1"/>
+                              </w:pBdr>
+                              <w:spacing w:after="0"/>
+                              <w:rPr>
+                                <w:color w:val="262626" w:themeColor="text1" w:themeTint="D9"/>
+                                <w:sz w:val="24"/>
+                                <w:szCs w:val="24"/>
+                              </w:rPr>
+                            </w:pPr>
+                            <w:r>
+                              <w:rPr>
+                                <w:color w:val="262626" w:themeColor="text1" w:themeTint="D9"/>
+                                <w:sz w:val="24"/>
+                                <w:szCs w:val="24"/>
+                              </w:rPr>
+                              <w:t xml:space="preserve">Aug 2020 – </w:t>
+                            </w:r>
+                            <w:r>
+                              <w:rPr>
+                                <w:color w:val="262626" w:themeColor="text1" w:themeTint="D9"/>
+                                <w:sz w:val="24"/>
+                                <w:szCs w:val="24"/>
+                              </w:rPr>
+                              <w:t>Feb</w:t>
+                            </w:r>
+                            <w:r>
+                              <w:rPr>
+                                <w:color w:val="262626" w:themeColor="text1" w:themeTint="D9"/>
+                                <w:sz w:val="24"/>
+                                <w:szCs w:val="24"/>
+                              </w:rPr>
+                              <w:t xml:space="preserve"> 2021</w:t>
+                            </w:r>
+                          </w:p>
+                          <w:p>
+                            <w:pPr>
+                              <w:pBdr>
+                                <w:top w:val="single" w:sz="24" w:space="8" w:color="1CADE4" w:themeColor="accent1"/>
+                                <w:bottom w:val="single" w:sz="24" w:space="2" w:color="1CADE4" w:themeColor="accent1"/>
+                              </w:pBdr>
+                              <w:spacing w:after="0"/>
+                              <w:ind w:left="142" w:hanging="142"/>
+                              <w:rPr>
+                                <w:i/>
+                                <w:iCs/>
+                                <w:color w:val="262626" w:themeColor="text1" w:themeTint="D9"/>
+                                <w:sz w:val="24"/>
+                                <w:szCs w:val="24"/>
+                              </w:rPr>
+                            </w:pPr>
+                            <w:r>
+                              <w:rPr>
+                                <w:i/>
+                                <w:iCs/>
+                                <w:color w:val="262626" w:themeColor="text1" w:themeTint="D9"/>
+                                <w:sz w:val="24"/>
+                                <w:szCs w:val="24"/>
+                              </w:rPr>
+                              <w:t xml:space="preserve">  </w:t>
+                            </w:r>
+                            <w:r>
+                              <w:rPr>
+                                <w:i/>
+                                <w:iCs/>
+                                <w:color w:val="262626" w:themeColor="text1" w:themeTint="D9"/>
+                                <w:sz w:val="24"/>
+                                <w:szCs w:val="24"/>
+                              </w:rPr>
+                              <w:t>•</w:t>
+                            </w:r>
+                            <w:r>
+                              <w:rPr>
+                                <w:i/>
+                                <w:iCs/>
+                                <w:color w:val="262626" w:themeColor="text1" w:themeTint="D9"/>
+                                <w:sz w:val="24"/>
+                                <w:szCs w:val="24"/>
+                              </w:rPr>
+                              <w:t xml:space="preserve"> Diploma of Information Technology</w:t>
+                            </w:r>
+                          </w:p>
+                          <w:p>
+                            <w:pPr>
+                              <w:pBdr>
+                                <w:top w:val="single" w:sz="24" w:space="8" w:color="1CADE4" w:themeColor="accent1"/>
+                                <w:bottom w:val="single" w:sz="24" w:space="2" w:color="1CADE4" w:themeColor="accent1"/>
+                              </w:pBdr>
+                              <w:spacing w:after="0"/>
+                              <w:ind w:left="142" w:hanging="142"/>
+                              <w:rPr>
+                                <w:i/>
+                                <w:iCs/>
+                                <w:color w:val="262626" w:themeColor="text1" w:themeTint="D9"/>
+                                <w:sz w:val="24"/>
+                                <w:szCs w:val="24"/>
+                              </w:rPr>
+                            </w:pPr>
+                            <w:r>
+                              <w:rPr>
+                                <w:i/>
+                                <w:iCs/>
+                                <w:color w:val="262626" w:themeColor="text1" w:themeTint="D9"/>
+                                <w:sz w:val="24"/>
+                                <w:szCs w:val="24"/>
+                              </w:rPr>
+                              <w:t xml:space="preserve">  </w:t>
+                            </w:r>
+                            <w:r>
+                              <w:rPr>
+                                <w:i/>
+                                <w:iCs/>
+                                <w:color w:val="262626" w:themeColor="text1" w:themeTint="D9"/>
+                                <w:sz w:val="24"/>
+                                <w:szCs w:val="24"/>
+                              </w:rPr>
+                              <w:t>•</w:t>
+                            </w:r>
+                            <w:r>
+                              <w:rPr>
+                                <w:i/>
+                                <w:iCs/>
+                                <w:color w:val="262626" w:themeColor="text1" w:themeTint="D9"/>
+                                <w:sz w:val="24"/>
+                                <w:szCs w:val="24"/>
+                              </w:rPr>
+                              <w:t xml:space="preserve"> Full Stack Web Dev Bootcamp</w:t>
+                            </w:r>
+                          </w:p>
+                          <w:p>
+                            <w:pPr>
+                              <w:pBdr>
+                                <w:top w:val="single" w:sz="24" w:space="8" w:color="1CADE4" w:themeColor="accent1"/>
+                                <w:bottom w:val="single" w:sz="24" w:space="2" w:color="1CADE4" w:themeColor="accent1"/>
+                              </w:pBdr>
+                              <w:spacing w:after="0"/>
+                              <w:ind w:left="142" w:hanging="142"/>
+                              <w:rPr>
+                                <w:i/>
+                                <w:iCs/>
+                                <w:color w:val="262626" w:themeColor="text1" w:themeTint="D9"/>
+                                <w:sz w:val="24"/>
+                                <w:szCs w:val="24"/>
+                              </w:rPr>
+                            </w:pPr>
+                            <w:r>
+                              <w:rPr>
+                                <w:i/>
+                                <w:iCs/>
+                                <w:color w:val="262626" w:themeColor="text1" w:themeTint="D9"/>
+                                <w:sz w:val="24"/>
+                                <w:szCs w:val="24"/>
+                              </w:rPr>
+                              <w:t xml:space="preserve">  </w:t>
+                            </w:r>
+                            <w:r>
+                              <w:rPr>
+                                <w:i/>
+                                <w:iCs/>
+                                <w:color w:val="262626" w:themeColor="text1" w:themeTint="D9"/>
+                                <w:sz w:val="24"/>
+                                <w:szCs w:val="24"/>
+                              </w:rPr>
+                              <w:t>•</w:t>
+                            </w:r>
+                            <w:r>
+                              <w:rPr>
+                                <w:i/>
+                                <w:iCs/>
+                                <w:color w:val="262626" w:themeColor="text1" w:themeTint="D9"/>
+                                <w:sz w:val="24"/>
+                                <w:szCs w:val="24"/>
+                              </w:rPr>
+                              <w:t xml:space="preserve"> Completed a number of </w:t>
+                            </w:r>
+                            <w:r>
+                              <w:rPr>
+                                <w:i/>
+                                <w:iCs/>
+                                <w:color w:val="262626" w:themeColor="text1" w:themeTint="D9"/>
+                                <w:sz w:val="24"/>
+                                <w:szCs w:val="24"/>
+                              </w:rPr>
+                              <w:t xml:space="preserve">web dev </w:t>
+                            </w:r>
+                            <w:r>
+                              <w:rPr>
+                                <w:i/>
+                                <w:iCs/>
+                                <w:color w:val="262626" w:themeColor="text1" w:themeTint="D9"/>
+                                <w:sz w:val="24"/>
+                                <w:szCs w:val="24"/>
+                              </w:rPr>
+                              <w:t xml:space="preserve">projects </w:t>
+                            </w:r>
+                            <w:r>
+                              <w:rPr>
+                                <w:i/>
+                                <w:iCs/>
+                                <w:color w:val="262626" w:themeColor="text1" w:themeTint="D9"/>
+                                <w:sz w:val="24"/>
+                                <w:szCs w:val="24"/>
+                              </w:rPr>
+                              <w:t>featured on the left!</w:t>
+                            </w:r>
+                          </w:p>
+                          <w:p>
+                            <w:pPr>
+                              <w:pBdr>
+                                <w:top w:val="single" w:sz="24" w:space="8" w:color="1CADE4" w:themeColor="accent1"/>
+                                <w:bottom w:val="single" w:sz="24" w:space="2" w:color="1CADE4" w:themeColor="accent1"/>
+                              </w:pBdr>
+                              <w:spacing w:after="0"/>
+                              <w:rPr>
+                                <w:i/>
+                                <w:iCs/>
+                                <w:color w:val="262626" w:themeColor="text1" w:themeTint="D9"/>
+                                <w:sz w:val="24"/>
+                                <w:szCs w:val="24"/>
+                              </w:rPr>
+                            </w:pPr>
+                          </w:p>
+                          <w:p>
+                            <w:pPr>
+                              <w:pBdr>
+                                <w:top w:val="single" w:sz="24" w:space="8" w:color="1CADE4" w:themeColor="accent1"/>
+                                <w:bottom w:val="single" w:sz="24" w:space="2" w:color="1CADE4" w:themeColor="accent1"/>
+                              </w:pBdr>
+                              <w:spacing w:after="0"/>
+                              <w:rPr>
+                                <w:b/>
+                                <w:bCs/>
+                                <w:color w:val="262626" w:themeColor="text1" w:themeTint="D9"/>
+                                <w:sz w:val="24"/>
+                                <w:szCs w:val="24"/>
+                              </w:rPr>
+                            </w:pPr>
+                            <w:r>
+                              <w:rPr>
+                                <w:b/>
+                                <w:bCs/>
+                                <w:color w:val="262626" w:themeColor="text1" w:themeTint="D9"/>
+                                <w:sz w:val="24"/>
+                                <w:szCs w:val="24"/>
+                              </w:rPr>
+                              <w:t>QUT</w:t>
+                            </w:r>
+                            <w:r>
+                              <w:rPr>
+                                <w:b/>
+                                <w:bCs/>
+                                <w:color w:val="262626" w:themeColor="text1" w:themeTint="D9"/>
+                                <w:sz w:val="24"/>
+                                <w:szCs w:val="24"/>
+                              </w:rPr>
+                              <w:t xml:space="preserve"> -</w:t>
+                            </w:r>
+                            <w:r>
+                              <w:rPr>
+                                <w:b/>
+                                <w:bCs/>
+                                <w:color w:val="262626" w:themeColor="text1" w:themeTint="D9"/>
+                                <w:sz w:val="24"/>
+                                <w:szCs w:val="24"/>
+                              </w:rPr>
+                              <w:t xml:space="preserve"> </w:t>
+                            </w:r>
+                            <w:r>
+                              <w:rPr>
+                                <w:b/>
+                                <w:bCs/>
+                                <w:i/>
+                                <w:iCs/>
+                                <w:color w:val="262626" w:themeColor="text1" w:themeTint="D9"/>
+                                <w:sz w:val="24"/>
+                                <w:szCs w:val="24"/>
+                              </w:rPr>
+                              <w:t>Bachelors of Business</w:t>
+                            </w:r>
+                            <w:r>
+                              <w:rPr>
+                                <w:b/>
+                                <w:bCs/>
+                                <w:color w:val="262626" w:themeColor="text1" w:themeTint="D9"/>
+                                <w:sz w:val="24"/>
+                                <w:szCs w:val="24"/>
+                              </w:rPr>
+                              <w:t xml:space="preserve"> </w:t>
+                            </w:r>
+                          </w:p>
+                          <w:p>
+                            <w:pPr>
+                              <w:pBdr>
+                                <w:top w:val="single" w:sz="24" w:space="8" w:color="1CADE4" w:themeColor="accent1"/>
+                                <w:bottom w:val="single" w:sz="24" w:space="2" w:color="1CADE4" w:themeColor="accent1"/>
+                              </w:pBdr>
+                              <w:spacing w:after="0"/>
+                              <w:rPr>
+                                <w:color w:val="262626" w:themeColor="text1" w:themeTint="D9"/>
+                                <w:sz w:val="24"/>
+                                <w:szCs w:val="24"/>
+                              </w:rPr>
+                            </w:pPr>
+                            <w:r>
+                              <w:rPr>
+                                <w:color w:val="262626" w:themeColor="text1" w:themeTint="D9"/>
+                                <w:sz w:val="24"/>
+                                <w:szCs w:val="24"/>
+                              </w:rPr>
+                              <w:t>Jan 2015 – July 2018</w:t>
+                            </w:r>
+                          </w:p>
+                          <w:p>
+                            <w:pPr>
+                              <w:pBdr>
+                                <w:top w:val="single" w:sz="24" w:space="8" w:color="1CADE4" w:themeColor="accent1"/>
+                                <w:bottom w:val="single" w:sz="24" w:space="2" w:color="1CADE4" w:themeColor="accent1"/>
+                              </w:pBdr>
+                              <w:spacing w:after="0"/>
+                              <w:ind w:left="720" w:hanging="720"/>
+                              <w:rPr>
+                                <w:i/>
+                                <w:iCs/>
+                                <w:color w:val="262626" w:themeColor="text1" w:themeTint="D9"/>
+                                <w:sz w:val="24"/>
+                                <w:szCs w:val="24"/>
+                              </w:rPr>
+                            </w:pPr>
+                            <w:r>
+                              <w:rPr>
+                                <w:i/>
+                                <w:iCs/>
+                                <w:color w:val="262626" w:themeColor="text1" w:themeTint="D9"/>
+                                <w:sz w:val="24"/>
+                                <w:szCs w:val="24"/>
+                              </w:rPr>
+                              <w:t xml:space="preserve">  </w:t>
+                            </w:r>
+                            <w:r>
+                              <w:rPr>
+                                <w:i/>
+                                <w:iCs/>
+                                <w:color w:val="262626" w:themeColor="text1" w:themeTint="D9"/>
+                                <w:sz w:val="24"/>
+                                <w:szCs w:val="24"/>
+                              </w:rPr>
+                              <w:t>•</w:t>
+                            </w:r>
+                            <w:r>
+                              <w:rPr>
+                                <w:i/>
+                                <w:iCs/>
+                                <w:color w:val="262626" w:themeColor="text1" w:themeTint="D9"/>
+                                <w:sz w:val="24"/>
+                                <w:szCs w:val="24"/>
+                              </w:rPr>
+                              <w:t xml:space="preserve"> Finance Major</w:t>
+                            </w:r>
+                          </w:p>
+                          <w:p>
+                            <w:pPr>
+                              <w:pBdr>
+                                <w:top w:val="single" w:sz="24" w:space="8" w:color="1CADE4" w:themeColor="accent1"/>
+                                <w:bottom w:val="single" w:sz="24" w:space="2" w:color="1CADE4" w:themeColor="accent1"/>
+                              </w:pBdr>
+                              <w:spacing w:after="0"/>
+                              <w:ind w:left="720" w:hanging="720"/>
+                              <w:rPr>
+                                <w:i/>
+                                <w:iCs/>
+                                <w:color w:val="262626" w:themeColor="text1" w:themeTint="D9"/>
+                                <w:sz w:val="24"/>
+                                <w:szCs w:val="24"/>
+                              </w:rPr>
+                            </w:pPr>
+                            <w:r>
+                              <w:rPr>
+                                <w:i/>
+                                <w:iCs/>
+                                <w:color w:val="262626" w:themeColor="text1" w:themeTint="D9"/>
+                                <w:sz w:val="24"/>
+                                <w:szCs w:val="24"/>
+                              </w:rPr>
+                              <w:t xml:space="preserve">  </w:t>
+                            </w:r>
+                            <w:r>
+                              <w:rPr>
+                                <w:i/>
+                                <w:iCs/>
+                                <w:color w:val="262626" w:themeColor="text1" w:themeTint="D9"/>
+                                <w:sz w:val="24"/>
+                                <w:szCs w:val="24"/>
+                              </w:rPr>
+                              <w:t>•</w:t>
+                            </w:r>
+                            <w:r>
+                              <w:rPr>
+                                <w:i/>
+                                <w:iCs/>
+                                <w:color w:val="262626" w:themeColor="text1" w:themeTint="D9"/>
+                                <w:sz w:val="24"/>
+                                <w:szCs w:val="24"/>
+                              </w:rPr>
+                              <w:t xml:space="preserve"> Behavioural Science Minor</w:t>
+                            </w:r>
+                          </w:p>
+                        </w:txbxContent>
+                      </wps:txbx>
+                      <wps:bodyPr rot="0" vert="horz" wrap="square" lIns="91440" tIns="45720" rIns="91440" bIns="45720" anchor="t" anchorCtr="0">
+                        <a:noAutofit/>
+                      </wps:bodyPr>
+                    </wps:wsp>
+                  </a:graphicData>
+                </a:graphic>
+                <wp14:sizeRelH relativeFrom="margin">
+                  <wp14:pctWidth>0</wp14:pctWidth>
+                </wp14:sizeRelH>
+                <wp14:sizeRelV relativeFrom="margin">
+                  <wp14:pctHeight>0</wp14:pctHeight>
+                </wp14:sizeRelV>
+              </wp:anchor>
+            </w:drawing>
+          </mc:Choice>
+          <mc:Fallback>
+            <w:pict>
+              <v:shape w14:anchorId="2A90B16A" id="_x0000_s1027" type="#_x0000_t202" style="position:absolute;left:0;text-align:left;margin-left:349.5pt;margin-top:134.95pt;width:186.75pt;height:584.25pt;z-index:251669504;visibility:visible;mso-wrap-style:square;mso-width-percent:0;mso-height-percent:0;mso-wrap-distance-left:9pt;mso-wrap-distance-top:7.2pt;mso-wrap-distance-right:9pt;mso-wrap-distance-bottom:7.2pt;mso-position-horizontal:absolute;mso-position-horizontal-relative:margin;mso-position-vertical:absolute;mso-position-vertical-relative:text;mso-width-percent:0;mso-height-percent:0;mso-width-relative:margin;mso-height-relative:margin;v-text-anchor:top" o:gfxdata="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" filled="f" stroked="f">
+                <v:textbox>
+                  <w:txbxContent>
+                    <w:p>
+                      <w:pPr>
+                        <w:pBdr>
+                          <w:top w:val="single" w:sz="24" w:space="8" w:color="1CADE4" w:themeColor="accent1"/>
+                          <w:bottom w:val="single" w:sz="24" w:space="2" w:color="1CADE4" w:themeColor="accent1"/>
+                        </w:pBdr>
+                        <w:spacing w:after="0"/>
+                        <w:rPr>
+                          <w:b/>
+                          <w:bCs/>
+                          <w:color w:val="262626" w:themeColor="text1" w:themeTint="D9"/>
+                          <w:sz w:val="32"/>
+                          <w:szCs w:val="32"/>
+                        </w:rPr>
+                      </w:pPr>
+                      <w:r>
+                        <w:rPr>
+                          <w:b/>
+                          <w:bCs/>
+                          <w:color w:val="262626" w:themeColor="text1" w:themeTint="D9"/>
+                          <w:sz w:val="32"/>
+                          <w:szCs w:val="32"/>
+                        </w:rPr>
+                        <w:t>Education/Employment</w:t>
+                      </w:r>
+                    </w:p>
+                    <w:p>
+                      <w:pPr>
+                        <w:pBdr>
+                          <w:top w:val="single" w:sz="24" w:space="8" w:color="1CADE4" w:themeColor="accent1"/>
+                          <w:bottom w:val="single" w:sz="24" w:space="2" w:color="1CADE4" w:themeColor="accent1"/>
+                        </w:pBdr>
+                        <w:spacing w:after="0"/>
+                        <w:rPr>
+                          <w:color w:val="262626" w:themeColor="text1" w:themeTint="D9"/>
+                          <w:sz w:val="24"/>
+                          <w:szCs w:val="24"/>
+                        </w:rPr>
+                      </w:pPr>
+                      <w:r>
+                        <w:rPr>
+                          <w:b/>
+                          <w:bCs/>
+                          <w:color w:val="262626" w:themeColor="text1" w:themeTint="D9"/>
+                          <w:sz w:val="24"/>
+                          <w:szCs w:val="24"/>
+                        </w:rPr>
+                        <w:t>Employment</w:t>
+                      </w:r>
+                      <w:r>
+                        <w:rPr>
+                          <w:color w:val="262626" w:themeColor="text1" w:themeTint="D9"/>
+                          <w:sz w:val="24"/>
+                          <w:szCs w:val="24"/>
+                        </w:rPr>
+                        <w:t xml:space="preserve">: </w:t>
+                      </w:r>
+                    </w:p>
+                    <w:p>
+                      <w:pPr>
+                        <w:pBdr>
+                          <w:top w:val="single" w:sz="24" w:space="8" w:color="1CADE4" w:themeColor="accent1"/>
+                          <w:bottom w:val="single" w:sz="24" w:space="2" w:color="1CADE4" w:themeColor="accent1"/>
+                        </w:pBdr>
+                        <w:spacing w:after="0"/>
+                        <w:rPr>
+                          <w:b/>
+                          <w:bCs/>
+                          <w:color w:val="262626" w:themeColor="text1" w:themeTint="D9"/>
+                          <w:sz w:val="24"/>
+                          <w:szCs w:val="24"/>
+                        </w:rPr>
+                      </w:pPr>
+                      <w:r>
+                        <w:rPr>
+                          <w:b/>
+                          <w:bCs/>
+                          <w:color w:val="262626" w:themeColor="text1" w:themeTint="D9"/>
+                          <w:sz w:val="24"/>
+                          <w:szCs w:val="24"/>
+                        </w:rPr>
+                        <w:t>Domino's Pizza Enterprises Ltd</w:t>
+                      </w:r>
+                    </w:p>
+                    <w:p>
+                      <w:pPr>
+                        <w:pBdr>
+                          <w:top w:val="single" w:sz="24" w:space="8" w:color="1CADE4" w:themeColor="accent1"/>
+                          <w:bottom w:val="single" w:sz="24" w:space="2" w:color="1CADE4" w:themeColor="accent1"/>
+                        </w:pBdr>
+                        <w:spacing w:after="0"/>
+                        <w:rPr>
+                          <w:color w:val="262626" w:themeColor="text1" w:themeTint="D9"/>
+                          <w:sz w:val="24"/>
+                          <w:szCs w:val="24"/>
+                        </w:rPr>
+                      </w:pPr>
+                      <w:r>
+                        <w:rPr>
+                          <w:color w:val="262626" w:themeColor="text1" w:themeTint="D9"/>
+                          <w:sz w:val="24"/>
+                          <w:szCs w:val="24"/>
+                        </w:rPr>
+                        <w:t>Mar</w:t>
+                      </w:r>
+                      <w:r>
+                        <w:rPr>
+                          <w:color w:val="262626" w:themeColor="text1" w:themeTint="D9"/>
+                          <w:sz w:val="24"/>
+                          <w:szCs w:val="24"/>
+                        </w:rPr>
+                        <w:t xml:space="preserve"> </w:t>
+                      </w:r>
+                      <w:r>
+                        <w:rPr>
+                          <w:color w:val="262626" w:themeColor="text1" w:themeTint="D9"/>
+                          <w:sz w:val="24"/>
+                          <w:szCs w:val="24"/>
+                        </w:rPr>
+                        <w:t>2022</w:t>
+                      </w:r>
+                      <w:r>
+                        <w:rPr>
+                          <w:color w:val="262626" w:themeColor="text1" w:themeTint="D9"/>
+                          <w:sz w:val="24"/>
+                          <w:szCs w:val="24"/>
+                        </w:rPr>
+                        <w:t xml:space="preserve"> – </w:t>
+                      </w:r>
+                      <w:r>
+                        <w:rPr>
+                          <w:color w:val="262626" w:themeColor="text1" w:themeTint="D9"/>
+                          <w:sz w:val="24"/>
+                          <w:szCs w:val="24"/>
+                        </w:rPr>
+                        <w:t>Aug 2025</w:t>
+                      </w:r>
+                    </w:p>
+                    <w:p>
+                      <w:pPr>
+                        <w:pBdr>
+                          <w:top w:val="single" w:sz="24" w:space="8" w:color="1CADE4" w:themeColor="accent1"/>
+                          <w:bottom w:val="single" w:sz="24" w:space="2" w:color="1CADE4" w:themeColor="accent1"/>
+                        </w:pBdr>
+                        <w:spacing w:after="0"/>
+                        <w:ind w:left="142" w:hanging="142"/>
+                        <w:rPr>
+                          <w:i/>
+                          <w:iCs/>
+                          <w:color w:val="262626" w:themeColor="text1" w:themeTint="D9"/>
+                        </w:rPr>
+                      </w:pPr>
+                      <w:r>
+                        <w:rPr>
+                          <w:i/>
+                          <w:iCs/>
+                          <w:color w:val="262626" w:themeColor="text1" w:themeTint="D9"/>
+                        </w:rPr>
+                        <w:t xml:space="preserve">  • </w:t>
+                      </w:r>
+                      <w:r>
+                        <w:rPr>
+                          <w:i/>
+                          <w:iCs/>
+                          <w:color w:val="262626" w:themeColor="text1" w:themeTint="D9"/>
+                        </w:rPr>
+                        <w:t xml:space="preserve">Developed scalable .Net </w:t>
+                      </w:r>
+                      <w:r>
+                        <w:rPr>
+                          <w:i/>
+                          <w:iCs/>
+                          <w:color w:val="262626" w:themeColor="text1" w:themeTint="D9"/>
+                        </w:rPr>
+                        <w:t xml:space="preserve">8 </w:t>
+                      </w:r>
+                      <w:r>
+                        <w:rPr>
+                          <w:i/>
+                          <w:iCs/>
+                          <w:color w:val="262626" w:themeColor="text1" w:themeTint="D9"/>
+                        </w:rPr>
+                        <w:t>services</w:t>
+                      </w:r>
+                      <w:r>
+                        <w:rPr>
+                          <w:i/>
+                          <w:iCs/>
+                          <w:color w:val="262626" w:themeColor="text1" w:themeTint="D9"/>
+                        </w:rPr>
+                        <w:t xml:space="preserve"> and maintained React frontends</w:t>
+                      </w:r>
+                    </w:p>
+                    <w:p>
+                      <w:pPr>
+                        <w:pBdr>
+                          <w:top w:val="single" w:sz="24" w:space="8" w:color="1CADE4" w:themeColor="accent1"/>
+                          <w:bottom w:val="single" w:sz="24" w:space="2" w:color="1CADE4" w:themeColor="accent1"/>
+                        </w:pBdr>
+                        <w:spacing w:after="0"/>
+                        <w:ind w:left="142" w:hanging="142"/>
+                        <w:rPr>
+                          <w:i/>
+                          <w:iCs/>
+                          <w:color w:val="262626" w:themeColor="text1" w:themeTint="D9"/>
+                        </w:rPr>
+                      </w:pPr>
+                      <w:r>
+                        <w:rPr>
+                          <w:i/>
+                          <w:iCs/>
+                          <w:color w:val="262626" w:themeColor="text1" w:themeTint="D9"/>
+                        </w:rPr>
+                        <w:t xml:space="preserve">  • Modernised legacy platforms</w:t>
+                      </w:r>
+                    </w:p>
+                    <w:p>
+                      <w:pPr>
+                        <w:pBdr>
+                          <w:top w:val="single" w:sz="24" w:space="8" w:color="1CADE4" w:themeColor="accent1"/>
+                          <w:bottom w:val="single" w:sz="24" w:space="2" w:color="1CADE4" w:themeColor="accent1"/>
+                        </w:pBdr>
+                        <w:spacing w:after="0"/>
+                        <w:ind w:left="142" w:hanging="142"/>
+                        <w:rPr>
+                          <w:i/>
+                          <w:iCs/>
+                          <w:color w:val="262626" w:themeColor="text1" w:themeTint="D9"/>
+                        </w:rPr>
+                      </w:pPr>
+                      <w:r>
+                        <w:rPr>
+                          <w:i/>
+                          <w:iCs/>
+                          <w:color w:val="262626" w:themeColor="text1" w:themeTint="D9"/>
+                        </w:rPr>
+                        <w:t xml:space="preserve">  • Led </w:t>
+                      </w:r>
+                      <w:r>
+                        <w:rPr>
+                          <w:i/>
+                          <w:iCs/>
+                          <w:color w:val="262626" w:themeColor="text1" w:themeTint="D9"/>
+                        </w:rPr>
+                        <w:t xml:space="preserve">cross-team cloud migration projects </w:t>
+                      </w:r>
+                      <w:r>
+                        <w:rPr>
+                          <w:i/>
+                          <w:iCs/>
+                          <w:color w:val="262626" w:themeColor="text1" w:themeTint="D9"/>
+                        </w:rPr>
+                        <w:t>(Azure, AWS)</w:t>
+                      </w:r>
+                    </w:p>
+                    <w:p>
+                      <w:pPr>
+                        <w:pBdr>
+                          <w:top w:val="single" w:sz="24" w:space="8" w:color="1CADE4" w:themeColor="accent1"/>
+                          <w:bottom w:val="single" w:sz="24" w:space="2" w:color="1CADE4" w:themeColor="accent1"/>
+                        </w:pBdr>
+                        <w:spacing w:after="0"/>
+                        <w:ind w:left="142" w:hanging="142"/>
+                        <w:rPr>
+                          <w:i/>
+                          <w:iCs/>
+                          <w:color w:val="262626" w:themeColor="text1" w:themeTint="D9"/>
+                        </w:rPr>
+                      </w:pPr>
+                      <w:r>
+                        <w:rPr>
+                          <w:i/>
+                          <w:iCs/>
+                          <w:color w:val="262626" w:themeColor="text1" w:themeTint="D9"/>
+                        </w:rPr>
+                        <w:t xml:space="preserve">  • Automated DevOps pipelines</w:t>
+                      </w:r>
+                    </w:p>
+                    <w:p>
+                      <w:pPr>
+                        <w:pBdr>
+                          <w:top w:val="single" w:sz="24" w:space="8" w:color="1CADE4" w:themeColor="accent1"/>
+                          <w:bottom w:val="single" w:sz="24" w:space="2" w:color="1CADE4" w:themeColor="accent1"/>
+                        </w:pBdr>
+                        <w:spacing w:after="0"/>
+                        <w:ind w:left="142" w:hanging="142"/>
+                        <w:rPr>
+                          <w:i/>
+                          <w:iCs/>
+                          <w:color w:val="262626" w:themeColor="text1" w:themeTint="D9"/>
+                        </w:rPr>
+                      </w:pPr>
+                      <w:r>
+                        <w:rPr>
+                          <w:i/>
+                          <w:iCs/>
+                          <w:color w:val="262626" w:themeColor="text1" w:themeTint="D9"/>
+                        </w:rPr>
+                        <w:t xml:space="preserve">  • Implemented translation workflows</w:t>
+                      </w:r>
+                    </w:p>
+                    <w:p>
+                      <w:pPr>
+                        <w:pBdr>
+                          <w:top w:val="single" w:sz="24" w:space="8" w:color="1CADE4" w:themeColor="accent1"/>
+                          <w:bottom w:val="single" w:sz="24" w:space="2" w:color="1CADE4" w:themeColor="accent1"/>
+                        </w:pBdr>
+                        <w:spacing w:after="0"/>
+                        <w:ind w:left="142" w:hanging="142"/>
+                        <w:rPr>
+                          <w:i/>
+                          <w:iCs/>
+                          <w:color w:val="262626" w:themeColor="text1" w:themeTint="D9"/>
+                        </w:rPr>
+                      </w:pPr>
+                      <w:r>
+                        <w:rPr>
+                          <w:i/>
+                          <w:iCs/>
+                          <w:color w:val="262626" w:themeColor="text1" w:themeTint="D9"/>
+                        </w:rPr>
+                        <w:t xml:space="preserve">  • Enabled cross-team tool adoption</w:t>
+                      </w:r>
+                    </w:p>
+                    <w:p>
+                      <w:pPr>
+                        <w:pBdr>
+                          <w:top w:val="single" w:sz="24" w:space="8" w:color="1CADE4" w:themeColor="accent1"/>
+                          <w:bottom w:val="single" w:sz="24" w:space="2" w:color="1CADE4" w:themeColor="accent1"/>
+                        </w:pBdr>
+                        <w:spacing w:after="0"/>
+                        <w:ind w:left="142" w:hanging="142"/>
+                        <w:rPr>
+                          <w:i/>
+                          <w:iCs/>
+                          <w:color w:val="262626" w:themeColor="text1" w:themeTint="D9"/>
+                        </w:rPr>
+                      </w:pPr>
+                      <w:r>
+                        <w:rPr>
+                          <w:i/>
+                          <w:iCs/>
+                          <w:color w:val="262626" w:themeColor="text1" w:themeTint="D9"/>
+                        </w:rPr>
+                        <w:t xml:space="preserve">  • </w:t>
+                      </w:r>
+                      <w:r>
+                        <w:rPr>
+                          <w:i/>
+                          <w:iCs/>
+                          <w:color w:val="262626" w:themeColor="text1" w:themeTint="D9"/>
+                        </w:rPr>
+                        <w:t xml:space="preserve">Migrated platforms to </w:t>
+                      </w:r>
+                      <w:proofErr w:type="spellStart"/>
+                      <w:r>
+                        <w:rPr>
+                          <w:i/>
+                          <w:iCs/>
+                          <w:color w:val="262626" w:themeColor="text1" w:themeTint="D9"/>
+                        </w:rPr>
+                        <w:t>Entra</w:t>
+                      </w:r>
+                      <w:proofErr w:type="spellEnd"/>
+                      <w:r>
+                        <w:rPr>
+                          <w:i/>
+                          <w:iCs/>
+                          <w:color w:val="262626" w:themeColor="text1" w:themeTint="D9"/>
+                        </w:rPr>
+                        <w:t xml:space="preserve"> ID</w:t>
+                      </w:r>
+                    </w:p>
+                    <w:p>
+                      <w:pPr>
+                        <w:pBdr>
+                          <w:top w:val="single" w:sz="24" w:space="8" w:color="1CADE4" w:themeColor="accent1"/>
+                          <w:bottom w:val="single" w:sz="24" w:space="2" w:color="1CADE4" w:themeColor="accent1"/>
+                        </w:pBdr>
+                        <w:spacing w:after="0"/>
+                        <w:ind w:left="142" w:hanging="142"/>
+                        <w:rPr>
+                          <w:i/>
+                          <w:iCs/>
+                          <w:color w:val="262626" w:themeColor="text1" w:themeTint="D9"/>
+                        </w:rPr>
+                      </w:pPr>
+                      <w:r>
+                        <w:rPr>
+                          <w:i/>
+                          <w:iCs/>
+                          <w:color w:val="262626" w:themeColor="text1" w:themeTint="D9"/>
+                        </w:rPr>
+                        <w:t xml:space="preserve">  • </w:t>
+                      </w:r>
+                      <w:r>
+                        <w:rPr>
+                          <w:i/>
+                          <w:iCs/>
+                          <w:color w:val="262626" w:themeColor="text1" w:themeTint="D9"/>
+                        </w:rPr>
+                        <w:t xml:space="preserve">Built automated SQL </w:t>
+                      </w:r>
+                      <w:r>
+                        <w:rPr>
+                          <w:i/>
+                          <w:iCs/>
+                          <w:color w:val="262626" w:themeColor="text1" w:themeTint="D9"/>
+                        </w:rPr>
+                        <w:t>pipelines</w:t>
+                      </w:r>
+                    </w:p>
+                    <w:p>
+                      <w:pPr>
+                        <w:pBdr>
+                          <w:top w:val="single" w:sz="24" w:space="8" w:color="1CADE4" w:themeColor="accent1"/>
+                          <w:bottom w:val="single" w:sz="24" w:space="2" w:color="1CADE4" w:themeColor="accent1"/>
+                        </w:pBdr>
+                        <w:spacing w:after="0"/>
+                        <w:ind w:left="142" w:hanging="142"/>
+                        <w:rPr>
+                          <w:i/>
+                          <w:iCs/>
+                          <w:color w:val="262626" w:themeColor="text1" w:themeTint="D9"/>
+                        </w:rPr>
+                      </w:pPr>
+                      <w:r>
+                        <w:rPr>
+                          <w:i/>
+                          <w:iCs/>
+                          <w:color w:val="262626" w:themeColor="text1" w:themeTint="D9"/>
+                        </w:rPr>
+                        <w:t xml:space="preserve">  • </w:t>
+                      </w:r>
+                      <w:r>
+                        <w:rPr>
+                          <w:i/>
+                          <w:iCs/>
+                          <w:color w:val="262626" w:themeColor="text1" w:themeTint="D9"/>
+                        </w:rPr>
+                        <w:t>Integrated banking backend</w:t>
+                      </w:r>
+                      <w:r>
+                        <w:rPr>
+                          <w:i/>
+                          <w:iCs/>
+                          <w:color w:val="262626" w:themeColor="text1" w:themeTint="D9"/>
+                        </w:rPr>
+                        <w:t xml:space="preserve"> </w:t>
+                      </w:r>
+                      <w:r>
+                        <w:rPr>
+                          <w:i/>
+                          <w:iCs/>
+                          <w:color w:val="262626" w:themeColor="text1" w:themeTint="D9"/>
+                        </w:rPr>
+                        <w:t>services</w:t>
+                      </w:r>
+                    </w:p>
+                    <w:p>
+                      <w:pPr>
+                        <w:pBdr>
+                          <w:top w:val="single" w:sz="24" w:space="8" w:color="1CADE4" w:themeColor="accent1"/>
+                          <w:bottom w:val="single" w:sz="24" w:space="2" w:color="1CADE4" w:themeColor="accent1"/>
+                        </w:pBdr>
+                        <w:spacing w:after="0"/>
+                        <w:ind w:left="142" w:hanging="142"/>
+                        <w:rPr>
+                          <w:i/>
+                          <w:iCs/>
+                          <w:color w:val="262626" w:themeColor="text1" w:themeTint="D9"/>
+                        </w:rPr>
+                      </w:pPr>
+                      <w:r>
+                        <w:rPr>
+                          <w:i/>
+                          <w:iCs/>
+                          <w:color w:val="262626" w:themeColor="text1" w:themeTint="D9"/>
+                        </w:rPr>
+                        <w:t xml:space="preserve">  • </w:t>
+                      </w:r>
+                      <w:r>
+                        <w:rPr>
+                          <w:i/>
+                          <w:iCs/>
+                          <w:color w:val="262626" w:themeColor="text1" w:themeTint="D9"/>
+                        </w:rPr>
+                        <w:t>Improved caching and service performance</w:t>
+                      </w:r>
+                    </w:p>
+                    <w:p>
+                      <w:pPr>
+                        <w:pBdr>
+                          <w:top w:val="single" w:sz="24" w:space="8" w:color="1CADE4" w:themeColor="accent1"/>
+                          <w:bottom w:val="single" w:sz="24" w:space="2" w:color="1CADE4" w:themeColor="accent1"/>
+                        </w:pBdr>
+                        <w:spacing w:after="0"/>
+                        <w:ind w:left="142" w:hanging="142"/>
+                        <w:rPr>
+                          <w:i/>
+                          <w:iCs/>
+                          <w:color w:val="262626" w:themeColor="text1" w:themeTint="D9"/>
+                        </w:rPr>
+                      </w:pPr>
+                      <w:r>
+                        <w:rPr>
+                          <w:i/>
+                          <w:iCs/>
+                          <w:color w:val="262626" w:themeColor="text1" w:themeTint="D9"/>
+                        </w:rPr>
+                        <w:t xml:space="preserve">  • </w:t>
+                      </w:r>
+                      <w:r>
+                        <w:rPr>
+                          <w:i/>
+                          <w:iCs/>
+                          <w:color w:val="262626" w:themeColor="text1" w:themeTint="D9"/>
+                        </w:rPr>
+                        <w:t>Enhanced monitoring and logging across platforms</w:t>
+                      </w:r>
+                    </w:p>
+                    <w:p>
+                      <w:pPr>
+                        <w:pBdr>
+                          <w:top w:val="single" w:sz="24" w:space="8" w:color="1CADE4" w:themeColor="accent1"/>
+                          <w:bottom w:val="single" w:sz="24" w:space="2" w:color="1CADE4" w:themeColor="accent1"/>
+                        </w:pBdr>
+                        <w:spacing w:after="0"/>
+                        <w:ind w:left="142" w:hanging="142"/>
+                        <w:rPr>
+                          <w:i/>
+                          <w:iCs/>
+                          <w:color w:val="262626" w:themeColor="text1" w:themeTint="D9"/>
+                        </w:rPr>
+                      </w:pPr>
+                      <w:r>
+                        <w:rPr>
+                          <w:i/>
+                          <w:iCs/>
+                          <w:color w:val="262626" w:themeColor="text1" w:themeTint="D9"/>
+                        </w:rPr>
+                        <w:t xml:space="preserve">  • Planned and executed legacy platform decommissioning</w:t>
+                      </w:r>
+                    </w:p>
+                    <w:p>
+                      <w:pPr>
+                        <w:pBdr>
+                          <w:top w:val="single" w:sz="24" w:space="8" w:color="1CADE4" w:themeColor="accent1"/>
+                          <w:bottom w:val="single" w:sz="24" w:space="2" w:color="1CADE4" w:themeColor="accent1"/>
+                        </w:pBdr>
+                        <w:spacing w:after="0"/>
+                        <w:ind w:left="142" w:hanging="142"/>
+                        <w:rPr>
+                          <w:i/>
+                          <w:iCs/>
+                          <w:color w:val="262626" w:themeColor="text1" w:themeTint="D9"/>
+                          <w:sz w:val="24"/>
+                          <w:szCs w:val="24"/>
+                        </w:rPr>
+                      </w:pPr>
+                    </w:p>
+                    <w:p>
+                      <w:pPr>
+                        <w:pBdr>
+                          <w:top w:val="single" w:sz="24" w:space="8" w:color="1CADE4" w:themeColor="accent1"/>
+                          <w:bottom w:val="single" w:sz="24" w:space="2" w:color="1CADE4" w:themeColor="accent1"/>
+                        </w:pBdr>
+                        <w:spacing w:after="0"/>
+                        <w:rPr>
+                          <w:b/>
+                          <w:bCs/>
+                          <w:color w:val="262626" w:themeColor="text1" w:themeTint="D9"/>
+                          <w:sz w:val="24"/>
+                          <w:szCs w:val="24"/>
+                        </w:rPr>
+                      </w:pPr>
+                      <w:r>
+                        <w:rPr>
+                          <w:b/>
+                          <w:bCs/>
+                          <w:color w:val="262626" w:themeColor="text1" w:themeTint="D9"/>
+                          <w:sz w:val="24"/>
+                          <w:szCs w:val="24"/>
+                        </w:rPr>
+                        <w:t>Consultation Manager</w:t>
+                      </w:r>
+                    </w:p>
+                    <w:p>
+                      <w:pPr>
+                        <w:pBdr>
+                          <w:top w:val="single" w:sz="24" w:space="8" w:color="1CADE4" w:themeColor="accent1"/>
+                          <w:bottom w:val="single" w:sz="24" w:space="2" w:color="1CADE4" w:themeColor="accent1"/>
+                        </w:pBdr>
+                        <w:spacing w:after="0"/>
+                        <w:rPr>
+                          <w:color w:val="262626" w:themeColor="text1" w:themeTint="D9"/>
+                          <w:sz w:val="24"/>
+                          <w:szCs w:val="24"/>
+                        </w:rPr>
+                      </w:pPr>
+                      <w:r>
+                        <w:rPr>
+                          <w:color w:val="262626" w:themeColor="text1" w:themeTint="D9"/>
+                          <w:sz w:val="24"/>
+                          <w:szCs w:val="24"/>
+                        </w:rPr>
+                        <w:t>May</w:t>
+                      </w:r>
+                      <w:r>
+                        <w:rPr>
+                          <w:color w:val="262626" w:themeColor="text1" w:themeTint="D9"/>
+                          <w:sz w:val="24"/>
+                          <w:szCs w:val="24"/>
+                        </w:rPr>
+                        <w:t xml:space="preserve"> 20</w:t>
+                      </w:r>
+                      <w:r>
+                        <w:rPr>
+                          <w:color w:val="262626" w:themeColor="text1" w:themeTint="D9"/>
+                          <w:sz w:val="24"/>
+                          <w:szCs w:val="24"/>
+                        </w:rPr>
+                        <w:t>21</w:t>
+                      </w:r>
+                      <w:r>
+                        <w:rPr>
+                          <w:color w:val="262626" w:themeColor="text1" w:themeTint="D9"/>
+                          <w:sz w:val="24"/>
+                          <w:szCs w:val="24"/>
+                        </w:rPr>
+                        <w:t xml:space="preserve"> – </w:t>
+                      </w:r>
+                      <w:r>
+                        <w:rPr>
+                          <w:color w:val="262626" w:themeColor="text1" w:themeTint="D9"/>
+                          <w:sz w:val="24"/>
+                          <w:szCs w:val="24"/>
+                        </w:rPr>
+                        <w:t>Mar 2022</w:t>
+                      </w:r>
+                    </w:p>
+                    <w:p>
+                      <w:pPr>
+                        <w:pBdr>
+                          <w:top w:val="single" w:sz="24" w:space="8" w:color="1CADE4" w:themeColor="accent1"/>
+                          <w:bottom w:val="single" w:sz="24" w:space="2" w:color="1CADE4" w:themeColor="accent1"/>
+                        </w:pBdr>
+                        <w:spacing w:after="0"/>
+                        <w:ind w:left="142" w:hanging="142"/>
+                        <w:rPr>
+                          <w:i/>
+                          <w:iCs/>
+                          <w:color w:val="262626" w:themeColor="text1" w:themeTint="D9"/>
+                          <w:sz w:val="24"/>
+                          <w:szCs w:val="24"/>
+                        </w:rPr>
+                      </w:pPr>
+                      <w:r>
+                        <w:rPr>
+                          <w:i/>
+                          <w:iCs/>
+                          <w:color w:val="262626" w:themeColor="text1" w:themeTint="D9"/>
+                          <w:sz w:val="24"/>
+                          <w:szCs w:val="24"/>
+                        </w:rPr>
+                        <w:t xml:space="preserve">  </w:t>
+                      </w:r>
+                      <w:r>
+                        <w:rPr>
+                          <w:i/>
+                          <w:iCs/>
+                          <w:color w:val="262626" w:themeColor="text1" w:themeTint="D9"/>
+                          <w:sz w:val="24"/>
+                          <w:szCs w:val="24"/>
+                        </w:rPr>
+                        <w:t>•</w:t>
+                      </w:r>
+                      <w:r>
+                        <w:rPr>
+                          <w:i/>
+                          <w:iCs/>
+                          <w:color w:val="262626" w:themeColor="text1" w:themeTint="D9"/>
+                          <w:sz w:val="24"/>
+                          <w:szCs w:val="24"/>
+                        </w:rPr>
+                        <w:t xml:space="preserve"> </w:t>
+                      </w:r>
+                      <w:r>
+                        <w:rPr>
+                          <w:i/>
+                          <w:iCs/>
+                          <w:color w:val="262626" w:themeColor="text1" w:themeTint="D9"/>
+                          <w:sz w:val="24"/>
+                          <w:szCs w:val="24"/>
+                        </w:rPr>
+                        <w:t>Junior Software Engineer</w:t>
+                      </w:r>
+                    </w:p>
+                    <w:p>
+                      <w:pPr>
+                        <w:pBdr>
+                          <w:top w:val="single" w:sz="24" w:space="8" w:color="1CADE4" w:themeColor="accent1"/>
+                          <w:bottom w:val="single" w:sz="24" w:space="2" w:color="1CADE4" w:themeColor="accent1"/>
+                        </w:pBdr>
+                        <w:spacing w:after="0"/>
+                        <w:ind w:left="142" w:hanging="142"/>
+                        <w:rPr>
+                          <w:i/>
+                          <w:iCs/>
+                          <w:color w:val="262626" w:themeColor="text1" w:themeTint="D9"/>
+                          <w:sz w:val="24"/>
+                          <w:szCs w:val="24"/>
+                        </w:rPr>
+                      </w:pPr>
+                      <w:r>
+                        <w:rPr>
+                          <w:i/>
+                          <w:iCs/>
+                          <w:color w:val="262626" w:themeColor="text1" w:themeTint="D9"/>
+                          <w:sz w:val="24"/>
+                          <w:szCs w:val="24"/>
+                        </w:rPr>
+                        <w:t xml:space="preserve">  </w:t>
+                      </w:r>
+                      <w:r>
+                        <w:rPr>
+                          <w:i/>
+                          <w:iCs/>
+                          <w:color w:val="262626" w:themeColor="text1" w:themeTint="D9"/>
+                          <w:sz w:val="24"/>
+                          <w:szCs w:val="24"/>
+                        </w:rPr>
+                        <w:t>•</w:t>
+                      </w:r>
+                      <w:r>
+                        <w:rPr>
+                          <w:i/>
+                          <w:iCs/>
+                          <w:color w:val="262626" w:themeColor="text1" w:themeTint="D9"/>
+                          <w:sz w:val="24"/>
+                          <w:szCs w:val="24"/>
+                        </w:rPr>
+                        <w:t xml:space="preserve"> </w:t>
+                      </w:r>
+                      <w:r>
+                        <w:rPr>
+                          <w:i/>
+                          <w:iCs/>
+                          <w:color w:val="262626" w:themeColor="text1" w:themeTint="D9"/>
+                          <w:sz w:val="24"/>
+                          <w:szCs w:val="24"/>
+                        </w:rPr>
+                        <w:t>Angular/.Net</w:t>
+                      </w:r>
+                    </w:p>
+                    <w:p>
+                      <w:pPr>
+                        <w:pBdr>
+                          <w:top w:val="single" w:sz="24" w:space="8" w:color="1CADE4" w:themeColor="accent1"/>
+                          <w:bottom w:val="single" w:sz="24" w:space="2" w:color="1CADE4" w:themeColor="accent1"/>
+                        </w:pBdr>
+                        <w:spacing w:after="0"/>
+                        <w:ind w:left="142" w:hanging="142"/>
+                        <w:rPr>
+                          <w:i/>
+                          <w:iCs/>
+                          <w:color w:val="262626" w:themeColor="text1" w:themeTint="D9"/>
+                          <w:sz w:val="24"/>
+                          <w:szCs w:val="24"/>
+                        </w:rPr>
+                      </w:pPr>
+                    </w:p>
+                    <w:p>
+                      <w:pPr>
+                        <w:pBdr>
+                          <w:top w:val="single" w:sz="24" w:space="8" w:color="1CADE4" w:themeColor="accent1"/>
+                          <w:bottom w:val="single" w:sz="24" w:space="2" w:color="1CADE4" w:themeColor="accent1"/>
+                        </w:pBdr>
+                        <w:spacing w:after="0"/>
+                        <w:rPr>
+                          <w:color w:val="262626" w:themeColor="text1" w:themeTint="D9"/>
+                          <w:sz w:val="24"/>
+                          <w:szCs w:val="24"/>
+                        </w:rPr>
+                      </w:pPr>
+                      <w:r>
+                        <w:rPr>
+                          <w:b/>
+                          <w:bCs/>
+                          <w:color w:val="262626" w:themeColor="text1" w:themeTint="D9"/>
+                          <w:sz w:val="24"/>
+                          <w:szCs w:val="24"/>
+                        </w:rPr>
+                        <w:t>Education</w:t>
+                      </w:r>
+                      <w:r>
+                        <w:rPr>
+                          <w:color w:val="262626" w:themeColor="text1" w:themeTint="D9"/>
+                          <w:sz w:val="24"/>
+                          <w:szCs w:val="24"/>
+                        </w:rPr>
+                        <w:t xml:space="preserve">: </w:t>
+                      </w:r>
+                    </w:p>
+                    <w:p>
+                      <w:pPr>
+                        <w:pBdr>
+                          <w:top w:val="single" w:sz="24" w:space="8" w:color="1CADE4" w:themeColor="accent1"/>
+                          <w:bottom w:val="single" w:sz="24" w:space="2" w:color="1CADE4" w:themeColor="accent1"/>
+                        </w:pBdr>
+                        <w:spacing w:after="0"/>
+                        <w:rPr>
+                          <w:b/>
+                          <w:bCs/>
+                          <w:color w:val="262626" w:themeColor="text1" w:themeTint="D9"/>
+                          <w:sz w:val="24"/>
+                          <w:szCs w:val="24"/>
+                        </w:rPr>
+                      </w:pPr>
+                      <w:r>
+                        <w:rPr>
+                          <w:b/>
+                          <w:bCs/>
+                          <w:color w:val="262626" w:themeColor="text1" w:themeTint="D9"/>
+                          <w:sz w:val="24"/>
+                          <w:szCs w:val="24"/>
+                        </w:rPr>
+                        <w:t xml:space="preserve">Coder Academy – </w:t>
+                      </w:r>
+                      <w:r>
+                        <w:rPr>
+                          <w:b/>
+                          <w:bCs/>
+                          <w:i/>
+                          <w:iCs/>
+                          <w:color w:val="262626" w:themeColor="text1" w:themeTint="D9"/>
+                          <w:sz w:val="24"/>
+                          <w:szCs w:val="24"/>
+                        </w:rPr>
+                        <w:t>Diploma of IT</w:t>
+                      </w:r>
+                    </w:p>
+                    <w:p>
+                      <w:pPr>
+                        <w:pBdr>
+                          <w:top w:val="single" w:sz="24" w:space="8" w:color="1CADE4" w:themeColor="accent1"/>
+                          <w:bottom w:val="single" w:sz="24" w:space="2" w:color="1CADE4" w:themeColor="accent1"/>
+                        </w:pBdr>
+                        <w:spacing w:after="0"/>
+                        <w:rPr>
+                          <w:color w:val="262626" w:themeColor="text1" w:themeTint="D9"/>
+                          <w:sz w:val="24"/>
+                          <w:szCs w:val="24"/>
+                        </w:rPr>
+                      </w:pPr>
+                      <w:r>
+                        <w:rPr>
+                          <w:color w:val="262626" w:themeColor="text1" w:themeTint="D9"/>
+                          <w:sz w:val="24"/>
+                          <w:szCs w:val="24"/>
+                        </w:rPr>
+                        <w:t xml:space="preserve">Aug 2020 – </w:t>
+                      </w:r>
+                      <w:r>
+                        <w:rPr>
+                          <w:color w:val="262626" w:themeColor="text1" w:themeTint="D9"/>
+                          <w:sz w:val="24"/>
+                          <w:szCs w:val="24"/>
+                        </w:rPr>
+                        <w:t>Feb</w:t>
+                      </w:r>
+                      <w:r>
+                        <w:rPr>
+                          <w:color w:val="262626" w:themeColor="text1" w:themeTint="D9"/>
+                          <w:sz w:val="24"/>
+                          <w:szCs w:val="24"/>
+                        </w:rPr>
+                        <w:t xml:space="preserve"> 2021</w:t>
+                      </w:r>
+                    </w:p>
+                    <w:p>
+                      <w:pPr>
+                        <w:pBdr>
+                          <w:top w:val="single" w:sz="24" w:space="8" w:color="1CADE4" w:themeColor="accent1"/>
+                          <w:bottom w:val="single" w:sz="24" w:space="2" w:color="1CADE4" w:themeColor="accent1"/>
+                        </w:pBdr>
+                        <w:spacing w:after="0"/>
+                        <w:ind w:left="142" w:hanging="142"/>
+                        <w:rPr>
+                          <w:i/>
+                          <w:iCs/>
+                          <w:color w:val="262626" w:themeColor="text1" w:themeTint="D9"/>
+                          <w:sz w:val="24"/>
+                          <w:szCs w:val="24"/>
+                        </w:rPr>
+                      </w:pPr>
+                      <w:r>
+                        <w:rPr>
+                          <w:i/>
+                          <w:iCs/>
+                          <w:color w:val="262626" w:themeColor="text1" w:themeTint="D9"/>
+                          <w:sz w:val="24"/>
+                          <w:szCs w:val="24"/>
+                        </w:rPr>
+                        <w:t xml:space="preserve">  </w:t>
+                      </w:r>
+                      <w:r>
+                        <w:rPr>
+                          <w:i/>
+                          <w:iCs/>
+                          <w:color w:val="262626" w:themeColor="text1" w:themeTint="D9"/>
+                          <w:sz w:val="24"/>
+                          <w:szCs w:val="24"/>
+                        </w:rPr>
+                        <w:t>•</w:t>
+                      </w:r>
+                      <w:r>
+                        <w:rPr>
+                          <w:i/>
+                          <w:iCs/>
+                          <w:color w:val="262626" w:themeColor="text1" w:themeTint="D9"/>
+                          <w:sz w:val="24"/>
+                          <w:szCs w:val="24"/>
+                        </w:rPr>
+                        <w:t xml:space="preserve"> Diploma of Information Technology</w:t>
+                      </w:r>
+                    </w:p>
+                    <w:p>
+                      <w:pPr>
+                        <w:pBdr>
+                          <w:top w:val="single" w:sz="24" w:space="8" w:color="1CADE4" w:themeColor="accent1"/>
+                          <w:bottom w:val="single" w:sz="24" w:space="2" w:color="1CADE4" w:themeColor="accent1"/>
+                        </w:pBdr>
+                        <w:spacing w:after="0"/>
+                        <w:ind w:left="142" w:hanging="142"/>
+                        <w:rPr>
+                          <w:i/>
+                          <w:iCs/>
+                          <w:color w:val="262626" w:themeColor="text1" w:themeTint="D9"/>
+                          <w:sz w:val="24"/>
+                          <w:szCs w:val="24"/>
+                        </w:rPr>
+                      </w:pPr>
+                      <w:r>
+                        <w:rPr>
+                          <w:i/>
+                          <w:iCs/>
+                          <w:color w:val="262626" w:themeColor="text1" w:themeTint="D9"/>
+                          <w:sz w:val="24"/>
+                          <w:szCs w:val="24"/>
+                        </w:rPr>
+                        <w:t xml:space="preserve">  </w:t>
+                      </w:r>
+                      <w:r>
+                        <w:rPr>
+                          <w:i/>
+                          <w:iCs/>
+                          <w:color w:val="262626" w:themeColor="text1" w:themeTint="D9"/>
+                          <w:sz w:val="24"/>
+                          <w:szCs w:val="24"/>
+                        </w:rPr>
+                        <w:t>•</w:t>
+                      </w:r>
+                      <w:r>
+                        <w:rPr>
+                          <w:i/>
+                          <w:iCs/>
+                          <w:color w:val="262626" w:themeColor="text1" w:themeTint="D9"/>
+                          <w:sz w:val="24"/>
+                          <w:szCs w:val="24"/>
+                        </w:rPr>
+                        <w:t xml:space="preserve"> Full Stack Web Dev Bootcamp</w:t>
+                      </w:r>
+                    </w:p>
+                    <w:p>
+                      <w:pPr>
+                        <w:pBdr>
+                          <w:top w:val="single" w:sz="24" w:space="8" w:color="1CADE4" w:themeColor="accent1"/>
+                          <w:bottom w:val="single" w:sz="24" w:space="2" w:color="1CADE4" w:themeColor="accent1"/>
+                        </w:pBdr>
+                        <w:spacing w:after="0"/>
+                        <w:ind w:left="142" w:hanging="142"/>
+                        <w:rPr>
+                          <w:i/>
+                          <w:iCs/>
+                          <w:color w:val="262626" w:themeColor="text1" w:themeTint="D9"/>
+                          <w:sz w:val="24"/>
+                          <w:szCs w:val="24"/>
+                        </w:rPr>
+                      </w:pPr>
+                      <w:r>
+                        <w:rPr>
+                          <w:i/>
+                          <w:iCs/>
+                          <w:color w:val="262626" w:themeColor="text1" w:themeTint="D9"/>
+                          <w:sz w:val="24"/>
+                          <w:szCs w:val="24"/>
+                        </w:rPr>
+                        <w:t xml:space="preserve">  </w:t>
+                      </w:r>
+                      <w:r>
+                        <w:rPr>
+                          <w:i/>
+                          <w:iCs/>
+                          <w:color w:val="262626" w:themeColor="text1" w:themeTint="D9"/>
+                          <w:sz w:val="24"/>
+                          <w:szCs w:val="24"/>
+                        </w:rPr>
+                        <w:t>•</w:t>
+                      </w:r>
+                      <w:r>
+                        <w:rPr>
+                          <w:i/>
+                          <w:iCs/>
+                          <w:color w:val="262626" w:themeColor="text1" w:themeTint="D9"/>
+                          <w:sz w:val="24"/>
+                          <w:szCs w:val="24"/>
+                        </w:rPr>
+                        <w:t xml:space="preserve"> Completed a number of </w:t>
+                      </w:r>
+                      <w:r>
+                        <w:rPr>
+                          <w:i/>
+                          <w:iCs/>
+                          <w:color w:val="262626" w:themeColor="text1" w:themeTint="D9"/>
+                          <w:sz w:val="24"/>
+                          <w:szCs w:val="24"/>
+                        </w:rPr>
+                        <w:t xml:space="preserve">web dev </w:t>
+                      </w:r>
+                      <w:r>
+                        <w:rPr>
+                          <w:i/>
+                          <w:iCs/>
+                          <w:color w:val="262626" w:themeColor="text1" w:themeTint="D9"/>
+                          <w:sz w:val="24"/>
+                          <w:szCs w:val="24"/>
+                        </w:rPr>
+                        <w:t xml:space="preserve">projects </w:t>
+                      </w:r>
+                      <w:r>
+                        <w:rPr>
+                          <w:i/>
+                          <w:iCs/>
+                          <w:color w:val="262626" w:themeColor="text1" w:themeTint="D9"/>
+                          <w:sz w:val="24"/>
+                          <w:szCs w:val="24"/>
+                        </w:rPr>
+                        <w:t>featured on the left!</w:t>
+                      </w:r>
+                    </w:p>
+                    <w:p>
+                      <w:pPr>
+                        <w:pBdr>
+                          <w:top w:val="single" w:sz="24" w:space="8" w:color="1CADE4" w:themeColor="accent1"/>
+                          <w:bottom w:val="single" w:sz="24" w:space="2" w:color="1CADE4" w:themeColor="accent1"/>
+                        </w:pBdr>
+                        <w:spacing w:after="0"/>
+                        <w:rPr>
+                          <w:i/>
+                          <w:iCs/>
+                          <w:color w:val="262626" w:themeColor="text1" w:themeTint="D9"/>
+                          <w:sz w:val="24"/>
+                          <w:szCs w:val="24"/>
+                        </w:rPr>
+                      </w:pPr>
+                    </w:p>
+                    <w:p>
+                      <w:pPr>
+                        <w:pBdr>
+                          <w:top w:val="single" w:sz="24" w:space="8" w:color="1CADE4" w:themeColor="accent1"/>
+                          <w:bottom w:val="single" w:sz="24" w:space="2" w:color="1CADE4" w:themeColor="accent1"/>
+                        </w:pBdr>
+                        <w:spacing w:after="0"/>
+                        <w:rPr>
+                          <w:b/>
+                          <w:bCs/>
+                          <w:color w:val="262626" w:themeColor="text1" w:themeTint="D9"/>
+                          <w:sz w:val="24"/>
+                          <w:szCs w:val="24"/>
+                        </w:rPr>
+                      </w:pPr>
+                      <w:r>
+                        <w:rPr>
+                          <w:b/>
+                          <w:bCs/>
+                          <w:color w:val="262626" w:themeColor="text1" w:themeTint="D9"/>
+                          <w:sz w:val="24"/>
+                          <w:szCs w:val="24"/>
+                        </w:rPr>
+                        <w:t>QUT</w:t>
+                      </w:r>
+                      <w:r>
+                        <w:rPr>
+                          <w:b/>
+                          <w:bCs/>
+                          <w:color w:val="262626" w:themeColor="text1" w:themeTint="D9"/>
+                          <w:sz w:val="24"/>
+                          <w:szCs w:val="24"/>
+                        </w:rPr>
+                        <w:t xml:space="preserve"> -</w:t>
+                      </w:r>
+                      <w:r>
+                        <w:rPr>
+                          <w:b/>
+                          <w:bCs/>
+                          <w:color w:val="262626" w:themeColor="text1" w:themeTint="D9"/>
+                          <w:sz w:val="24"/>
+                          <w:szCs w:val="24"/>
+                        </w:rPr>
+                        <w:t xml:space="preserve"> </w:t>
+                      </w:r>
+                      <w:r>
+                        <w:rPr>
+                          <w:b/>
+                          <w:bCs/>
+                          <w:i/>
+                          <w:iCs/>
+                          <w:color w:val="262626" w:themeColor="text1" w:themeTint="D9"/>
+                          <w:sz w:val="24"/>
+                          <w:szCs w:val="24"/>
+                        </w:rPr>
+                        <w:t>Bachelors of Business</w:t>
+                      </w:r>
+                      <w:r>
+                        <w:rPr>
+                          <w:b/>
+                          <w:bCs/>
+                          <w:color w:val="262626" w:themeColor="text1" w:themeTint="D9"/>
+                          <w:sz w:val="24"/>
+                          <w:szCs w:val="24"/>
+                        </w:rPr>
+                        <w:t xml:space="preserve"> </w:t>
+                      </w:r>
+                    </w:p>
+                    <w:p>
+                      <w:pPr>
+                        <w:pBdr>
+                          <w:top w:val="single" w:sz="24" w:space="8" w:color="1CADE4" w:themeColor="accent1"/>
+                          <w:bottom w:val="single" w:sz="24" w:space="2" w:color="1CADE4" w:themeColor="accent1"/>
+                        </w:pBdr>
+                        <w:spacing w:after="0"/>
+                        <w:rPr>
+                          <w:color w:val="262626" w:themeColor="text1" w:themeTint="D9"/>
+                          <w:sz w:val="24"/>
+                          <w:szCs w:val="24"/>
+                        </w:rPr>
+                      </w:pPr>
+                      <w:r>
+                        <w:rPr>
+                          <w:color w:val="262626" w:themeColor="text1" w:themeTint="D9"/>
+                          <w:sz w:val="24"/>
+                          <w:szCs w:val="24"/>
+                        </w:rPr>
+                        <w:t>Jan 2015 – July 2018</w:t>
+                      </w:r>
+                    </w:p>
+                    <w:p>
+                      <w:pPr>
+                        <w:pBdr>
+                          <w:top w:val="single" w:sz="24" w:space="8" w:color="1CADE4" w:themeColor="accent1"/>
+                          <w:bottom w:val="single" w:sz="24" w:space="2" w:color="1CADE4" w:themeColor="accent1"/>
+                        </w:pBdr>
+                        <w:spacing w:after="0"/>
+                        <w:ind w:left="720" w:hanging="720"/>
+                        <w:rPr>
+                          <w:i/>
+                          <w:iCs/>
+                          <w:color w:val="262626" w:themeColor="text1" w:themeTint="D9"/>
+                          <w:sz w:val="24"/>
+                          <w:szCs w:val="24"/>
+                        </w:rPr>
+                      </w:pPr>
+                      <w:r>
+                        <w:rPr>
+                          <w:i/>
+                          <w:iCs/>
+                          <w:color w:val="262626" w:themeColor="text1" w:themeTint="D9"/>
+                          <w:sz w:val="24"/>
+                          <w:szCs w:val="24"/>
+                        </w:rPr>
+                        <w:t xml:space="preserve">  </w:t>
+                      </w:r>
+                      <w:r>
+                        <w:rPr>
+                          <w:i/>
+                          <w:iCs/>
+                          <w:color w:val="262626" w:themeColor="text1" w:themeTint="D9"/>
+                          <w:sz w:val="24"/>
+                          <w:szCs w:val="24"/>
+                        </w:rPr>
+                        <w:t>•</w:t>
+                      </w:r>
+                      <w:r>
+                        <w:rPr>
+                          <w:i/>
+                          <w:iCs/>
+                          <w:color w:val="262626" w:themeColor="text1" w:themeTint="D9"/>
+                          <w:sz w:val="24"/>
+                          <w:szCs w:val="24"/>
+                        </w:rPr>
+                        <w:t xml:space="preserve"> Finance Major</w:t>
+                      </w:r>
+                    </w:p>
+                    <w:p>
+                      <w:pPr>
+                        <w:pBdr>
+                          <w:top w:val="single" w:sz="24" w:space="8" w:color="1CADE4" w:themeColor="accent1"/>
+                          <w:bottom w:val="single" w:sz="24" w:space="2" w:color="1CADE4" w:themeColor="accent1"/>
+                        </w:pBdr>
+                        <w:spacing w:after="0"/>
+                        <w:ind w:left="720" w:hanging="720"/>
+                        <w:rPr>
+                          <w:i/>
+                          <w:iCs/>
+                          <w:color w:val="262626" w:themeColor="text1" w:themeTint="D9"/>
+                          <w:sz w:val="24"/>
+                          <w:szCs w:val="24"/>
+                        </w:rPr>
+                      </w:pPr>
+                      <w:r>
+                        <w:rPr>
+                          <w:i/>
+                          <w:iCs/>
+                          <w:color w:val="262626" w:themeColor="text1" w:themeTint="D9"/>
+                          <w:sz w:val="24"/>
+                          <w:szCs w:val="24"/>
+                        </w:rPr>
+                        <w:t xml:space="preserve">  </w:t>
+                      </w:r>
+                      <w:r>
+                        <w:rPr>
+                          <w:i/>
+                          <w:iCs/>
+                          <w:color w:val="262626" w:themeColor="text1" w:themeTint="D9"/>
+                          <w:sz w:val="24"/>
+                          <w:szCs w:val="24"/>
+                        </w:rPr>
+                        <w:t>•</w:t>
+                      </w:r>
+                      <w:r>
+                        <w:rPr>
+                          <w:i/>
+                          <w:iCs/>
+                          <w:color w:val="262626" w:themeColor="text1" w:themeTint="D9"/>
+                          <w:sz w:val="24"/>
+                          <w:szCs w:val="24"/>
+                        </w:rPr>
+                        <w:t xml:space="preserve"> Behavioural Science Minor</w:t>
+                      </w:r>
+                    </w:p>
+                  </w:txbxContent>
+                </v:textbox>
+                <w10:wrap type="topAndBottom" anchorx="margin"/>
+              </v:shape>
+            </w:pict>
+          </mc:Fallback>
+        </mc:AlternateContent>
+      </w:r>
+      <w:r>
+        <w:rPr>
+          <w:noProof/>
+          <w:sz w:val="40"/>
+          <w:szCs w:val="40"/>
+        </w:rPr>
+        <mc:AlternateContent>
+          <mc:Choice Requires="wps">
+            <w:drawing>
               <wp:anchor distT="91440" distB="91440" distL="114300" distR="114300" simplePos="0" relativeHeight="251673600" behindDoc="0" locked="0" layoutInCell="1" allowOverlap="1" wp14:anchorId="5BAC4576" wp14:editId="1EE182DD">
                 <wp:simplePos x="0" y="0"/>
                 <wp:positionH relativeFrom="margin">
@@ -929,7 +4047,7 @@
                                 <w:szCs w:val="24"/>
                               </w:rPr>
                             </w:pPr>
-                            <w:hyperlink r:id="rId9" w:history="1">
+                            <w:hyperlink r:id="rId17" w:history="1">
                               <w:r>
                                 <w:rPr>
                                   <w:rStyle w:val="Hyperlink"/>
@@ -1837,7 +4955,7 @@
                           <w:szCs w:val="24"/>
                         </w:rPr>
                       </w:pPr>
-                      <w:hyperlink r:id="rId10" w:history="1">
+                      <w:hyperlink r:id="rId18" w:history="1">
                         <w:r>
                           <w:rPr>
                             <w:rStyle w:val="Hyperlink"/>
@@ -2406,7 +5524,7 @@
         <mc:AlternateContent>
           <mc:Choice Requires="wps">
             <w:drawing>
-              <wp:anchor distT="45720" distB="45720" distL="114300" distR="114300" simplePos="0" relativeHeight="251675648" behindDoc="0" locked="0" layoutInCell="1" allowOverlap="1" wp14:anchorId="48EF31E2" wp14:editId="4367C573">
+              <wp:anchor distT="45720" distB="45720" distL="114300" distR="114300" simplePos="0" relativeHeight="251675648" behindDoc="0" locked="0" layoutInCell="1" allowOverlap="1" wp14:anchorId="48EF31E2" wp14:editId="15E7BF25">
                 <wp:simplePos x="0" y="0"/>
                 <wp:positionH relativeFrom="margin">
                   <wp:posOffset>1057275</wp:posOffset>
@@ -2688,7 +5806,7 @@
           </mc:Choice>
           <mc:Fallback>
             <w:pict>
-              <v:shape w14:anchorId="48EF31E2" id="_x0000_s1028" type="#_x0000_t202" style="position:absolute;left:0;text-align:left;margin-left:83.25pt;margin-top:163.45pt;width:111.75pt;height:112.5pt;z-index:251675648;visibility:visible;mso-wrap-style:square;mso-width-percent:0;mso-height-percent:0;mso-wrap-distance-left:9pt;mso-wrap-distance-top:3.6pt;mso-wrap-distance-right:9pt;mso-wrap-distance-bottom:3.6pt;mso-position-horizontal:absolute;mso-position-horizontal-relative:margin;mso-position-vertical:absolute;mso-position-vertical-relative:text;mso-width-percent:0;mso-height-percent:0;mso-width-relative:margin;mso-height-relative:margin;v-text-anchor:top" o:gfxdata="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" filled="f" stroked="f">
+              <v:shape w14:anchorId="48EF31E2" id="_x0000_s1030" type="#_x0000_t202" style="position:absolute;left:0;text-align:left;margin-left:83.25pt;margin-top:163.45pt;width:111.75pt;height:112.5pt;z-index:251675648;visibility:visible;mso-wrap-style:square;mso-width-percent:0;mso-height-percent:0;mso-wrap-distance-left:9pt;mso-wrap-distance-top:3.6pt;mso-wrap-distance-right:9pt;mso-wrap-distance-bottom:3.6pt;mso-position-horizontal:absolute;mso-position-horizontal-relative:margin;mso-position-vertical:absolute;mso-position-vertical-relative:text;mso-width-percent:0;mso-height-percent:0;mso-width-relative:margin;mso-height-relative:margin;v-text-anchor:top" o:gfxdata="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" filled="f" stroked="f">
                 <v:textbox>
                   <w:txbxContent>
                     <w:p>
@@ -2918,540 +6036,6 @@
                   </w:txbxContent>
                 </v:textbox>
                 <w10:wrap type="square" anchorx="margin"/>
-              </v:shape>
-            </w:pict>
-          </mc:Fallback>
-        </mc:AlternateContent>
-      </w:r>
-      <w:r>
-        <w:rPr>
-          <w:noProof/>
-          <w:sz w:val="40"/>
-          <w:szCs w:val="40"/>
-        </w:rPr>
-        <mc:AlternateContent>
-          <mc:Choice Requires="wps">
-            <w:drawing>
-              <wp:anchor distT="91440" distB="91440" distL="114300" distR="114300" simplePos="0" relativeHeight="251663360" behindDoc="1" locked="0" layoutInCell="1" allowOverlap="1" wp14:anchorId="44EA2200" wp14:editId="3B1CDC4A">
-                <wp:simplePos x="0" y="0"/>
-                <wp:positionH relativeFrom="margin">
-                  <wp:posOffset>-180975</wp:posOffset>
-                </wp:positionH>
-                <wp:positionV relativeFrom="paragraph">
-                  <wp:posOffset>256540</wp:posOffset>
-                </wp:positionV>
-                <wp:extent cx="7086600" cy="771525"/>
-                <wp:effectExtent l="0" t="0" r="0" b="0"/>
-                <wp:wrapNone/>
-                <wp:docPr id="307" name="Text Box 2"/>
-                <wp:cNvGraphicFramePr>
-                  <a:graphicFrameLocks xmlns:a="http://schemas.openxmlformats.org/drawingml/2006/main"/>
-                </wp:cNvGraphicFramePr>
-                <a:graphic xmlns:a="http://schemas.openxmlformats.org/drawingml/2006/main">
-                  <a:graphicData uri="http://schemas.microsoft.com/office/word/2010/wordprocessingShape">
-                    <wps:wsp>
-                      <wps:cNvSpPr txBox="1">
-                        <a:spLocks noChangeArrowheads="1"/>
-                      </wps:cNvSpPr>
-                      <wps:spPr bwMode="auto">
-                        <a:xfrm>
-                          <a:off x="0" y="0"/>
-                          <a:ext cx="7086600" cy="771525"/>
-                        </a:xfrm>
-                        <a:prstGeom prst="rect">
-                          <a:avLst/>
-                        </a:prstGeom>
-                        <a:noFill/>
-                        <a:ln w="9525">
-                          <a:noFill/>
-                          <a:miter lim="800000"/>
-                          <a:headEnd/>
-                          <a:tailEnd/>
-                        </a:ln>
-                      </wps:spPr>
-                      <wps:txbx>
-                        <w:txbxContent>
-                          <w:p>
-                            <w:pPr>
-                              <w:pBdr>
-                                <w:top w:val="single" w:sz="24" w:space="8" w:color="1CADE4" w:themeColor="accent1"/>
-                                <w:bottom w:val="single" w:sz="24" w:space="8" w:color="1CADE4" w:themeColor="accent1"/>
-                              </w:pBdr>
-                              <w:spacing w:after="0"/>
-                              <w:jc w:val="center"/>
-                              <w:rPr>
-                                <w:i/>
-                                <w:iCs/>
-                                <w:color w:val="262626" w:themeColor="text1" w:themeTint="D9"/>
-                                <w:sz w:val="24"/>
-                                <w:szCs w:val="24"/>
-                              </w:rPr>
-                            </w:pPr>
-                            <w:r>
-                              <w:rPr>
-                                <w:b/>
-                                <w:bCs/>
-                                <w:i/>
-                                <w:iCs/>
-                                <w:color w:val="262626" w:themeColor="text1" w:themeTint="D9"/>
-                                <w:sz w:val="24"/>
-                                <w:szCs w:val="24"/>
-                              </w:rPr>
-                              <w:t>Portfolio</w:t>
-                            </w:r>
-                            <w:r>
-                              <w:rPr>
-                                <w:i/>
-                                <w:iCs/>
-                                <w:color w:val="262626" w:themeColor="text1" w:themeTint="D9"/>
-                                <w:sz w:val="24"/>
-                                <w:szCs w:val="24"/>
-                              </w:rPr>
-                              <w:t>:</w:t>
-                            </w:r>
-                            <w:r>
-                              <w:rPr>
-                                <w:i/>
-                                <w:iCs/>
-                                <w:color w:val="262626" w:themeColor="text1" w:themeTint="D9"/>
-                                <w:sz w:val="24"/>
-                                <w:szCs w:val="24"/>
-                              </w:rPr>
-                              <w:t xml:space="preserve"> </w:t>
-                            </w:r>
-                            <w:hyperlink r:id="rId11" w:history="1">
-                              <w:proofErr w:type="spellStart"/>
-                              <w:r>
-                                <w:rPr>
-                                  <w:rStyle w:val="Hyperlink"/>
-                                  <w:i/>
-                                  <w:iCs/>
-                                  <w:color w:val="262626" w:themeColor="text1" w:themeTint="D9"/>
-                                  <w:sz w:val="24"/>
-                                  <w:szCs w:val="24"/>
-                                </w:rPr>
-                                <w:t>bwake.dev</w:t>
-                              </w:r>
-                              <w:proofErr w:type="spellEnd"/>
-                            </w:hyperlink>
-                            <w:r>
-                              <w:rPr>
-                                <w:i/>
-                                <w:iCs/>
-                                <w:color w:val="262626" w:themeColor="text1" w:themeTint="D9"/>
-                                <w:sz w:val="24"/>
-                                <w:szCs w:val="24"/>
-                              </w:rPr>
-                              <w:t xml:space="preserve"> </w:t>
-                            </w:r>
-                            <w:r>
-                              <w:rPr>
-                                <w:b/>
-                                <w:bCs/>
-                                <w:i/>
-                                <w:iCs/>
-                                <w:color w:val="262626" w:themeColor="text1" w:themeTint="D9"/>
-                                <w:sz w:val="24"/>
-                              </w:rPr>
-                              <w:t>LinkedIn</w:t>
-                            </w:r>
-                            <w:r>
-                              <w:rPr>
-                                <w:i/>
-                                <w:iCs/>
-                                <w:color w:val="262626" w:themeColor="text1" w:themeTint="D9"/>
-                                <w:sz w:val="24"/>
-                              </w:rPr>
-                              <w:t xml:space="preserve">: </w:t>
-                            </w:r>
-                            <w:hyperlink r:id="rId12" w:history="1">
-                              <w:proofErr w:type="spellStart"/>
-                              <w:r>
-                                <w:rPr>
-                                  <w:rStyle w:val="Hyperlink"/>
-                                  <w:i/>
-                                  <w:iCs/>
-                                  <w:color w:val="262626" w:themeColor="text1" w:themeTint="D9"/>
-                                  <w:sz w:val="24"/>
-                                </w:rPr>
-                                <w:t>benjamin-wakefield</w:t>
-                              </w:r>
-                              <w:proofErr w:type="spellEnd"/>
-                            </w:hyperlink>
-                          </w:p>
-                          <w:p>
-                            <w:pPr>
-                              <w:pBdr>
-                                <w:top w:val="single" w:sz="24" w:space="8" w:color="1CADE4" w:themeColor="accent1"/>
-                                <w:bottom w:val="single" w:sz="24" w:space="8" w:color="1CADE4" w:themeColor="accent1"/>
-                              </w:pBdr>
-                              <w:spacing w:after="0"/>
-                              <w:jc w:val="center"/>
-                              <w:rPr>
-                                <w:i/>
-                                <w:iCs/>
-                                <w:color w:val="262626" w:themeColor="text1" w:themeTint="D9"/>
-                                <w:sz w:val="24"/>
-                              </w:rPr>
-                            </w:pPr>
-                            <w:proofErr w:type="spellStart"/>
-                            <w:r>
-                              <w:rPr>
-                                <w:b/>
-                                <w:bCs/>
-                                <w:i/>
-                                <w:iCs/>
-                                <w:color w:val="262626" w:themeColor="text1" w:themeTint="D9"/>
-                                <w:sz w:val="24"/>
-                              </w:rPr>
-                              <w:t>Github</w:t>
-                            </w:r>
-                            <w:proofErr w:type="spellEnd"/>
-                            <w:r>
-                              <w:rPr>
-                                <w:i/>
-                                <w:iCs/>
-                                <w:color w:val="262626" w:themeColor="text1" w:themeTint="D9"/>
-                                <w:sz w:val="24"/>
-                              </w:rPr>
-                              <w:t xml:space="preserve">: </w:t>
-                            </w:r>
-                            <w:hyperlink r:id="rId13" w:history="1">
-                              <w:r>
-                                <w:rPr>
-                                  <w:rStyle w:val="Hyperlink"/>
-                                  <w:i/>
-                                  <w:iCs/>
-                                  <w:color w:val="262626" w:themeColor="text1" w:themeTint="D9"/>
-                                  <w:sz w:val="24"/>
-                                </w:rPr>
-                                <w:t>github.com/asyncronous</w:t>
-                              </w:r>
-                            </w:hyperlink>
-                            <w:r>
-                              <w:rPr>
-                                <w:i/>
-                                <w:iCs/>
-                                <w:color w:val="262626" w:themeColor="text1" w:themeTint="D9"/>
-                                <w:sz w:val="24"/>
-                              </w:rPr>
-                              <w:t xml:space="preserve"> </w:t>
-                            </w:r>
-                            <w:r>
-                              <w:rPr>
-                                <w:b/>
-                                <w:bCs/>
-                                <w:i/>
-                                <w:iCs/>
-                                <w:color w:val="262626" w:themeColor="text1" w:themeTint="D9"/>
-                                <w:sz w:val="24"/>
-                              </w:rPr>
-                              <w:t>Email</w:t>
-                            </w:r>
-                            <w:r>
-                              <w:rPr>
-                                <w:i/>
-                                <w:iCs/>
-                                <w:color w:val="262626" w:themeColor="text1" w:themeTint="D9"/>
-                                <w:sz w:val="24"/>
-                              </w:rPr>
-                              <w:t xml:space="preserve">: </w:t>
-                            </w:r>
-                            <w:hyperlink r:id="rId14" w:history="1">
-                              <w:r>
-                                <w:rPr>
-                                  <w:rStyle w:val="Hyperlink"/>
-                                  <w:i/>
-                                  <w:iCs/>
-                                  <w:color w:val="262626" w:themeColor="text1" w:themeTint="D9"/>
-                                  <w:sz w:val="24"/>
-                                </w:rPr>
-                                <w:t>bwakefield34@gmail.com</w:t>
-                              </w:r>
-                            </w:hyperlink>
-                            <w:r>
-                              <w:rPr>
-                                <w:i/>
-                                <w:iCs/>
-                                <w:color w:val="262626" w:themeColor="text1" w:themeTint="D9"/>
-                                <w:sz w:val="24"/>
-                              </w:rPr>
-                              <w:t xml:space="preserve"> </w:t>
-                            </w:r>
-                            <w:r>
-                              <w:rPr>
-                                <w:b/>
-                                <w:bCs/>
-                                <w:i/>
-                                <w:iCs/>
-                                <w:color w:val="262626" w:themeColor="text1" w:themeTint="D9"/>
-                                <w:sz w:val="24"/>
-                              </w:rPr>
-                              <w:t>Contact</w:t>
-                            </w:r>
-                            <w:r>
-                              <w:rPr>
-                                <w:i/>
-                                <w:iCs/>
-                                <w:color w:val="262626" w:themeColor="text1" w:themeTint="D9"/>
-                                <w:sz w:val="24"/>
-                              </w:rPr>
-                              <w:t>: 0499794102</w:t>
-                            </w:r>
-                          </w:p>
-                        </w:txbxContent>
-                      </wps:txbx>
-                      <wps:bodyPr rot="0" vert="horz" wrap="square" lIns="91440" tIns="45720" rIns="91440" bIns="45720" anchor="t" anchorCtr="0">
-                        <a:noAutofit/>
-                      </wps:bodyPr>
-                    </wps:wsp>
-                  </a:graphicData>
-                </a:graphic>
-                <wp14:sizeRelH relativeFrom="margin">
-                  <wp14:pctWidth>0</wp14:pctWidth>
-                </wp14:sizeRelH>
-                <wp14:sizeRelV relativeFrom="margin">
-                  <wp14:pctHeight>0</wp14:pctHeight>
-                </wp14:sizeRelV>
-              </wp:anchor>
-            </w:drawing>
-          </mc:Choice>
-          <mc:Fallback>
-            <w:pict>
-              <v:shape w14:anchorId="44EA2200" id="_x0000_s1029" type="#_x0000_t202" style="position:absolute;left:0;text-align:left;margin-left:-14.25pt;margin-top:20.2pt;width:558pt;height:60.75pt;z-index:-251653120;visibility:visible;mso-wrap-style:square;mso-width-percent:0;mso-height-percent:0;mso-wrap-distance-left:9pt;mso-wrap-distance-top:7.2pt;mso-wrap-distance-right:9pt;mso-wrap-distance-bottom:7.2pt;mso-position-horizontal:absolute;mso-position-horizontal-relative:margin;mso-position-vertical:absolute;mso-position-vertical-relative:text;mso-width-percent:0;mso-height-percent:0;mso-width-relative:margin;mso-height-relative:margin;v-text-anchor:top" o:gfxdata="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" filled="f" stroked="f">
-                <v:textbox>
-                  <w:txbxContent>
-                    <w:p>
-                      <w:pPr>
-                        <w:pBdr>
-                          <w:top w:val="single" w:sz="24" w:space="8" w:color="1CADE4" w:themeColor="accent1"/>
-                          <w:bottom w:val="single" w:sz="24" w:space="8" w:color="1CADE4" w:themeColor="accent1"/>
-                        </w:pBdr>
-                        <w:spacing w:after="0"/>
-                        <w:jc w:val="center"/>
-                        <w:rPr>
-                          <w:i/>
-                          <w:iCs/>
-                          <w:color w:val="262626" w:themeColor="text1" w:themeTint="D9"/>
-                          <w:sz w:val="24"/>
-                          <w:szCs w:val="24"/>
-                        </w:rPr>
-                      </w:pPr>
-                      <w:r>
-                        <w:rPr>
-                          <w:b/>
-                          <w:bCs/>
-                          <w:i/>
-                          <w:iCs/>
-                          <w:color w:val="262626" w:themeColor="text1" w:themeTint="D9"/>
-                          <w:sz w:val="24"/>
-                          <w:szCs w:val="24"/>
-                        </w:rPr>
-                        <w:t>Portfolio</w:t>
-                      </w:r>
-                      <w:r>
-                        <w:rPr>
-                          <w:i/>
-                          <w:iCs/>
-                          <w:color w:val="262626" w:themeColor="text1" w:themeTint="D9"/>
-                          <w:sz w:val="24"/>
-                          <w:szCs w:val="24"/>
-                        </w:rPr>
-                        <w:t>:</w:t>
-                      </w:r>
-                      <w:r>
-                        <w:rPr>
-                          <w:i/>
-                          <w:iCs/>
-                          <w:color w:val="262626" w:themeColor="text1" w:themeTint="D9"/>
-                          <w:sz w:val="24"/>
-                          <w:szCs w:val="24"/>
-                        </w:rPr>
-                        <w:t xml:space="preserve"> </w:t>
-                      </w:r>
-                      <w:hyperlink r:id="rId15" w:history="1">
-                        <w:proofErr w:type="spellStart"/>
-                        <w:r>
-                          <w:rPr>
-                            <w:rStyle w:val="Hyperlink"/>
-                            <w:i/>
-                            <w:iCs/>
-                            <w:color w:val="262626" w:themeColor="text1" w:themeTint="D9"/>
-                            <w:sz w:val="24"/>
-                            <w:szCs w:val="24"/>
-                          </w:rPr>
-                          <w:t>bwake.dev</w:t>
-                        </w:r>
-                        <w:proofErr w:type="spellEnd"/>
-                      </w:hyperlink>
-                      <w:r>
-                        <w:rPr>
-                          <w:i/>
-                          <w:iCs/>
-                          <w:color w:val="262626" w:themeColor="text1" w:themeTint="D9"/>
-                          <w:sz w:val="24"/>
-                          <w:szCs w:val="24"/>
-                        </w:rPr>
-                        <w:t xml:space="preserve"> </w:t>
-                      </w:r>
-                      <w:r>
-                        <w:rPr>
-                          <w:b/>
-                          <w:bCs/>
-                          <w:i/>
-                          <w:iCs/>
-                          <w:color w:val="262626" w:themeColor="text1" w:themeTint="D9"/>
-                          <w:sz w:val="24"/>
-                        </w:rPr>
-                        <w:t>LinkedIn</w:t>
-                      </w:r>
-                      <w:r>
-                        <w:rPr>
-                          <w:i/>
-                          <w:iCs/>
-                          <w:color w:val="262626" w:themeColor="text1" w:themeTint="D9"/>
-                          <w:sz w:val="24"/>
-                        </w:rPr>
-                        <w:t xml:space="preserve">: </w:t>
-                      </w:r>
-                      <w:hyperlink r:id="rId16" w:history="1">
-                        <w:proofErr w:type="spellStart"/>
-                        <w:r>
-                          <w:rPr>
-                            <w:rStyle w:val="Hyperlink"/>
-                            <w:i/>
-                            <w:iCs/>
-                            <w:color w:val="262626" w:themeColor="text1" w:themeTint="D9"/>
-                            <w:sz w:val="24"/>
-                          </w:rPr>
-                          <w:t>benjamin-wakefield</w:t>
-                        </w:r>
-                        <w:proofErr w:type="spellEnd"/>
-                      </w:hyperlink>
-                    </w:p>
-                    <w:p>
-                      <w:pPr>
-                        <w:pBdr>
-                          <w:top w:val="single" w:sz="24" w:space="8" w:color="1CADE4" w:themeColor="accent1"/>
-                          <w:bottom w:val="single" w:sz="24" w:space="8" w:color="1CADE4" w:themeColor="accent1"/>
-                        </w:pBdr>
-                        <w:spacing w:after="0"/>
-                        <w:jc w:val="center"/>
-                        <w:rPr>
-                          <w:i/>
-                          <w:iCs/>
-                          <w:color w:val="262626" w:themeColor="text1" w:themeTint="D9"/>
-                          <w:sz w:val="24"/>
-                        </w:rPr>
-                      </w:pPr>
-                      <w:proofErr w:type="spellStart"/>
-                      <w:r>
-                        <w:rPr>
-                          <w:b/>
-                          <w:bCs/>
-                          <w:i/>
-                          <w:iCs/>
-                          <w:color w:val="262626" w:themeColor="text1" w:themeTint="D9"/>
-                          <w:sz w:val="24"/>
-                        </w:rPr>
-                        <w:t>Github</w:t>
-                      </w:r>
-                      <w:proofErr w:type="spellEnd"/>
-                      <w:r>
-                        <w:rPr>
-                          <w:i/>
-                          <w:iCs/>
-                          <w:color w:val="262626" w:themeColor="text1" w:themeTint="D9"/>
-                          <w:sz w:val="24"/>
-                        </w:rPr>
-                        <w:t xml:space="preserve">: </w:t>
-                      </w:r>
-                      <w:hyperlink r:id="rId17" w:history="1">
-                        <w:r>
-                          <w:rPr>
-                            <w:rStyle w:val="Hyperlink"/>
-                            <w:i/>
-                            <w:iCs/>
-                            <w:color w:val="262626" w:themeColor="text1" w:themeTint="D9"/>
-                            <w:sz w:val="24"/>
-                          </w:rPr>
-                          <w:t>github.com/asyncronous</w:t>
-                        </w:r>
-                      </w:hyperlink>
-                      <w:r>
-                        <w:rPr>
-                          <w:i/>
-                          <w:iCs/>
-                          <w:color w:val="262626" w:themeColor="text1" w:themeTint="D9"/>
-                          <w:sz w:val="24"/>
-                        </w:rPr>
-                        <w:t xml:space="preserve"> </w:t>
-                      </w:r>
-                      <w:r>
-                        <w:rPr>
-                          <w:b/>
-                          <w:bCs/>
-                          <w:i/>
-                          <w:iCs/>
-                          <w:color w:val="262626" w:themeColor="text1" w:themeTint="D9"/>
-                          <w:sz w:val="24"/>
-                        </w:rPr>
-                        <w:t>Email</w:t>
-                      </w:r>
-                      <w:r>
-                        <w:rPr>
-                          <w:i/>
-                          <w:iCs/>
-                          <w:color w:val="262626" w:themeColor="text1" w:themeTint="D9"/>
-                          <w:sz w:val="24"/>
-                        </w:rPr>
-                        <w:t xml:space="preserve">: </w:t>
-                      </w:r>
-                      <w:hyperlink r:id="rId18" w:history="1">
-                        <w:r>
-                          <w:rPr>
-                            <w:rStyle w:val="Hyperlink"/>
-                            <w:i/>
-                            <w:iCs/>
-                            <w:color w:val="262626" w:themeColor="text1" w:themeTint="D9"/>
-                            <w:sz w:val="24"/>
-                          </w:rPr>
-                          <w:t>bwakefield34@gmail.com</w:t>
-                        </w:r>
-                      </w:hyperlink>
-                      <w:r>
-                        <w:rPr>
-                          <w:i/>
-                          <w:iCs/>
-                          <w:color w:val="262626" w:themeColor="text1" w:themeTint="D9"/>
-                          <w:sz w:val="24"/>
-                        </w:rPr>
-                        <w:t xml:space="preserve"> </w:t>
-                      </w:r>
-                      <w:r>
-                        <w:rPr>
-                          <w:b/>
-                          <w:bCs/>
-                          <w:i/>
-                          <w:iCs/>
-                          <w:color w:val="262626" w:themeColor="text1" w:themeTint="D9"/>
-                          <w:sz w:val="24"/>
-                        </w:rPr>
-                        <w:t>Contact</w:t>
-                      </w:r>
-                      <w:r>
-                        <w:rPr>
-                          <w:i/>
-                          <w:iCs/>
-                          <w:color w:val="262626" w:themeColor="text1" w:themeTint="D9"/>
-                          <w:sz w:val="24"/>
-                        </w:rPr>
-                        <w:t>: 0499794102</w:t>
-                      </w:r>
-                    </w:p>
-                  </w:txbxContent>
-                </v:textbox>
-                <w10:wrap anchorx="margin"/>
               </v:shape>
             </w:pict>
           </mc:Fallback>
@@ -4085,7 +6669,7 @@
                                 <w:iCs/>
                                 <w:color w:val="262626" w:themeColor="text1" w:themeTint="D9"/>
                               </w:rPr>
-                              <w:t>Javascript</w:t>
+                              <w:t>Typescipt</w:t>
                             </w:r>
                             <w:proofErr w:type="spellEnd"/>
                             <w:r>
@@ -4270,7 +6854,7 @@
           </mc:Choice>
           <mc:Fallback>
             <w:pict>
-              <v:shape w14:anchorId="7F2B201E" id="_x0000_s1031" type="#_x0000_t202" style="position:absolute;left:0;text-align:left;margin-left:-15.75pt;margin-top:134.95pt;width:365.25pt;height:135pt;z-index:251665408;visibility:visible;mso-wrap-style:square;mso-width-percent:0;mso-height-percent:0;mso-wrap-distance-left:9pt;mso-wrap-distance-top:7.2pt;mso-wrap-distance-right:9pt;mso-wrap-distance-bottom:7.2pt;mso-position-horizontal:absolute;mso-position-horizontal-relative:margin;mso-position-vertical:absolute;mso-position-vertical-relative:text;mso-width-percent:0;mso-height-percent:0;mso-width-relative:margin;mso-height-relative:margin;v-text-anchor:top" o:gfxdata="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" filled="f" stroked="f">
+              <v:shape w14:anchorId="7F2B201E" id="_x0000_s1032" type="#_x0000_t202" style="position:absolute;left:0;text-align:left;margin-left:-15.75pt;margin-top:134.95pt;width:365.25pt;height:135pt;z-index:251665408;visibility:visible;mso-wrap-style:square;mso-width-percent:0;mso-height-percent:0;mso-wrap-distance-left:9pt;mso-wrap-distance-top:7.2pt;mso-wrap-distance-right:9pt;mso-wrap-distance-bottom:7.2pt;mso-position-horizontal:absolute;mso-position-horizontal-relative:margin;mso-position-vertical:absolute;mso-position-vertical-relative:text;mso-width-percent:0;mso-height-percent:0;mso-width-relative:margin;mso-height-relative:margin;v-text-anchor:top" o:gfxdata="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" filled="f" stroked="f">
                 <v:textbox>
                   <w:txbxContent>
                     <w:p>
@@ -4375,7 +6959,7 @@
                           <w:iCs/>
                           <w:color w:val="262626" w:themeColor="text1" w:themeTint="D9"/>
                         </w:rPr>
-                        <w:t>Javascript</w:t>
+                        <w:t>Typescipt</w:t>
                       </w:r>
                       <w:proofErr w:type="spellEnd"/>
                       <w:r>
@@ -4556,7 +7140,7 @@
         <mc:AlternateContent>
           <mc:Choice Requires="wps">
             <w:drawing>
-              <wp:anchor distT="45720" distB="45720" distL="114300" distR="114300" simplePos="0" relativeHeight="251667456" behindDoc="0" locked="0" layoutInCell="1" allowOverlap="1" wp14:anchorId="41BCAB7E" wp14:editId="2D29A7E1">
+              <wp:anchor distT="45720" distB="45720" distL="114300" distR="114300" simplePos="0" relativeHeight="251667456" behindDoc="0" locked="0" layoutInCell="1" allowOverlap="1" wp14:anchorId="41BCAB7E" wp14:editId="4C904D8E">
                 <wp:simplePos x="0" y="0"/>
                 <wp:positionH relativeFrom="margin">
                   <wp:posOffset>-266700</wp:posOffset>
@@ -4670,7 +7254,7 @@
           </mc:Choice>
           <mc:Fallback>
             <w:pict>
-              <v:shape w14:anchorId="41BCAB7E" id="_x0000_s1032" type="#_x0000_t202" style="position:absolute;left:0;text-align:left;margin-left:-21pt;margin-top:78.7pt;width:556.5pt;height:58.5pt;z-index:251667456;visibility:visible;mso-wrap-style:square;mso-width-percent:0;mso-height-percent:0;mso-wrap-distance-left:9pt;mso-wrap-distance-top:3.6pt;mso-wrap-distance-right:9pt;mso-wrap-distance-bottom:3.6pt;mso-position-horizontal:absolute;mso-position-horizontal-relative:margin;mso-position-vertical:absolute;mso-position-vertical-relative:text;mso-width-percent:0;mso-height-percent:0;mso-width-relative:margin;mso-height-relative:margin;v-text-anchor:top" o:gfxdata="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" filled="f" stroked="f">
+              <v:shape w14:anchorId="41BCAB7E" id="_x0000_s1033" type="#_x0000_t202" style="position:absolute;left:0;text-align:left;margin-left:-21pt;margin-top:78.7pt;width:556.5pt;height:58.5pt;z-index:251667456;visibility:visible;mso-wrap-style:square;mso-width-percent:0;mso-height-percent:0;mso-wrap-distance-left:9pt;mso-wrap-distance-top:3.6pt;mso-wrap-distance-right:9pt;mso-wrap-distance-bottom:3.6pt;mso-position-horizontal:absolute;mso-position-horizontal-relative:margin;mso-position-vertical:absolute;mso-position-vertical-relative:text;mso-width-percent:0;mso-height-percent:0;mso-width-relative:margin;mso-height-relative:margin;v-text-anchor:top" o:gfxdata="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" filled="f" stroked="f">
                 <v:textbox>
                   <w:txbxContent>
                     <w:p>
@@ -4732,3066 +7316,6 @@
                   </w:txbxContent>
                 </v:textbox>
                 <w10:wrap type="square" anchorx="margin"/>
-              </v:shape>
-            </w:pict>
-          </mc:Fallback>
-        </mc:AlternateContent>
-      </w:r>
-      <w:r>
-        <w:rPr>
-          <w:noProof/>
-          <w:sz w:val="40"/>
-          <w:szCs w:val="40"/>
-        </w:rPr>
-        <mc:AlternateContent>
-          <mc:Choice Requires="wps">
-            <w:drawing>
-              <wp:anchor distT="91440" distB="91440" distL="114300" distR="114300" simplePos="0" relativeHeight="251669504" behindDoc="0" locked="0" layoutInCell="1" allowOverlap="1" wp14:anchorId="2A90B16A" wp14:editId="488C4236">
-                <wp:simplePos x="0" y="0"/>
-                <wp:positionH relativeFrom="margin">
-                  <wp:posOffset>4438650</wp:posOffset>
-                </wp:positionH>
-                <wp:positionV relativeFrom="paragraph">
-                  <wp:posOffset>1713865</wp:posOffset>
-                </wp:positionV>
-                <wp:extent cx="2476500" cy="7419975"/>
-                <wp:effectExtent l="0" t="0" r="0" b="0"/>
-                <wp:wrapTopAndBottom/>
-                <wp:docPr id="5" name="Text Box 2"/>
-                <wp:cNvGraphicFramePr>
-                  <a:graphicFrameLocks xmlns:a="http://schemas.openxmlformats.org/drawingml/2006/main"/>
-                </wp:cNvGraphicFramePr>
-                <a:graphic xmlns:a="http://schemas.openxmlformats.org/drawingml/2006/main">
-                  <a:graphicData uri="http://schemas.microsoft.com/office/word/2010/wordprocessingShape">
-                    <wps:wsp>
-                      <wps:cNvSpPr txBox="1">
-                        <a:spLocks noChangeArrowheads="1"/>
-                      </wps:cNvSpPr>
-                      <wps:spPr bwMode="auto">
-                        <a:xfrm>
-                          <a:off x="0" y="0"/>
-                          <a:ext cx="2476500" cy="7419975"/>
-                        </a:xfrm>
-                        <a:prstGeom prst="rect">
-                          <a:avLst/>
-                        </a:prstGeom>
-                        <a:noFill/>
-                        <a:ln w="9525">
-                          <a:noFill/>
-                          <a:miter lim="800000"/>
-                          <a:headEnd/>
-                          <a:tailEnd/>
-                        </a:ln>
-                      </wps:spPr>
-                      <wps:txbx>
-                        <w:txbxContent>
-                          <w:p>
-                            <w:pPr>
-                              <w:pBdr>
-                                <w:top w:val="single" w:sz="24" w:space="8" w:color="1CADE4" w:themeColor="accent1"/>
-                                <w:bottom w:val="single" w:sz="24" w:space="2" w:color="1CADE4" w:themeColor="accent1"/>
-                              </w:pBdr>
-                              <w:spacing w:after="0"/>
-                              <w:rPr>
-                                <w:b/>
-                                <w:bCs/>
-                                <w:color w:val="262626" w:themeColor="text1" w:themeTint="D9"/>
-                                <w:sz w:val="32"/>
-                                <w:szCs w:val="32"/>
-                              </w:rPr>
-                            </w:pPr>
-                            <w:r>
-                              <w:rPr>
-                                <w:b/>
-                                <w:bCs/>
-                                <w:color w:val="262626" w:themeColor="text1" w:themeTint="D9"/>
-                                <w:sz w:val="32"/>
-                                <w:szCs w:val="32"/>
-                              </w:rPr>
-                              <w:t>Education/Employment</w:t>
-                            </w:r>
-                          </w:p>
-                          <w:p>
-                            <w:pPr>
-                              <w:pBdr>
-                                <w:top w:val="single" w:sz="24" w:space="8" w:color="1CADE4" w:themeColor="accent1"/>
-                                <w:bottom w:val="single" w:sz="24" w:space="2" w:color="1CADE4" w:themeColor="accent1"/>
-                              </w:pBdr>
-                              <w:spacing w:after="0"/>
-                              <w:rPr>
-                                <w:color w:val="262626" w:themeColor="text1" w:themeTint="D9"/>
-                                <w:sz w:val="24"/>
-                                <w:szCs w:val="24"/>
-                              </w:rPr>
-                            </w:pPr>
-                            <w:r>
-                              <w:rPr>
-                                <w:b/>
-                                <w:bCs/>
-                                <w:color w:val="262626" w:themeColor="text1" w:themeTint="D9"/>
-                                <w:sz w:val="24"/>
-                                <w:szCs w:val="24"/>
-                              </w:rPr>
-                              <w:t>Employment</w:t>
-                            </w:r>
-                            <w:r>
-                              <w:rPr>
-                                <w:color w:val="262626" w:themeColor="text1" w:themeTint="D9"/>
-                                <w:sz w:val="24"/>
-                                <w:szCs w:val="24"/>
-                              </w:rPr>
-                              <w:t xml:space="preserve">: </w:t>
-                            </w:r>
-                          </w:p>
-                          <w:p>
-                            <w:pPr>
-                              <w:pBdr>
-                                <w:top w:val="single" w:sz="24" w:space="8" w:color="1CADE4" w:themeColor="accent1"/>
-                                <w:bottom w:val="single" w:sz="24" w:space="2" w:color="1CADE4" w:themeColor="accent1"/>
-                              </w:pBdr>
-                              <w:spacing w:after="0"/>
-                              <w:rPr>
-                                <w:b/>
-                                <w:bCs/>
-                                <w:color w:val="262626" w:themeColor="text1" w:themeTint="D9"/>
-                                <w:sz w:val="24"/>
-                                <w:szCs w:val="24"/>
-                              </w:rPr>
-                            </w:pPr>
-                            <w:r>
-                              <w:rPr>
-                                <w:b/>
-                                <w:bCs/>
-                                <w:color w:val="262626" w:themeColor="text1" w:themeTint="D9"/>
-                                <w:sz w:val="24"/>
-                                <w:szCs w:val="24"/>
-                              </w:rPr>
-                              <w:t>Domino's Pizza Enterprises Ltd</w:t>
-                            </w:r>
-                          </w:p>
-                          <w:p>
-                            <w:pPr>
-                              <w:pBdr>
-                                <w:top w:val="single" w:sz="24" w:space="8" w:color="1CADE4" w:themeColor="accent1"/>
-                                <w:bottom w:val="single" w:sz="24" w:space="2" w:color="1CADE4" w:themeColor="accent1"/>
-                              </w:pBdr>
-                              <w:spacing w:after="0"/>
-                              <w:rPr>
-                                <w:color w:val="262626" w:themeColor="text1" w:themeTint="D9"/>
-                                <w:sz w:val="24"/>
-                                <w:szCs w:val="24"/>
-                              </w:rPr>
-                            </w:pPr>
-                            <w:r>
-                              <w:rPr>
-                                <w:color w:val="262626" w:themeColor="text1" w:themeTint="D9"/>
-                                <w:sz w:val="24"/>
-                                <w:szCs w:val="24"/>
-                              </w:rPr>
-                              <w:t>Mar</w:t>
-                            </w:r>
-                            <w:r>
-                              <w:rPr>
-                                <w:color w:val="262626" w:themeColor="text1" w:themeTint="D9"/>
-                                <w:sz w:val="24"/>
-                                <w:szCs w:val="24"/>
-                              </w:rPr>
-                              <w:t xml:space="preserve"> </w:t>
-                            </w:r>
-                            <w:r>
-                              <w:rPr>
-                                <w:color w:val="262626" w:themeColor="text1" w:themeTint="D9"/>
-                                <w:sz w:val="24"/>
-                                <w:szCs w:val="24"/>
-                              </w:rPr>
-                              <w:t>2022</w:t>
-                            </w:r>
-                            <w:r>
-                              <w:rPr>
-                                <w:color w:val="262626" w:themeColor="text1" w:themeTint="D9"/>
-                                <w:sz w:val="24"/>
-                                <w:szCs w:val="24"/>
-                              </w:rPr>
-                              <w:t xml:space="preserve"> – </w:t>
-                            </w:r>
-                            <w:r>
-                              <w:rPr>
-                                <w:color w:val="262626" w:themeColor="text1" w:themeTint="D9"/>
-                                <w:sz w:val="24"/>
-                                <w:szCs w:val="24"/>
-                              </w:rPr>
-                              <w:t>Aug 2025</w:t>
-                            </w:r>
-                          </w:p>
-                          <w:p>
-                            <w:pPr>
-                              <w:pBdr>
-                                <w:top w:val="single" w:sz="24" w:space="8" w:color="1CADE4" w:themeColor="accent1"/>
-                                <w:bottom w:val="single" w:sz="24" w:space="2" w:color="1CADE4" w:themeColor="accent1"/>
-                              </w:pBdr>
-                              <w:spacing w:after="0"/>
-                              <w:ind w:left="142" w:hanging="142"/>
-                              <w:rPr>
-                                <w:i/>
-                                <w:iCs/>
-                                <w:color w:val="262626" w:themeColor="text1" w:themeTint="D9"/>
-                                <w:sz w:val="24"/>
-                                <w:szCs w:val="24"/>
-                              </w:rPr>
-                            </w:pPr>
-                            <w:r>
-                              <w:rPr>
-                                <w:i/>
-                                <w:iCs/>
-                                <w:color w:val="262626" w:themeColor="text1" w:themeTint="D9"/>
-                                <w:sz w:val="24"/>
-                                <w:szCs w:val="24"/>
-                              </w:rPr>
-                              <w:t xml:space="preserve">  • </w:t>
-                            </w:r>
-                            <w:r>
-                              <w:rPr>
-                                <w:i/>
-                                <w:iCs/>
-                                <w:color w:val="262626" w:themeColor="text1" w:themeTint="D9"/>
-                                <w:sz w:val="24"/>
-                                <w:szCs w:val="24"/>
-                              </w:rPr>
-                              <w:t xml:space="preserve">Developed scalable .Net </w:t>
-                            </w:r>
-                            <w:r>
-                              <w:rPr>
-                                <w:i/>
-                                <w:iCs/>
-                                <w:color w:val="262626" w:themeColor="text1" w:themeTint="D9"/>
-                                <w:sz w:val="24"/>
-                                <w:szCs w:val="24"/>
-                              </w:rPr>
-                              <w:t xml:space="preserve">8 </w:t>
-                            </w:r>
-                            <w:r>
-                              <w:rPr>
-                                <w:i/>
-                                <w:iCs/>
-                                <w:color w:val="262626" w:themeColor="text1" w:themeTint="D9"/>
-                                <w:sz w:val="24"/>
-                                <w:szCs w:val="24"/>
-                              </w:rPr>
-                              <w:t>services</w:t>
-                            </w:r>
-                          </w:p>
-                          <w:p>
-                            <w:pPr>
-                              <w:pBdr>
-                                <w:top w:val="single" w:sz="24" w:space="8" w:color="1CADE4" w:themeColor="accent1"/>
-                                <w:bottom w:val="single" w:sz="24" w:space="2" w:color="1CADE4" w:themeColor="accent1"/>
-                              </w:pBdr>
-                              <w:spacing w:after="0"/>
-                              <w:ind w:left="142" w:hanging="142"/>
-                              <w:rPr>
-                                <w:i/>
-                                <w:iCs/>
-                                <w:color w:val="262626" w:themeColor="text1" w:themeTint="D9"/>
-                                <w:sz w:val="24"/>
-                                <w:szCs w:val="24"/>
-                              </w:rPr>
-                            </w:pPr>
-                            <w:r>
-                              <w:rPr>
-                                <w:i/>
-                                <w:iCs/>
-                                <w:color w:val="262626" w:themeColor="text1" w:themeTint="D9"/>
-                                <w:sz w:val="24"/>
-                                <w:szCs w:val="24"/>
-                              </w:rPr>
-                              <w:t xml:space="preserve">  </w:t>
-                            </w:r>
-                            <w:r>
-                              <w:rPr>
-                                <w:i/>
-                                <w:iCs/>
-                                <w:color w:val="262626" w:themeColor="text1" w:themeTint="D9"/>
-                                <w:sz w:val="24"/>
-                                <w:szCs w:val="24"/>
-                              </w:rPr>
-                              <w:t xml:space="preserve">• </w:t>
-                            </w:r>
-                            <w:r>
-                              <w:rPr>
-                                <w:i/>
-                                <w:iCs/>
-                                <w:color w:val="262626" w:themeColor="text1" w:themeTint="D9"/>
-                                <w:sz w:val="24"/>
-                                <w:szCs w:val="24"/>
-                              </w:rPr>
-                              <w:t>Modernised legacy platforms</w:t>
-                            </w:r>
-                          </w:p>
-                          <w:p>
-                            <w:pPr>
-                              <w:pBdr>
-                                <w:top w:val="single" w:sz="24" w:space="8" w:color="1CADE4" w:themeColor="accent1"/>
-                                <w:bottom w:val="single" w:sz="24" w:space="2" w:color="1CADE4" w:themeColor="accent1"/>
-                              </w:pBdr>
-                              <w:spacing w:after="0"/>
-                              <w:ind w:left="142" w:hanging="142"/>
-                              <w:rPr>
-                                <w:i/>
-                                <w:iCs/>
-                                <w:color w:val="262626" w:themeColor="text1" w:themeTint="D9"/>
-                                <w:sz w:val="24"/>
-                                <w:szCs w:val="24"/>
-                              </w:rPr>
-                            </w:pPr>
-                            <w:r>
-                              <w:rPr>
-                                <w:i/>
-                                <w:iCs/>
-                                <w:color w:val="262626" w:themeColor="text1" w:themeTint="D9"/>
-                                <w:sz w:val="24"/>
-                                <w:szCs w:val="24"/>
-                              </w:rPr>
-                              <w:t xml:space="preserve">  </w:t>
-                            </w:r>
-                            <w:r>
-                              <w:rPr>
-                                <w:i/>
-                                <w:iCs/>
-                                <w:color w:val="262626" w:themeColor="text1" w:themeTint="D9"/>
-                                <w:sz w:val="24"/>
-                                <w:szCs w:val="24"/>
-                              </w:rPr>
-                              <w:t xml:space="preserve">• </w:t>
-                            </w:r>
-                            <w:r>
-                              <w:rPr>
-                                <w:i/>
-                                <w:iCs/>
-                                <w:color w:val="262626" w:themeColor="text1" w:themeTint="D9"/>
-                                <w:sz w:val="24"/>
-                                <w:szCs w:val="24"/>
-                              </w:rPr>
-                              <w:t xml:space="preserve">Led </w:t>
-                            </w:r>
-                            <w:r>
-                              <w:rPr>
-                                <w:i/>
-                                <w:iCs/>
-                                <w:color w:val="262626" w:themeColor="text1" w:themeTint="D9"/>
-                                <w:sz w:val="24"/>
-                                <w:szCs w:val="24"/>
-                              </w:rPr>
-                              <w:t xml:space="preserve">cross-team cloud migration projects </w:t>
-                            </w:r>
-                            <w:r>
-                              <w:rPr>
-                                <w:i/>
-                                <w:iCs/>
-                                <w:color w:val="262626" w:themeColor="text1" w:themeTint="D9"/>
-                                <w:sz w:val="24"/>
-                                <w:szCs w:val="24"/>
-                              </w:rPr>
-                              <w:t>(Azure, AWS)</w:t>
-                            </w:r>
-                          </w:p>
-                          <w:p>
-                            <w:pPr>
-                              <w:pBdr>
-                                <w:top w:val="single" w:sz="24" w:space="8" w:color="1CADE4" w:themeColor="accent1"/>
-                                <w:bottom w:val="single" w:sz="24" w:space="2" w:color="1CADE4" w:themeColor="accent1"/>
-                              </w:pBdr>
-                              <w:spacing w:after="0"/>
-                              <w:ind w:left="142" w:hanging="142"/>
-                              <w:rPr>
-                                <w:i/>
-                                <w:iCs/>
-                                <w:color w:val="262626" w:themeColor="text1" w:themeTint="D9"/>
-                                <w:sz w:val="24"/>
-                                <w:szCs w:val="24"/>
-                              </w:rPr>
-                            </w:pPr>
-                            <w:r>
-                              <w:rPr>
-                                <w:i/>
-                                <w:iCs/>
-                                <w:color w:val="262626" w:themeColor="text1" w:themeTint="D9"/>
-                                <w:sz w:val="24"/>
-                                <w:szCs w:val="24"/>
-                              </w:rPr>
-                              <w:t xml:space="preserve">  </w:t>
-                            </w:r>
-                            <w:r>
-                              <w:rPr>
-                                <w:i/>
-                                <w:iCs/>
-                                <w:color w:val="262626" w:themeColor="text1" w:themeTint="D9"/>
-                                <w:sz w:val="24"/>
-                                <w:szCs w:val="24"/>
-                              </w:rPr>
-                              <w:t xml:space="preserve">• </w:t>
-                            </w:r>
-                            <w:r>
-                              <w:rPr>
-                                <w:i/>
-                                <w:iCs/>
-                                <w:color w:val="262626" w:themeColor="text1" w:themeTint="D9"/>
-                                <w:sz w:val="24"/>
-                                <w:szCs w:val="24"/>
-                              </w:rPr>
-                              <w:t>Automated DevOps pipelines</w:t>
-                            </w:r>
-                          </w:p>
-                          <w:p>
-                            <w:pPr>
-                              <w:pBdr>
-                                <w:top w:val="single" w:sz="24" w:space="8" w:color="1CADE4" w:themeColor="accent1"/>
-                                <w:bottom w:val="single" w:sz="24" w:space="2" w:color="1CADE4" w:themeColor="accent1"/>
-                              </w:pBdr>
-                              <w:spacing w:after="0"/>
-                              <w:ind w:left="142" w:hanging="142"/>
-                              <w:rPr>
-                                <w:i/>
-                                <w:iCs/>
-                                <w:color w:val="262626" w:themeColor="text1" w:themeTint="D9"/>
-                                <w:sz w:val="24"/>
-                                <w:szCs w:val="24"/>
-                              </w:rPr>
-                            </w:pPr>
-                            <w:r>
-                              <w:rPr>
-                                <w:i/>
-                                <w:iCs/>
-                                <w:color w:val="262626" w:themeColor="text1" w:themeTint="D9"/>
-                                <w:sz w:val="24"/>
-                                <w:szCs w:val="24"/>
-                              </w:rPr>
-                              <w:t xml:space="preserve">  </w:t>
-                            </w:r>
-                            <w:r>
-                              <w:rPr>
-                                <w:i/>
-                                <w:iCs/>
-                                <w:color w:val="262626" w:themeColor="text1" w:themeTint="D9"/>
-                                <w:sz w:val="24"/>
-                                <w:szCs w:val="24"/>
-                              </w:rPr>
-                              <w:t xml:space="preserve">• </w:t>
-                            </w:r>
-                            <w:r>
-                              <w:rPr>
-                                <w:i/>
-                                <w:iCs/>
-                                <w:color w:val="262626" w:themeColor="text1" w:themeTint="D9"/>
-                                <w:sz w:val="24"/>
-                                <w:szCs w:val="24"/>
-                              </w:rPr>
-                              <w:t>Implemented translation workflows</w:t>
-                            </w:r>
-                          </w:p>
-                          <w:p>
-                            <w:pPr>
-                              <w:pBdr>
-                                <w:top w:val="single" w:sz="24" w:space="8" w:color="1CADE4" w:themeColor="accent1"/>
-                                <w:bottom w:val="single" w:sz="24" w:space="2" w:color="1CADE4" w:themeColor="accent1"/>
-                              </w:pBdr>
-                              <w:spacing w:after="0"/>
-                              <w:ind w:left="142" w:hanging="142"/>
-                              <w:rPr>
-                                <w:i/>
-                                <w:iCs/>
-                                <w:color w:val="262626" w:themeColor="text1" w:themeTint="D9"/>
-                                <w:sz w:val="24"/>
-                                <w:szCs w:val="24"/>
-                              </w:rPr>
-                            </w:pPr>
-                            <w:r>
-                              <w:rPr>
-                                <w:i/>
-                                <w:iCs/>
-                                <w:color w:val="262626" w:themeColor="text1" w:themeTint="D9"/>
-                                <w:sz w:val="24"/>
-                                <w:szCs w:val="24"/>
-                              </w:rPr>
-                              <w:t xml:space="preserve">  </w:t>
-                            </w:r>
-                            <w:r>
-                              <w:rPr>
-                                <w:i/>
-                                <w:iCs/>
-                                <w:color w:val="262626" w:themeColor="text1" w:themeTint="D9"/>
-                                <w:sz w:val="24"/>
-                                <w:szCs w:val="24"/>
-                              </w:rPr>
-                              <w:t xml:space="preserve">• </w:t>
-                            </w:r>
-                            <w:r>
-                              <w:rPr>
-                                <w:i/>
-                                <w:iCs/>
-                                <w:color w:val="262626" w:themeColor="text1" w:themeTint="D9"/>
-                                <w:sz w:val="24"/>
-                                <w:szCs w:val="24"/>
-                              </w:rPr>
-                              <w:t>Enabled cross-team tool adoption</w:t>
-                            </w:r>
-                          </w:p>
-                          <w:p>
-                            <w:pPr>
-                              <w:pBdr>
-                                <w:top w:val="single" w:sz="24" w:space="8" w:color="1CADE4" w:themeColor="accent1"/>
-                                <w:bottom w:val="single" w:sz="24" w:space="2" w:color="1CADE4" w:themeColor="accent1"/>
-                              </w:pBdr>
-                              <w:spacing w:after="0"/>
-                              <w:ind w:left="142" w:hanging="142"/>
-                              <w:rPr>
-                                <w:i/>
-                                <w:iCs/>
-                                <w:color w:val="262626" w:themeColor="text1" w:themeTint="D9"/>
-                                <w:sz w:val="24"/>
-                                <w:szCs w:val="24"/>
-                              </w:rPr>
-                            </w:pPr>
-                            <w:r>
-                              <w:rPr>
-                                <w:i/>
-                                <w:iCs/>
-                                <w:color w:val="262626" w:themeColor="text1" w:themeTint="D9"/>
-                                <w:sz w:val="24"/>
-                                <w:szCs w:val="24"/>
-                              </w:rPr>
-                              <w:t xml:space="preserve">  </w:t>
-                            </w:r>
-                            <w:r>
-                              <w:rPr>
-                                <w:i/>
-                                <w:iCs/>
-                                <w:color w:val="262626" w:themeColor="text1" w:themeTint="D9"/>
-                                <w:sz w:val="24"/>
-                                <w:szCs w:val="24"/>
-                              </w:rPr>
-                              <w:t xml:space="preserve">• </w:t>
-                            </w:r>
-                            <w:r>
-                              <w:rPr>
-                                <w:i/>
-                                <w:iCs/>
-                                <w:color w:val="262626" w:themeColor="text1" w:themeTint="D9"/>
-                                <w:sz w:val="24"/>
-                                <w:szCs w:val="24"/>
-                              </w:rPr>
-                              <w:t xml:space="preserve">Migrated platforms to </w:t>
-                            </w:r>
-                            <w:proofErr w:type="spellStart"/>
-                            <w:r>
-                              <w:rPr>
-                                <w:i/>
-                                <w:iCs/>
-                                <w:color w:val="262626" w:themeColor="text1" w:themeTint="D9"/>
-                                <w:sz w:val="24"/>
-                                <w:szCs w:val="24"/>
-                              </w:rPr>
-                              <w:t>Entra</w:t>
-                            </w:r>
-                            <w:proofErr w:type="spellEnd"/>
-                            <w:r>
-                              <w:rPr>
-                                <w:i/>
-                                <w:iCs/>
-                                <w:color w:val="262626" w:themeColor="text1" w:themeTint="D9"/>
-                                <w:sz w:val="24"/>
-                                <w:szCs w:val="24"/>
-                              </w:rPr>
-                              <w:t xml:space="preserve"> ID</w:t>
-                            </w:r>
-                          </w:p>
-                          <w:p>
-                            <w:pPr>
-                              <w:pBdr>
-                                <w:top w:val="single" w:sz="24" w:space="8" w:color="1CADE4" w:themeColor="accent1"/>
-                                <w:bottom w:val="single" w:sz="24" w:space="2" w:color="1CADE4" w:themeColor="accent1"/>
-                              </w:pBdr>
-                              <w:spacing w:after="0"/>
-                              <w:ind w:left="142" w:hanging="142"/>
-                              <w:rPr>
-                                <w:i/>
-                                <w:iCs/>
-                                <w:color w:val="262626" w:themeColor="text1" w:themeTint="D9"/>
-                                <w:sz w:val="24"/>
-                                <w:szCs w:val="24"/>
-                              </w:rPr>
-                            </w:pPr>
-                            <w:r>
-                              <w:rPr>
-                                <w:i/>
-                                <w:iCs/>
-                                <w:color w:val="262626" w:themeColor="text1" w:themeTint="D9"/>
-                                <w:sz w:val="24"/>
-                                <w:szCs w:val="24"/>
-                              </w:rPr>
-                              <w:t xml:space="preserve">  </w:t>
-                            </w:r>
-                            <w:r>
-                              <w:rPr>
-                                <w:i/>
-                                <w:iCs/>
-                                <w:color w:val="262626" w:themeColor="text1" w:themeTint="D9"/>
-                                <w:sz w:val="24"/>
-                                <w:szCs w:val="24"/>
-                              </w:rPr>
-                              <w:t xml:space="preserve">• </w:t>
-                            </w:r>
-                            <w:r>
-                              <w:rPr>
-                                <w:i/>
-                                <w:iCs/>
-                                <w:color w:val="262626" w:themeColor="text1" w:themeTint="D9"/>
-                                <w:sz w:val="24"/>
-                                <w:szCs w:val="24"/>
-                              </w:rPr>
-                              <w:t xml:space="preserve">Built automated SQL </w:t>
-                            </w:r>
-                            <w:r>
-                              <w:rPr>
-                                <w:i/>
-                                <w:iCs/>
-                                <w:color w:val="262626" w:themeColor="text1" w:themeTint="D9"/>
-                                <w:sz w:val="24"/>
-                                <w:szCs w:val="24"/>
-                              </w:rPr>
-                              <w:t>pipelines</w:t>
-                            </w:r>
-                          </w:p>
-                          <w:p>
-                            <w:pPr>
-                              <w:pBdr>
-                                <w:top w:val="single" w:sz="24" w:space="8" w:color="1CADE4" w:themeColor="accent1"/>
-                                <w:bottom w:val="single" w:sz="24" w:space="2" w:color="1CADE4" w:themeColor="accent1"/>
-                              </w:pBdr>
-                              <w:spacing w:after="0"/>
-                              <w:ind w:left="142" w:hanging="142"/>
-                              <w:rPr>
-                                <w:i/>
-                                <w:iCs/>
-                                <w:color w:val="262626" w:themeColor="text1" w:themeTint="D9"/>
-                                <w:sz w:val="24"/>
-                                <w:szCs w:val="24"/>
-                              </w:rPr>
-                            </w:pPr>
-                            <w:r>
-                              <w:rPr>
-                                <w:i/>
-                                <w:iCs/>
-                                <w:color w:val="262626" w:themeColor="text1" w:themeTint="D9"/>
-                                <w:sz w:val="24"/>
-                                <w:szCs w:val="24"/>
-                              </w:rPr>
-                              <w:t xml:space="preserve">  </w:t>
-                            </w:r>
-                            <w:r>
-                              <w:rPr>
-                                <w:i/>
-                                <w:iCs/>
-                                <w:color w:val="262626" w:themeColor="text1" w:themeTint="D9"/>
-                                <w:sz w:val="24"/>
-                                <w:szCs w:val="24"/>
-                              </w:rPr>
-                              <w:t xml:space="preserve">• </w:t>
-                            </w:r>
-                            <w:r>
-                              <w:rPr>
-                                <w:i/>
-                                <w:iCs/>
-                                <w:color w:val="262626" w:themeColor="text1" w:themeTint="D9"/>
-                                <w:sz w:val="24"/>
-                                <w:szCs w:val="24"/>
-                              </w:rPr>
-                              <w:t>Integrated banking backend</w:t>
-                            </w:r>
-                            <w:r>
-                              <w:rPr>
-                                <w:i/>
-                                <w:iCs/>
-                                <w:color w:val="262626" w:themeColor="text1" w:themeTint="D9"/>
-                                <w:sz w:val="24"/>
-                                <w:szCs w:val="24"/>
-                              </w:rPr>
-                              <w:t xml:space="preserve"> </w:t>
-                            </w:r>
-                            <w:r>
-                              <w:rPr>
-                                <w:i/>
-                                <w:iCs/>
-                                <w:color w:val="262626" w:themeColor="text1" w:themeTint="D9"/>
-                                <w:sz w:val="24"/>
-                                <w:szCs w:val="24"/>
-                              </w:rPr>
-                              <w:t>services</w:t>
-                            </w:r>
-                          </w:p>
-                          <w:p>
-                            <w:pPr>
-                              <w:pBdr>
-                                <w:top w:val="single" w:sz="24" w:space="8" w:color="1CADE4" w:themeColor="accent1"/>
-                                <w:bottom w:val="single" w:sz="24" w:space="2" w:color="1CADE4" w:themeColor="accent1"/>
-                              </w:pBdr>
-                              <w:spacing w:after="0"/>
-                              <w:ind w:left="142" w:hanging="142"/>
-                              <w:rPr>
-                                <w:i/>
-                                <w:iCs/>
-                                <w:color w:val="262626" w:themeColor="text1" w:themeTint="D9"/>
-                                <w:sz w:val="24"/>
-                                <w:szCs w:val="24"/>
-                              </w:rPr>
-                            </w:pPr>
-                            <w:r>
-                              <w:rPr>
-                                <w:i/>
-                                <w:iCs/>
-                                <w:color w:val="262626" w:themeColor="text1" w:themeTint="D9"/>
-                                <w:sz w:val="24"/>
-                                <w:szCs w:val="24"/>
-                              </w:rPr>
-                              <w:t xml:space="preserve">  </w:t>
-                            </w:r>
-                            <w:r>
-                              <w:rPr>
-                                <w:i/>
-                                <w:iCs/>
-                                <w:color w:val="262626" w:themeColor="text1" w:themeTint="D9"/>
-                                <w:sz w:val="24"/>
-                                <w:szCs w:val="24"/>
-                              </w:rPr>
-                              <w:t xml:space="preserve">• </w:t>
-                            </w:r>
-                            <w:r>
-                              <w:rPr>
-                                <w:i/>
-                                <w:iCs/>
-                                <w:color w:val="262626" w:themeColor="text1" w:themeTint="D9"/>
-                                <w:sz w:val="24"/>
-                                <w:szCs w:val="24"/>
-                              </w:rPr>
-                              <w:t>Improved caching and service performance</w:t>
-                            </w:r>
-                          </w:p>
-                          <w:p>
-                            <w:pPr>
-                              <w:pBdr>
-                                <w:top w:val="single" w:sz="24" w:space="8" w:color="1CADE4" w:themeColor="accent1"/>
-                                <w:bottom w:val="single" w:sz="24" w:space="2" w:color="1CADE4" w:themeColor="accent1"/>
-                              </w:pBdr>
-                              <w:spacing w:after="0"/>
-                              <w:ind w:left="142" w:hanging="142"/>
-                              <w:rPr>
-                                <w:i/>
-                                <w:iCs/>
-                                <w:color w:val="262626" w:themeColor="text1" w:themeTint="D9"/>
-                                <w:sz w:val="24"/>
-                                <w:szCs w:val="24"/>
-                              </w:rPr>
-                            </w:pPr>
-                            <w:r>
-                              <w:rPr>
-                                <w:i/>
-                                <w:iCs/>
-                                <w:color w:val="262626" w:themeColor="text1" w:themeTint="D9"/>
-                                <w:sz w:val="24"/>
-                                <w:szCs w:val="24"/>
-                              </w:rPr>
-                              <w:t xml:space="preserve">  </w:t>
-                            </w:r>
-                            <w:r>
-                              <w:rPr>
-                                <w:i/>
-                                <w:iCs/>
-                                <w:color w:val="262626" w:themeColor="text1" w:themeTint="D9"/>
-                                <w:sz w:val="24"/>
-                                <w:szCs w:val="24"/>
-                              </w:rPr>
-                              <w:t xml:space="preserve">• </w:t>
-                            </w:r>
-                            <w:r>
-                              <w:rPr>
-                                <w:i/>
-                                <w:iCs/>
-                                <w:color w:val="262626" w:themeColor="text1" w:themeTint="D9"/>
-                                <w:sz w:val="24"/>
-                                <w:szCs w:val="24"/>
-                              </w:rPr>
-                              <w:t>Enhanced monitoring and logging across platforms</w:t>
-                            </w:r>
-                          </w:p>
-                          <w:p>
-                            <w:pPr>
-                              <w:pBdr>
-                                <w:top w:val="single" w:sz="24" w:space="8" w:color="1CADE4" w:themeColor="accent1"/>
-                                <w:bottom w:val="single" w:sz="24" w:space="2" w:color="1CADE4" w:themeColor="accent1"/>
-                              </w:pBdr>
-                              <w:spacing w:after="0"/>
-                              <w:ind w:left="142" w:hanging="142"/>
-                              <w:rPr>
-                                <w:i/>
-                                <w:iCs/>
-                                <w:color w:val="262626" w:themeColor="text1" w:themeTint="D9"/>
-                                <w:sz w:val="24"/>
-                                <w:szCs w:val="24"/>
-                              </w:rPr>
-                            </w:pPr>
-                            <w:r>
-                              <w:rPr>
-                                <w:i/>
-                                <w:iCs/>
-                                <w:color w:val="262626" w:themeColor="text1" w:themeTint="D9"/>
-                                <w:sz w:val="24"/>
-                                <w:szCs w:val="24"/>
-                              </w:rPr>
-                              <w:t xml:space="preserve">  </w:t>
-                            </w:r>
-                            <w:r>
-                              <w:rPr>
-                                <w:i/>
-                                <w:iCs/>
-                                <w:color w:val="262626" w:themeColor="text1" w:themeTint="D9"/>
-                                <w:sz w:val="24"/>
-                                <w:szCs w:val="24"/>
-                              </w:rPr>
-                              <w:t xml:space="preserve">• </w:t>
-                            </w:r>
-                            <w:r>
-                              <w:rPr>
-                                <w:i/>
-                                <w:iCs/>
-                                <w:color w:val="262626" w:themeColor="text1" w:themeTint="D9"/>
-                                <w:sz w:val="24"/>
-                                <w:szCs w:val="24"/>
-                              </w:rPr>
-                              <w:t>Planned and executed legacy platform decommissioning</w:t>
-                            </w:r>
-                          </w:p>
-                          <w:p>
-                            <w:pPr>
-                              <w:pBdr>
-                                <w:top w:val="single" w:sz="24" w:space="8" w:color="1CADE4" w:themeColor="accent1"/>
-                                <w:bottom w:val="single" w:sz="24" w:space="2" w:color="1CADE4" w:themeColor="accent1"/>
-                              </w:pBdr>
-                              <w:spacing w:after="0"/>
-                              <w:ind w:left="142" w:hanging="142"/>
-                              <w:rPr>
-                                <w:i/>
-                                <w:iCs/>
-                                <w:color w:val="262626" w:themeColor="text1" w:themeTint="D9"/>
-                                <w:sz w:val="24"/>
-                                <w:szCs w:val="24"/>
-                              </w:rPr>
-                            </w:pPr>
-                          </w:p>
-                          <w:p>
-                            <w:pPr>
-                              <w:pBdr>
-                                <w:top w:val="single" w:sz="24" w:space="8" w:color="1CADE4" w:themeColor="accent1"/>
-                                <w:bottom w:val="single" w:sz="24" w:space="2" w:color="1CADE4" w:themeColor="accent1"/>
-                              </w:pBdr>
-                              <w:spacing w:after="0"/>
-                              <w:rPr>
-                                <w:b/>
-                                <w:bCs/>
-                                <w:color w:val="262626" w:themeColor="text1" w:themeTint="D9"/>
-                                <w:sz w:val="24"/>
-                                <w:szCs w:val="24"/>
-                              </w:rPr>
-                            </w:pPr>
-                            <w:r>
-                              <w:rPr>
-                                <w:b/>
-                                <w:bCs/>
-                                <w:color w:val="262626" w:themeColor="text1" w:themeTint="D9"/>
-                                <w:sz w:val="24"/>
-                                <w:szCs w:val="24"/>
-                              </w:rPr>
-                              <w:t>Consultation Manager</w:t>
-                            </w:r>
-                          </w:p>
-                          <w:p>
-                            <w:pPr>
-                              <w:pBdr>
-                                <w:top w:val="single" w:sz="24" w:space="8" w:color="1CADE4" w:themeColor="accent1"/>
-                                <w:bottom w:val="single" w:sz="24" w:space="2" w:color="1CADE4" w:themeColor="accent1"/>
-                              </w:pBdr>
-                              <w:spacing w:after="0"/>
-                              <w:rPr>
-                                <w:color w:val="262626" w:themeColor="text1" w:themeTint="D9"/>
-                                <w:sz w:val="24"/>
-                                <w:szCs w:val="24"/>
-                              </w:rPr>
-                            </w:pPr>
-                            <w:r>
-                              <w:rPr>
-                                <w:color w:val="262626" w:themeColor="text1" w:themeTint="D9"/>
-                                <w:sz w:val="24"/>
-                                <w:szCs w:val="24"/>
-                              </w:rPr>
-                              <w:t>May</w:t>
-                            </w:r>
-                            <w:r>
-                              <w:rPr>
-                                <w:color w:val="262626" w:themeColor="text1" w:themeTint="D9"/>
-                                <w:sz w:val="24"/>
-                                <w:szCs w:val="24"/>
-                              </w:rPr>
-                              <w:t xml:space="preserve"> 20</w:t>
-                            </w:r>
-                            <w:r>
-                              <w:rPr>
-                                <w:color w:val="262626" w:themeColor="text1" w:themeTint="D9"/>
-                                <w:sz w:val="24"/>
-                                <w:szCs w:val="24"/>
-                              </w:rPr>
-                              <w:t>21</w:t>
-                            </w:r>
-                            <w:r>
-                              <w:rPr>
-                                <w:color w:val="262626" w:themeColor="text1" w:themeTint="D9"/>
-                                <w:sz w:val="24"/>
-                                <w:szCs w:val="24"/>
-                              </w:rPr>
-                              <w:t xml:space="preserve"> – </w:t>
-                            </w:r>
-                            <w:r>
-                              <w:rPr>
-                                <w:color w:val="262626" w:themeColor="text1" w:themeTint="D9"/>
-                                <w:sz w:val="24"/>
-                                <w:szCs w:val="24"/>
-                              </w:rPr>
-                              <w:t>Mar 2022</w:t>
-                            </w:r>
-                          </w:p>
-                          <w:p>
-                            <w:pPr>
-                              <w:pBdr>
-                                <w:top w:val="single" w:sz="24" w:space="8" w:color="1CADE4" w:themeColor="accent1"/>
-                                <w:bottom w:val="single" w:sz="24" w:space="2" w:color="1CADE4" w:themeColor="accent1"/>
-                              </w:pBdr>
-                              <w:spacing w:after="0"/>
-                              <w:ind w:left="142" w:hanging="142"/>
-                              <w:rPr>
-                                <w:i/>
-                                <w:iCs/>
-                                <w:color w:val="262626" w:themeColor="text1" w:themeTint="D9"/>
-                                <w:sz w:val="24"/>
-                                <w:szCs w:val="24"/>
-                              </w:rPr>
-                            </w:pPr>
-                            <w:r>
-                              <w:rPr>
-                                <w:i/>
-                                <w:iCs/>
-                                <w:color w:val="262626" w:themeColor="text1" w:themeTint="D9"/>
-                                <w:sz w:val="24"/>
-                                <w:szCs w:val="24"/>
-                              </w:rPr>
-                              <w:t xml:space="preserve">  </w:t>
-                            </w:r>
-                            <w:r>
-                              <w:rPr>
-                                <w:i/>
-                                <w:iCs/>
-                                <w:color w:val="262626" w:themeColor="text1" w:themeTint="D9"/>
-                                <w:sz w:val="24"/>
-                                <w:szCs w:val="24"/>
-                              </w:rPr>
-                              <w:t>•</w:t>
-                            </w:r>
-                            <w:r>
-                              <w:rPr>
-                                <w:i/>
-                                <w:iCs/>
-                                <w:color w:val="262626" w:themeColor="text1" w:themeTint="D9"/>
-                                <w:sz w:val="24"/>
-                                <w:szCs w:val="24"/>
-                              </w:rPr>
-                              <w:t xml:space="preserve"> </w:t>
-                            </w:r>
-                            <w:r>
-                              <w:rPr>
-                                <w:i/>
-                                <w:iCs/>
-                                <w:color w:val="262626" w:themeColor="text1" w:themeTint="D9"/>
-                                <w:sz w:val="24"/>
-                                <w:szCs w:val="24"/>
-                              </w:rPr>
-                              <w:t>Junior Software Engineer</w:t>
-                            </w:r>
-                          </w:p>
-                          <w:p>
-                            <w:pPr>
-                              <w:pBdr>
-                                <w:top w:val="single" w:sz="24" w:space="8" w:color="1CADE4" w:themeColor="accent1"/>
-                                <w:bottom w:val="single" w:sz="24" w:space="2" w:color="1CADE4" w:themeColor="accent1"/>
-                              </w:pBdr>
-                              <w:spacing w:after="0"/>
-                              <w:ind w:left="142" w:hanging="142"/>
-                              <w:rPr>
-                                <w:i/>
-                                <w:iCs/>
-                                <w:color w:val="262626" w:themeColor="text1" w:themeTint="D9"/>
-                                <w:sz w:val="24"/>
-                                <w:szCs w:val="24"/>
-                              </w:rPr>
-                            </w:pPr>
-                            <w:r>
-                              <w:rPr>
-                                <w:i/>
-                                <w:iCs/>
-                                <w:color w:val="262626" w:themeColor="text1" w:themeTint="D9"/>
-                                <w:sz w:val="24"/>
-                                <w:szCs w:val="24"/>
-                              </w:rPr>
-                              <w:t xml:space="preserve">  </w:t>
-                            </w:r>
-                            <w:r>
-                              <w:rPr>
-                                <w:i/>
-                                <w:iCs/>
-                                <w:color w:val="262626" w:themeColor="text1" w:themeTint="D9"/>
-                                <w:sz w:val="24"/>
-                                <w:szCs w:val="24"/>
-                              </w:rPr>
-                              <w:t>•</w:t>
-                            </w:r>
-                            <w:r>
-                              <w:rPr>
-                                <w:i/>
-                                <w:iCs/>
-                                <w:color w:val="262626" w:themeColor="text1" w:themeTint="D9"/>
-                                <w:sz w:val="24"/>
-                                <w:szCs w:val="24"/>
-                              </w:rPr>
-                              <w:t xml:space="preserve"> </w:t>
-                            </w:r>
-                            <w:r>
-                              <w:rPr>
-                                <w:i/>
-                                <w:iCs/>
-                                <w:color w:val="262626" w:themeColor="text1" w:themeTint="D9"/>
-                                <w:sz w:val="24"/>
-                                <w:szCs w:val="24"/>
-                              </w:rPr>
-                              <w:t>Angular/.Net</w:t>
-                            </w:r>
-                          </w:p>
-                          <w:p>
-                            <w:pPr>
-                              <w:pBdr>
-                                <w:top w:val="single" w:sz="24" w:space="8" w:color="1CADE4" w:themeColor="accent1"/>
-                                <w:bottom w:val="single" w:sz="24" w:space="2" w:color="1CADE4" w:themeColor="accent1"/>
-                              </w:pBdr>
-                              <w:spacing w:after="0"/>
-                              <w:ind w:left="142" w:hanging="142"/>
-                              <w:rPr>
-                                <w:i/>
-                                <w:iCs/>
-                                <w:color w:val="262626" w:themeColor="text1" w:themeTint="D9"/>
-                                <w:sz w:val="24"/>
-                                <w:szCs w:val="24"/>
-                              </w:rPr>
-                            </w:pPr>
-                          </w:p>
-                          <w:p>
-                            <w:pPr>
-                              <w:pBdr>
-                                <w:top w:val="single" w:sz="24" w:space="8" w:color="1CADE4" w:themeColor="accent1"/>
-                                <w:bottom w:val="single" w:sz="24" w:space="2" w:color="1CADE4" w:themeColor="accent1"/>
-                              </w:pBdr>
-                              <w:spacing w:after="0"/>
-                              <w:rPr>
-                                <w:color w:val="262626" w:themeColor="text1" w:themeTint="D9"/>
-                                <w:sz w:val="24"/>
-                                <w:szCs w:val="24"/>
-                              </w:rPr>
-                            </w:pPr>
-                            <w:r>
-                              <w:rPr>
-                                <w:b/>
-                                <w:bCs/>
-                                <w:color w:val="262626" w:themeColor="text1" w:themeTint="D9"/>
-                                <w:sz w:val="24"/>
-                                <w:szCs w:val="24"/>
-                              </w:rPr>
-                              <w:t>Education</w:t>
-                            </w:r>
-                            <w:r>
-                              <w:rPr>
-                                <w:color w:val="262626" w:themeColor="text1" w:themeTint="D9"/>
-                                <w:sz w:val="24"/>
-                                <w:szCs w:val="24"/>
-                              </w:rPr>
-                              <w:t xml:space="preserve">: </w:t>
-                            </w:r>
-                          </w:p>
-                          <w:p>
-                            <w:pPr>
-                              <w:pBdr>
-                                <w:top w:val="single" w:sz="24" w:space="8" w:color="1CADE4" w:themeColor="accent1"/>
-                                <w:bottom w:val="single" w:sz="24" w:space="2" w:color="1CADE4" w:themeColor="accent1"/>
-                              </w:pBdr>
-                              <w:spacing w:after="0"/>
-                              <w:rPr>
-                                <w:b/>
-                                <w:bCs/>
-                                <w:color w:val="262626" w:themeColor="text1" w:themeTint="D9"/>
-                                <w:sz w:val="24"/>
-                                <w:szCs w:val="24"/>
-                              </w:rPr>
-                            </w:pPr>
-                            <w:r>
-                              <w:rPr>
-                                <w:b/>
-                                <w:bCs/>
-                                <w:color w:val="262626" w:themeColor="text1" w:themeTint="D9"/>
-                                <w:sz w:val="24"/>
-                                <w:szCs w:val="24"/>
-                              </w:rPr>
-                              <w:t xml:space="preserve">Coder Academy – </w:t>
-                            </w:r>
-                            <w:r>
-                              <w:rPr>
-                                <w:b/>
-                                <w:bCs/>
-                                <w:i/>
-                                <w:iCs/>
-                                <w:color w:val="262626" w:themeColor="text1" w:themeTint="D9"/>
-                                <w:sz w:val="24"/>
-                                <w:szCs w:val="24"/>
-                              </w:rPr>
-                              <w:t>Diploma of IT</w:t>
-                            </w:r>
-                          </w:p>
-                          <w:p>
-                            <w:pPr>
-                              <w:pBdr>
-                                <w:top w:val="single" w:sz="24" w:space="8" w:color="1CADE4" w:themeColor="accent1"/>
-                                <w:bottom w:val="single" w:sz="24" w:space="2" w:color="1CADE4" w:themeColor="accent1"/>
-                              </w:pBdr>
-                              <w:spacing w:after="0"/>
-                              <w:rPr>
-                                <w:color w:val="262626" w:themeColor="text1" w:themeTint="D9"/>
-                                <w:sz w:val="24"/>
-                                <w:szCs w:val="24"/>
-                              </w:rPr>
-                            </w:pPr>
-                            <w:r>
-                              <w:rPr>
-                                <w:color w:val="262626" w:themeColor="text1" w:themeTint="D9"/>
-                                <w:sz w:val="24"/>
-                                <w:szCs w:val="24"/>
-                              </w:rPr>
-                              <w:t xml:space="preserve">Aug 2020 – </w:t>
-                            </w:r>
-                            <w:r>
-                              <w:rPr>
-                                <w:color w:val="262626" w:themeColor="text1" w:themeTint="D9"/>
-                                <w:sz w:val="24"/>
-                                <w:szCs w:val="24"/>
-                              </w:rPr>
-                              <w:t>Feb</w:t>
-                            </w:r>
-                            <w:r>
-                              <w:rPr>
-                                <w:color w:val="262626" w:themeColor="text1" w:themeTint="D9"/>
-                                <w:sz w:val="24"/>
-                                <w:szCs w:val="24"/>
-                              </w:rPr>
-                              <w:t xml:space="preserve"> 2021</w:t>
-                            </w:r>
-                          </w:p>
-                          <w:p>
-                            <w:pPr>
-                              <w:pBdr>
-                                <w:top w:val="single" w:sz="24" w:space="8" w:color="1CADE4" w:themeColor="accent1"/>
-                                <w:bottom w:val="single" w:sz="24" w:space="2" w:color="1CADE4" w:themeColor="accent1"/>
-                              </w:pBdr>
-                              <w:spacing w:after="0"/>
-                              <w:ind w:left="142" w:hanging="142"/>
-                              <w:rPr>
-                                <w:i/>
-                                <w:iCs/>
-                                <w:color w:val="262626" w:themeColor="text1" w:themeTint="D9"/>
-                                <w:sz w:val="24"/>
-                                <w:szCs w:val="24"/>
-                              </w:rPr>
-                            </w:pPr>
-                            <w:r>
-                              <w:rPr>
-                                <w:i/>
-                                <w:iCs/>
-                                <w:color w:val="262626" w:themeColor="text1" w:themeTint="D9"/>
-                                <w:sz w:val="24"/>
-                                <w:szCs w:val="24"/>
-                              </w:rPr>
-                              <w:t xml:space="preserve">  </w:t>
-                            </w:r>
-                            <w:r>
-                              <w:rPr>
-                                <w:i/>
-                                <w:iCs/>
-                                <w:color w:val="262626" w:themeColor="text1" w:themeTint="D9"/>
-                                <w:sz w:val="24"/>
-                                <w:szCs w:val="24"/>
-                              </w:rPr>
-                              <w:t>•</w:t>
-                            </w:r>
-                            <w:r>
-                              <w:rPr>
-                                <w:i/>
-                                <w:iCs/>
-                                <w:color w:val="262626" w:themeColor="text1" w:themeTint="D9"/>
-                                <w:sz w:val="24"/>
-                                <w:szCs w:val="24"/>
-                              </w:rPr>
-                              <w:t xml:space="preserve"> Diploma of Information Technology</w:t>
-                            </w:r>
-                          </w:p>
-                          <w:p>
-                            <w:pPr>
-                              <w:pBdr>
-                                <w:top w:val="single" w:sz="24" w:space="8" w:color="1CADE4" w:themeColor="accent1"/>
-                                <w:bottom w:val="single" w:sz="24" w:space="2" w:color="1CADE4" w:themeColor="accent1"/>
-                              </w:pBdr>
-                              <w:spacing w:after="0"/>
-                              <w:ind w:left="142" w:hanging="142"/>
-                              <w:rPr>
-                                <w:i/>
-                                <w:iCs/>
-                                <w:color w:val="262626" w:themeColor="text1" w:themeTint="D9"/>
-                                <w:sz w:val="24"/>
-                                <w:szCs w:val="24"/>
-                              </w:rPr>
-                            </w:pPr>
-                            <w:r>
-                              <w:rPr>
-                                <w:i/>
-                                <w:iCs/>
-                                <w:color w:val="262626" w:themeColor="text1" w:themeTint="D9"/>
-                                <w:sz w:val="24"/>
-                                <w:szCs w:val="24"/>
-                              </w:rPr>
-                              <w:t xml:space="preserve">  </w:t>
-                            </w:r>
-                            <w:r>
-                              <w:rPr>
-                                <w:i/>
-                                <w:iCs/>
-                                <w:color w:val="262626" w:themeColor="text1" w:themeTint="D9"/>
-                                <w:sz w:val="24"/>
-                                <w:szCs w:val="24"/>
-                              </w:rPr>
-                              <w:t>•</w:t>
-                            </w:r>
-                            <w:r>
-                              <w:rPr>
-                                <w:i/>
-                                <w:iCs/>
-                                <w:color w:val="262626" w:themeColor="text1" w:themeTint="D9"/>
-                                <w:sz w:val="24"/>
-                                <w:szCs w:val="24"/>
-                              </w:rPr>
-                              <w:t xml:space="preserve"> Full Stack Web Dev Bootcamp</w:t>
-                            </w:r>
-                          </w:p>
-                          <w:p>
-                            <w:pPr>
-                              <w:pBdr>
-                                <w:top w:val="single" w:sz="24" w:space="8" w:color="1CADE4" w:themeColor="accent1"/>
-                                <w:bottom w:val="single" w:sz="24" w:space="2" w:color="1CADE4" w:themeColor="accent1"/>
-                              </w:pBdr>
-                              <w:spacing w:after="0"/>
-                              <w:ind w:left="142" w:hanging="142"/>
-                              <w:rPr>
-                                <w:i/>
-                                <w:iCs/>
-                                <w:color w:val="262626" w:themeColor="text1" w:themeTint="D9"/>
-                                <w:sz w:val="24"/>
-                                <w:szCs w:val="24"/>
-                              </w:rPr>
-                            </w:pPr>
-                            <w:r>
-                              <w:rPr>
-                                <w:i/>
-                                <w:iCs/>
-                                <w:color w:val="262626" w:themeColor="text1" w:themeTint="D9"/>
-                                <w:sz w:val="24"/>
-                                <w:szCs w:val="24"/>
-                              </w:rPr>
-                              <w:t xml:space="preserve">  </w:t>
-                            </w:r>
-                            <w:r>
-                              <w:rPr>
-                                <w:i/>
-                                <w:iCs/>
-                                <w:color w:val="262626" w:themeColor="text1" w:themeTint="D9"/>
-                                <w:sz w:val="24"/>
-                                <w:szCs w:val="24"/>
-                              </w:rPr>
-                              <w:t>•</w:t>
-                            </w:r>
-                            <w:r>
-                              <w:rPr>
-                                <w:i/>
-                                <w:iCs/>
-                                <w:color w:val="262626" w:themeColor="text1" w:themeTint="D9"/>
-                                <w:sz w:val="24"/>
-                                <w:szCs w:val="24"/>
-                              </w:rPr>
-                              <w:t xml:space="preserve"> Completed a number of </w:t>
-                            </w:r>
-                            <w:r>
-                              <w:rPr>
-                                <w:i/>
-                                <w:iCs/>
-                                <w:color w:val="262626" w:themeColor="text1" w:themeTint="D9"/>
-                                <w:sz w:val="24"/>
-                                <w:szCs w:val="24"/>
-                              </w:rPr>
-                              <w:t xml:space="preserve">web dev </w:t>
-                            </w:r>
-                            <w:r>
-                              <w:rPr>
-                                <w:i/>
-                                <w:iCs/>
-                                <w:color w:val="262626" w:themeColor="text1" w:themeTint="D9"/>
-                                <w:sz w:val="24"/>
-                                <w:szCs w:val="24"/>
-                              </w:rPr>
-                              <w:t xml:space="preserve">projects </w:t>
-                            </w:r>
-                            <w:r>
-                              <w:rPr>
-                                <w:i/>
-                                <w:iCs/>
-                                <w:color w:val="262626" w:themeColor="text1" w:themeTint="D9"/>
-                                <w:sz w:val="24"/>
-                                <w:szCs w:val="24"/>
-                              </w:rPr>
-                              <w:t>featured on the left!</w:t>
-                            </w:r>
-                          </w:p>
-                          <w:p>
-                            <w:pPr>
-                              <w:pBdr>
-                                <w:top w:val="single" w:sz="24" w:space="8" w:color="1CADE4" w:themeColor="accent1"/>
-                                <w:bottom w:val="single" w:sz="24" w:space="2" w:color="1CADE4" w:themeColor="accent1"/>
-                              </w:pBdr>
-                              <w:spacing w:after="0"/>
-                              <w:rPr>
-                                <w:i/>
-                                <w:iCs/>
-                                <w:color w:val="262626" w:themeColor="text1" w:themeTint="D9"/>
-                                <w:sz w:val="24"/>
-                                <w:szCs w:val="24"/>
-                              </w:rPr>
-                            </w:pPr>
-                          </w:p>
-                          <w:p>
-                            <w:pPr>
-                              <w:pBdr>
-                                <w:top w:val="single" w:sz="24" w:space="8" w:color="1CADE4" w:themeColor="accent1"/>
-                                <w:bottom w:val="single" w:sz="24" w:space="2" w:color="1CADE4" w:themeColor="accent1"/>
-                              </w:pBdr>
-                              <w:spacing w:after="0"/>
-                              <w:rPr>
-                                <w:b/>
-                                <w:bCs/>
-                                <w:color w:val="262626" w:themeColor="text1" w:themeTint="D9"/>
-                                <w:sz w:val="24"/>
-                                <w:szCs w:val="24"/>
-                              </w:rPr>
-                            </w:pPr>
-                            <w:r>
-                              <w:rPr>
-                                <w:b/>
-                                <w:bCs/>
-                                <w:color w:val="262626" w:themeColor="text1" w:themeTint="D9"/>
-                                <w:sz w:val="24"/>
-                                <w:szCs w:val="24"/>
-                              </w:rPr>
-                              <w:t>QUT</w:t>
-                            </w:r>
-                            <w:r>
-                              <w:rPr>
-                                <w:b/>
-                                <w:bCs/>
-                                <w:color w:val="262626" w:themeColor="text1" w:themeTint="D9"/>
-                                <w:sz w:val="24"/>
-                                <w:szCs w:val="24"/>
-                              </w:rPr>
-                              <w:t xml:space="preserve"> -</w:t>
-                            </w:r>
-                            <w:r>
-                              <w:rPr>
-                                <w:b/>
-                                <w:bCs/>
-                                <w:color w:val="262626" w:themeColor="text1" w:themeTint="D9"/>
-                                <w:sz w:val="24"/>
-                                <w:szCs w:val="24"/>
-                              </w:rPr>
-                              <w:t xml:space="preserve"> </w:t>
-                            </w:r>
-                            <w:r>
-                              <w:rPr>
-                                <w:b/>
-                                <w:bCs/>
-                                <w:i/>
-                                <w:iCs/>
-                                <w:color w:val="262626" w:themeColor="text1" w:themeTint="D9"/>
-                                <w:sz w:val="24"/>
-                                <w:szCs w:val="24"/>
-                              </w:rPr>
-                              <w:t>Bachelors of Business</w:t>
-                            </w:r>
-                            <w:r>
-                              <w:rPr>
-                                <w:b/>
-                                <w:bCs/>
-                                <w:color w:val="262626" w:themeColor="text1" w:themeTint="D9"/>
-                                <w:sz w:val="24"/>
-                                <w:szCs w:val="24"/>
-                              </w:rPr>
-                              <w:t xml:space="preserve"> </w:t>
-                            </w:r>
-                          </w:p>
-                          <w:p>
-                            <w:pPr>
-                              <w:pBdr>
-                                <w:top w:val="single" w:sz="24" w:space="8" w:color="1CADE4" w:themeColor="accent1"/>
-                                <w:bottom w:val="single" w:sz="24" w:space="2" w:color="1CADE4" w:themeColor="accent1"/>
-                              </w:pBdr>
-                              <w:spacing w:after="0"/>
-                              <w:rPr>
-                                <w:color w:val="262626" w:themeColor="text1" w:themeTint="D9"/>
-                                <w:sz w:val="24"/>
-                                <w:szCs w:val="24"/>
-                              </w:rPr>
-                            </w:pPr>
-                            <w:r>
-                              <w:rPr>
-                                <w:color w:val="262626" w:themeColor="text1" w:themeTint="D9"/>
-                                <w:sz w:val="24"/>
-                                <w:szCs w:val="24"/>
-                              </w:rPr>
-                              <w:t>Jan 2015 – July 2018</w:t>
-                            </w:r>
-                          </w:p>
-                          <w:p>
-                            <w:pPr>
-                              <w:pBdr>
-                                <w:top w:val="single" w:sz="24" w:space="8" w:color="1CADE4" w:themeColor="accent1"/>
-                                <w:bottom w:val="single" w:sz="24" w:space="2" w:color="1CADE4" w:themeColor="accent1"/>
-                              </w:pBdr>
-                              <w:spacing w:after="0"/>
-                              <w:ind w:left="720" w:hanging="720"/>
-                              <w:rPr>
-                                <w:i/>
-                                <w:iCs/>
-                                <w:color w:val="262626" w:themeColor="text1" w:themeTint="D9"/>
-                                <w:sz w:val="24"/>
-                                <w:szCs w:val="24"/>
-                              </w:rPr>
-                            </w:pPr>
-                            <w:r>
-                              <w:rPr>
-                                <w:i/>
-                                <w:iCs/>
-                                <w:color w:val="262626" w:themeColor="text1" w:themeTint="D9"/>
-                                <w:sz w:val="24"/>
-                                <w:szCs w:val="24"/>
-                              </w:rPr>
-                              <w:t xml:space="preserve">  </w:t>
-                            </w:r>
-                            <w:r>
-                              <w:rPr>
-                                <w:i/>
-                                <w:iCs/>
-                                <w:color w:val="262626" w:themeColor="text1" w:themeTint="D9"/>
-                                <w:sz w:val="24"/>
-                                <w:szCs w:val="24"/>
-                              </w:rPr>
-                              <w:t>•</w:t>
-                            </w:r>
-                            <w:r>
-                              <w:rPr>
-                                <w:i/>
-                                <w:iCs/>
-                                <w:color w:val="262626" w:themeColor="text1" w:themeTint="D9"/>
-                                <w:sz w:val="24"/>
-                                <w:szCs w:val="24"/>
-                              </w:rPr>
-                              <w:t xml:space="preserve"> Finance Major</w:t>
-                            </w:r>
-                          </w:p>
-                          <w:p>
-                            <w:pPr>
-                              <w:pBdr>
-                                <w:top w:val="single" w:sz="24" w:space="8" w:color="1CADE4" w:themeColor="accent1"/>
-                                <w:bottom w:val="single" w:sz="24" w:space="2" w:color="1CADE4" w:themeColor="accent1"/>
-                              </w:pBdr>
-                              <w:spacing w:after="0"/>
-                              <w:ind w:left="720" w:hanging="720"/>
-                              <w:rPr>
-                                <w:i/>
-                                <w:iCs/>
-                                <w:color w:val="262626" w:themeColor="text1" w:themeTint="D9"/>
-                                <w:sz w:val="24"/>
-                                <w:szCs w:val="24"/>
-                              </w:rPr>
-                            </w:pPr>
-                            <w:r>
-                              <w:rPr>
-                                <w:i/>
-                                <w:iCs/>
-                                <w:color w:val="262626" w:themeColor="text1" w:themeTint="D9"/>
-                                <w:sz w:val="24"/>
-                                <w:szCs w:val="24"/>
-                              </w:rPr>
-                              <w:t xml:space="preserve">  </w:t>
-                            </w:r>
-                            <w:r>
-                              <w:rPr>
-                                <w:i/>
-                                <w:iCs/>
-                                <w:color w:val="262626" w:themeColor="text1" w:themeTint="D9"/>
-                                <w:sz w:val="24"/>
-                                <w:szCs w:val="24"/>
-                              </w:rPr>
-                              <w:t>•</w:t>
-                            </w:r>
-                            <w:r>
-                              <w:rPr>
-                                <w:i/>
-                                <w:iCs/>
-                                <w:color w:val="262626" w:themeColor="text1" w:themeTint="D9"/>
-                                <w:sz w:val="24"/>
-                                <w:szCs w:val="24"/>
-                              </w:rPr>
-                              <w:t xml:space="preserve"> Behavioural Science Minor</w:t>
-                            </w:r>
-                          </w:p>
-                        </w:txbxContent>
-                      </wps:txbx>
-                      <wps:bodyPr rot="0" vert="horz" wrap="square" lIns="91440" tIns="45720" rIns="91440" bIns="45720" anchor="t" anchorCtr="0">
-                        <a:noAutofit/>
-                      </wps:bodyPr>
-                    </wps:wsp>
-                  </a:graphicData>
-                </a:graphic>
-                <wp14:sizeRelH relativeFrom="margin">
-                  <wp14:pctWidth>0</wp14:pctWidth>
-                </wp14:sizeRelH>
-                <wp14:sizeRelV relativeFrom="margin">
-                  <wp14:pctHeight>0</wp14:pctHeight>
-                </wp14:sizeRelV>
-              </wp:anchor>
-            </w:drawing>
-          </mc:Choice>
-          <mc:Fallback>
-            <w:pict>
-              <v:shape w14:anchorId="2A90B16A" id="_x0000_s1033" type="#_x0000_t202" style="position:absolute;left:0;text-align:left;margin-left:349.5pt;margin-top:134.95pt;width:195pt;height:584.25pt;z-index:251669504;visibility:visible;mso-wrap-style:square;mso-width-percent:0;mso-height-percent:0;mso-wrap-distance-left:9pt;mso-wrap-distance-top:7.2pt;mso-wrap-distance-right:9pt;mso-wrap-distance-bottom:7.2pt;mso-position-horizontal:absolute;mso-position-horizontal-relative:margin;mso-position-vertical:absolute;mso-position-vertical-relative:text;mso-width-percent:0;mso-height-percent:0;mso-width-relative:margin;mso-height-relative:margin;v-text-anchor:top" o:gfxdata="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" filled="f" stroked="f">
-                <v:textbox>
-                  <w:txbxContent>
-                    <w:p>
-                      <w:pPr>
-                        <w:pBdr>
-                          <w:top w:val="single" w:sz="24" w:space="8" w:color="1CADE4" w:themeColor="accent1"/>
-                          <w:bottom w:val="single" w:sz="24" w:space="2" w:color="1CADE4" w:themeColor="accent1"/>
-                        </w:pBdr>
-                        <w:spacing w:after="0"/>
-                        <w:rPr>
-                          <w:b/>
-                          <w:bCs/>
-                          <w:color w:val="262626" w:themeColor="text1" w:themeTint="D9"/>
-                          <w:sz w:val="32"/>
-                          <w:szCs w:val="32"/>
-                        </w:rPr>
-                      </w:pPr>
-                      <w:r>
-                        <w:rPr>
-                          <w:b/>
-                          <w:bCs/>
-                          <w:color w:val="262626" w:themeColor="text1" w:themeTint="D9"/>
-                          <w:sz w:val="32"/>
-                          <w:szCs w:val="32"/>
-                        </w:rPr>
-                        <w:t>Education/Employment</w:t>
-                      </w:r>
-                    </w:p>
-                    <w:p>
-                      <w:pPr>
-                        <w:pBdr>
-                          <w:top w:val="single" w:sz="24" w:space="8" w:color="1CADE4" w:themeColor="accent1"/>
-                          <w:bottom w:val="single" w:sz="24" w:space="2" w:color="1CADE4" w:themeColor="accent1"/>
-                        </w:pBdr>
-                        <w:spacing w:after="0"/>
-                        <w:rPr>
-                          <w:color w:val="262626" w:themeColor="text1" w:themeTint="D9"/>
-                          <w:sz w:val="24"/>
-                          <w:szCs w:val="24"/>
-                        </w:rPr>
-                      </w:pPr>
-                      <w:r>
-                        <w:rPr>
-                          <w:b/>
-                          <w:bCs/>
-                          <w:color w:val="262626" w:themeColor="text1" w:themeTint="D9"/>
-                          <w:sz w:val="24"/>
-                          <w:szCs w:val="24"/>
-                        </w:rPr>
-                        <w:t>Employment</w:t>
-                      </w:r>
-                      <w:r>
-                        <w:rPr>
-                          <w:color w:val="262626" w:themeColor="text1" w:themeTint="D9"/>
-                          <w:sz w:val="24"/>
-                          <w:szCs w:val="24"/>
-                        </w:rPr>
-                        <w:t xml:space="preserve">: </w:t>
-                      </w:r>
-                    </w:p>
-                    <w:p>
-                      <w:pPr>
-                        <w:pBdr>
-                          <w:top w:val="single" w:sz="24" w:space="8" w:color="1CADE4" w:themeColor="accent1"/>
-                          <w:bottom w:val="single" w:sz="24" w:space="2" w:color="1CADE4" w:themeColor="accent1"/>
-                        </w:pBdr>
-                        <w:spacing w:after="0"/>
-                        <w:rPr>
-                          <w:b/>
-                          <w:bCs/>
-                          <w:color w:val="262626" w:themeColor="text1" w:themeTint="D9"/>
-                          <w:sz w:val="24"/>
-                          <w:szCs w:val="24"/>
-                        </w:rPr>
-                      </w:pPr>
-                      <w:r>
-                        <w:rPr>
-                          <w:b/>
-                          <w:bCs/>
-                          <w:color w:val="262626" w:themeColor="text1" w:themeTint="D9"/>
-                          <w:sz w:val="24"/>
-                          <w:szCs w:val="24"/>
-                        </w:rPr>
-                        <w:t>Domino's Pizza Enterprises Ltd</w:t>
-                      </w:r>
-                    </w:p>
-                    <w:p>
-                      <w:pPr>
-                        <w:pBdr>
-                          <w:top w:val="single" w:sz="24" w:space="8" w:color="1CADE4" w:themeColor="accent1"/>
-                          <w:bottom w:val="single" w:sz="24" w:space="2" w:color="1CADE4" w:themeColor="accent1"/>
-                        </w:pBdr>
-                        <w:spacing w:after="0"/>
-                        <w:rPr>
-                          <w:color w:val="262626" w:themeColor="text1" w:themeTint="D9"/>
-                          <w:sz w:val="24"/>
-                          <w:szCs w:val="24"/>
-                        </w:rPr>
-                      </w:pPr>
-                      <w:r>
-                        <w:rPr>
-                          <w:color w:val="262626" w:themeColor="text1" w:themeTint="D9"/>
-                          <w:sz w:val="24"/>
-                          <w:szCs w:val="24"/>
-                        </w:rPr>
-                        <w:t>Mar</w:t>
-                      </w:r>
-                      <w:r>
-                        <w:rPr>
-                          <w:color w:val="262626" w:themeColor="text1" w:themeTint="D9"/>
-                          <w:sz w:val="24"/>
-                          <w:szCs w:val="24"/>
-                        </w:rPr>
-                        <w:t xml:space="preserve"> </w:t>
-                      </w:r>
-                      <w:r>
-                        <w:rPr>
-                          <w:color w:val="262626" w:themeColor="text1" w:themeTint="D9"/>
-                          <w:sz w:val="24"/>
-                          <w:szCs w:val="24"/>
-                        </w:rPr>
-                        <w:t>2022</w:t>
-                      </w:r>
-                      <w:r>
-                        <w:rPr>
-                          <w:color w:val="262626" w:themeColor="text1" w:themeTint="D9"/>
-                          <w:sz w:val="24"/>
-                          <w:szCs w:val="24"/>
-                        </w:rPr>
-                        <w:t xml:space="preserve"> – </w:t>
-                      </w:r>
-                      <w:r>
-                        <w:rPr>
-                          <w:color w:val="262626" w:themeColor="text1" w:themeTint="D9"/>
-                          <w:sz w:val="24"/>
-                          <w:szCs w:val="24"/>
-                        </w:rPr>
-                        <w:t>Aug 2025</w:t>
-                      </w:r>
-                    </w:p>
-                    <w:p>
-                      <w:pPr>
-                        <w:pBdr>
-                          <w:top w:val="single" w:sz="24" w:space="8" w:color="1CADE4" w:themeColor="accent1"/>
-                          <w:bottom w:val="single" w:sz="24" w:space="2" w:color="1CADE4" w:themeColor="accent1"/>
-                        </w:pBdr>
-                        <w:spacing w:after="0"/>
-                        <w:ind w:left="142" w:hanging="142"/>
-                        <w:rPr>
-                          <w:i/>
-                          <w:iCs/>
-                          <w:color w:val="262626" w:themeColor="text1" w:themeTint="D9"/>
-                          <w:sz w:val="24"/>
-                          <w:szCs w:val="24"/>
-                        </w:rPr>
-                      </w:pPr>
-                      <w:r>
-                        <w:rPr>
-                          <w:i/>
-                          <w:iCs/>
-                          <w:color w:val="262626" w:themeColor="text1" w:themeTint="D9"/>
-                          <w:sz w:val="24"/>
-                          <w:szCs w:val="24"/>
-                        </w:rPr>
-                        <w:t xml:space="preserve">  • </w:t>
-                      </w:r>
-                      <w:r>
-                        <w:rPr>
-                          <w:i/>
-                          <w:iCs/>
-                          <w:color w:val="262626" w:themeColor="text1" w:themeTint="D9"/>
-                          <w:sz w:val="24"/>
-                          <w:szCs w:val="24"/>
-                        </w:rPr>
-                        <w:t xml:space="preserve">Developed scalable .Net </w:t>
-                      </w:r>
-                      <w:r>
-                        <w:rPr>
-                          <w:i/>
-                          <w:iCs/>
-                          <w:color w:val="262626" w:themeColor="text1" w:themeTint="D9"/>
-                          <w:sz w:val="24"/>
-                          <w:szCs w:val="24"/>
-                        </w:rPr>
-                        <w:t xml:space="preserve">8 </w:t>
-                      </w:r>
-                      <w:r>
-                        <w:rPr>
-                          <w:i/>
-                          <w:iCs/>
-                          <w:color w:val="262626" w:themeColor="text1" w:themeTint="D9"/>
-                          <w:sz w:val="24"/>
-                          <w:szCs w:val="24"/>
-                        </w:rPr>
-                        <w:t>services</w:t>
-                      </w:r>
-                    </w:p>
-                    <w:p>
-                      <w:pPr>
-                        <w:pBdr>
-                          <w:top w:val="single" w:sz="24" w:space="8" w:color="1CADE4" w:themeColor="accent1"/>
-                          <w:bottom w:val="single" w:sz="24" w:space="2" w:color="1CADE4" w:themeColor="accent1"/>
-                        </w:pBdr>
-                        <w:spacing w:after="0"/>
-                        <w:ind w:left="142" w:hanging="142"/>
-                        <w:rPr>
-                          <w:i/>
-                          <w:iCs/>
-                          <w:color w:val="262626" w:themeColor="text1" w:themeTint="D9"/>
-                          <w:sz w:val="24"/>
-                          <w:szCs w:val="24"/>
-                        </w:rPr>
-                      </w:pPr>
-                      <w:r>
-                        <w:rPr>
-                          <w:i/>
-                          <w:iCs/>
-                          <w:color w:val="262626" w:themeColor="text1" w:themeTint="D9"/>
-                          <w:sz w:val="24"/>
-                          <w:szCs w:val="24"/>
-                        </w:rPr>
-                        <w:t xml:space="preserve">  </w:t>
-                      </w:r>
-                      <w:r>
-                        <w:rPr>
-                          <w:i/>
-                          <w:iCs/>
-                          <w:color w:val="262626" w:themeColor="text1" w:themeTint="D9"/>
-                          <w:sz w:val="24"/>
-                          <w:szCs w:val="24"/>
-                        </w:rPr>
-                        <w:t xml:space="preserve">• </w:t>
-                      </w:r>
-                      <w:r>
-                        <w:rPr>
-                          <w:i/>
-                          <w:iCs/>
-                          <w:color w:val="262626" w:themeColor="text1" w:themeTint="D9"/>
-                          <w:sz w:val="24"/>
-                          <w:szCs w:val="24"/>
-                        </w:rPr>
-                        <w:t>Modernised legacy platforms</w:t>
-                      </w:r>
-                    </w:p>
-                    <w:p>
-                      <w:pPr>
-                        <w:pBdr>
-                          <w:top w:val="single" w:sz="24" w:space="8" w:color="1CADE4" w:themeColor="accent1"/>
-                          <w:bottom w:val="single" w:sz="24" w:space="2" w:color="1CADE4" w:themeColor="accent1"/>
-                        </w:pBdr>
-                        <w:spacing w:after="0"/>
-                        <w:ind w:left="142" w:hanging="142"/>
-                        <w:rPr>
-                          <w:i/>
-                          <w:iCs/>
-                          <w:color w:val="262626" w:themeColor="text1" w:themeTint="D9"/>
-                          <w:sz w:val="24"/>
-                          <w:szCs w:val="24"/>
-                        </w:rPr>
-                      </w:pPr>
-                      <w:r>
-                        <w:rPr>
-                          <w:i/>
-                          <w:iCs/>
-                          <w:color w:val="262626" w:themeColor="text1" w:themeTint="D9"/>
-                          <w:sz w:val="24"/>
-                          <w:szCs w:val="24"/>
-                        </w:rPr>
-                        <w:t xml:space="preserve">  </w:t>
-                      </w:r>
-                      <w:r>
-                        <w:rPr>
-                          <w:i/>
-                          <w:iCs/>
-                          <w:color w:val="262626" w:themeColor="text1" w:themeTint="D9"/>
-                          <w:sz w:val="24"/>
-                          <w:szCs w:val="24"/>
-                        </w:rPr>
-                        <w:t xml:space="preserve">• </w:t>
-                      </w:r>
-                      <w:r>
-                        <w:rPr>
-                          <w:i/>
-                          <w:iCs/>
-                          <w:color w:val="262626" w:themeColor="text1" w:themeTint="D9"/>
-                          <w:sz w:val="24"/>
-                          <w:szCs w:val="24"/>
-                        </w:rPr>
-                        <w:t xml:space="preserve">Led </w:t>
-                      </w:r>
-                      <w:r>
-                        <w:rPr>
-                          <w:i/>
-                          <w:iCs/>
-                          <w:color w:val="262626" w:themeColor="text1" w:themeTint="D9"/>
-                          <w:sz w:val="24"/>
-                          <w:szCs w:val="24"/>
-                        </w:rPr>
-                        <w:t xml:space="preserve">cross-team cloud migration projects </w:t>
-                      </w:r>
-                      <w:r>
-                        <w:rPr>
-                          <w:i/>
-                          <w:iCs/>
-                          <w:color w:val="262626" w:themeColor="text1" w:themeTint="D9"/>
-                          <w:sz w:val="24"/>
-                          <w:szCs w:val="24"/>
-                        </w:rPr>
-                        <w:t>(Azure, AWS)</w:t>
-                      </w:r>
-                    </w:p>
-                    <w:p>
-                      <w:pPr>
-                        <w:pBdr>
-                          <w:top w:val="single" w:sz="24" w:space="8" w:color="1CADE4" w:themeColor="accent1"/>
-                          <w:bottom w:val="single" w:sz="24" w:space="2" w:color="1CADE4" w:themeColor="accent1"/>
-                        </w:pBdr>
-                        <w:spacing w:after="0"/>
-                        <w:ind w:left="142" w:hanging="142"/>
-                        <w:rPr>
-                          <w:i/>
-                          <w:iCs/>
-                          <w:color w:val="262626" w:themeColor="text1" w:themeTint="D9"/>
-                          <w:sz w:val="24"/>
-                          <w:szCs w:val="24"/>
-                        </w:rPr>
-                      </w:pPr>
-                      <w:r>
-                        <w:rPr>
-                          <w:i/>
-                          <w:iCs/>
-                          <w:color w:val="262626" w:themeColor="text1" w:themeTint="D9"/>
-                          <w:sz w:val="24"/>
-                          <w:szCs w:val="24"/>
-                        </w:rPr>
-                        <w:t xml:space="preserve">  </w:t>
-                      </w:r>
-                      <w:r>
-                        <w:rPr>
-                          <w:i/>
-                          <w:iCs/>
-                          <w:color w:val="262626" w:themeColor="text1" w:themeTint="D9"/>
-                          <w:sz w:val="24"/>
-                          <w:szCs w:val="24"/>
-                        </w:rPr>
-                        <w:t xml:space="preserve">• </w:t>
-                      </w:r>
-                      <w:r>
-                        <w:rPr>
-                          <w:i/>
-                          <w:iCs/>
-                          <w:color w:val="262626" w:themeColor="text1" w:themeTint="D9"/>
-                          <w:sz w:val="24"/>
-                          <w:szCs w:val="24"/>
-                        </w:rPr>
-                        <w:t>Automated DevOps pipelines</w:t>
-                      </w:r>
-                    </w:p>
-                    <w:p>
-                      <w:pPr>
-                        <w:pBdr>
-                          <w:top w:val="single" w:sz="24" w:space="8" w:color="1CADE4" w:themeColor="accent1"/>
-                          <w:bottom w:val="single" w:sz="24" w:space="2" w:color="1CADE4" w:themeColor="accent1"/>
-                        </w:pBdr>
-                        <w:spacing w:after="0"/>
-                        <w:ind w:left="142" w:hanging="142"/>
-                        <w:rPr>
-                          <w:i/>
-                          <w:iCs/>
-                          <w:color w:val="262626" w:themeColor="text1" w:themeTint="D9"/>
-                          <w:sz w:val="24"/>
-                          <w:szCs w:val="24"/>
-                        </w:rPr>
-                      </w:pPr>
-                      <w:r>
-                        <w:rPr>
-                          <w:i/>
-                          <w:iCs/>
-                          <w:color w:val="262626" w:themeColor="text1" w:themeTint="D9"/>
-                          <w:sz w:val="24"/>
-                          <w:szCs w:val="24"/>
-                        </w:rPr>
-                        <w:t xml:space="preserve">  </w:t>
-                      </w:r>
-                      <w:r>
-                        <w:rPr>
-                          <w:i/>
-                          <w:iCs/>
-                          <w:color w:val="262626" w:themeColor="text1" w:themeTint="D9"/>
-                          <w:sz w:val="24"/>
-                          <w:szCs w:val="24"/>
-                        </w:rPr>
-                        <w:t xml:space="preserve">• </w:t>
-                      </w:r>
-                      <w:r>
-                        <w:rPr>
-                          <w:i/>
-                          <w:iCs/>
-                          <w:color w:val="262626" w:themeColor="text1" w:themeTint="D9"/>
-                          <w:sz w:val="24"/>
-                          <w:szCs w:val="24"/>
-                        </w:rPr>
-                        <w:t>Implemented translation workflows</w:t>
-                      </w:r>
-                    </w:p>
-                    <w:p>
-                      <w:pPr>
-                        <w:pBdr>
-                          <w:top w:val="single" w:sz="24" w:space="8" w:color="1CADE4" w:themeColor="accent1"/>
-                          <w:bottom w:val="single" w:sz="24" w:space="2" w:color="1CADE4" w:themeColor="accent1"/>
-                        </w:pBdr>
-                        <w:spacing w:after="0"/>
-                        <w:ind w:left="142" w:hanging="142"/>
-                        <w:rPr>
-                          <w:i/>
-                          <w:iCs/>
-                          <w:color w:val="262626" w:themeColor="text1" w:themeTint="D9"/>
-                          <w:sz w:val="24"/>
-                          <w:szCs w:val="24"/>
-                        </w:rPr>
-                      </w:pPr>
-                      <w:r>
-                        <w:rPr>
-                          <w:i/>
-                          <w:iCs/>
-                          <w:color w:val="262626" w:themeColor="text1" w:themeTint="D9"/>
-                          <w:sz w:val="24"/>
-                          <w:szCs w:val="24"/>
-                        </w:rPr>
-                        <w:t xml:space="preserve">  </w:t>
-                      </w:r>
-                      <w:r>
-                        <w:rPr>
-                          <w:i/>
-                          <w:iCs/>
-                          <w:color w:val="262626" w:themeColor="text1" w:themeTint="D9"/>
-                          <w:sz w:val="24"/>
-                          <w:szCs w:val="24"/>
-                        </w:rPr>
-                        <w:t xml:space="preserve">• </w:t>
-                      </w:r>
-                      <w:r>
-                        <w:rPr>
-                          <w:i/>
-                          <w:iCs/>
-                          <w:color w:val="262626" w:themeColor="text1" w:themeTint="D9"/>
-                          <w:sz w:val="24"/>
-                          <w:szCs w:val="24"/>
-                        </w:rPr>
-                        <w:t>Enabled cross-team tool adoption</w:t>
-                      </w:r>
-                    </w:p>
-                    <w:p>
-                      <w:pPr>
-                        <w:pBdr>
-                          <w:top w:val="single" w:sz="24" w:space="8" w:color="1CADE4" w:themeColor="accent1"/>
-                          <w:bottom w:val="single" w:sz="24" w:space="2" w:color="1CADE4" w:themeColor="accent1"/>
-                        </w:pBdr>
-                        <w:spacing w:after="0"/>
-                        <w:ind w:left="142" w:hanging="142"/>
-                        <w:rPr>
-                          <w:i/>
-                          <w:iCs/>
-                          <w:color w:val="262626" w:themeColor="text1" w:themeTint="D9"/>
-                          <w:sz w:val="24"/>
-                          <w:szCs w:val="24"/>
-                        </w:rPr>
-                      </w:pPr>
-                      <w:r>
-                        <w:rPr>
-                          <w:i/>
-                          <w:iCs/>
-                          <w:color w:val="262626" w:themeColor="text1" w:themeTint="D9"/>
-                          <w:sz w:val="24"/>
-                          <w:szCs w:val="24"/>
-                        </w:rPr>
-                        <w:t xml:space="preserve">  </w:t>
-                      </w:r>
-                      <w:r>
-                        <w:rPr>
-                          <w:i/>
-                          <w:iCs/>
-                          <w:color w:val="262626" w:themeColor="text1" w:themeTint="D9"/>
-                          <w:sz w:val="24"/>
-                          <w:szCs w:val="24"/>
-                        </w:rPr>
-                        <w:t xml:space="preserve">• </w:t>
-                      </w:r>
-                      <w:r>
-                        <w:rPr>
-                          <w:i/>
-                          <w:iCs/>
-                          <w:color w:val="262626" w:themeColor="text1" w:themeTint="D9"/>
-                          <w:sz w:val="24"/>
-                          <w:szCs w:val="24"/>
-                        </w:rPr>
-                        <w:t xml:space="preserve">Migrated platforms to </w:t>
-                      </w:r>
-                      <w:proofErr w:type="spellStart"/>
-                      <w:r>
-                        <w:rPr>
-                          <w:i/>
-                          <w:iCs/>
-                          <w:color w:val="262626" w:themeColor="text1" w:themeTint="D9"/>
-                          <w:sz w:val="24"/>
-                          <w:szCs w:val="24"/>
-                        </w:rPr>
-                        <w:t>Entra</w:t>
-                      </w:r>
-                      <w:proofErr w:type="spellEnd"/>
-                      <w:r>
-                        <w:rPr>
-                          <w:i/>
-                          <w:iCs/>
-                          <w:color w:val="262626" w:themeColor="text1" w:themeTint="D9"/>
-                          <w:sz w:val="24"/>
-                          <w:szCs w:val="24"/>
-                        </w:rPr>
-                        <w:t xml:space="preserve"> ID</w:t>
-                      </w:r>
-                    </w:p>
-                    <w:p>
-                      <w:pPr>
-                        <w:pBdr>
-                          <w:top w:val="single" w:sz="24" w:space="8" w:color="1CADE4" w:themeColor="accent1"/>
-                          <w:bottom w:val="single" w:sz="24" w:space="2" w:color="1CADE4" w:themeColor="accent1"/>
-                        </w:pBdr>
-                        <w:spacing w:after="0"/>
-                        <w:ind w:left="142" w:hanging="142"/>
-                        <w:rPr>
-                          <w:i/>
-                          <w:iCs/>
-                          <w:color w:val="262626" w:themeColor="text1" w:themeTint="D9"/>
-                          <w:sz w:val="24"/>
-                          <w:szCs w:val="24"/>
-                        </w:rPr>
-                      </w:pPr>
-                      <w:r>
-                        <w:rPr>
-                          <w:i/>
-                          <w:iCs/>
-                          <w:color w:val="262626" w:themeColor="text1" w:themeTint="D9"/>
-                          <w:sz w:val="24"/>
-                          <w:szCs w:val="24"/>
-                        </w:rPr>
-                        <w:t xml:space="preserve">  </w:t>
-                      </w:r>
-                      <w:r>
-                        <w:rPr>
-                          <w:i/>
-                          <w:iCs/>
-                          <w:color w:val="262626" w:themeColor="text1" w:themeTint="D9"/>
-                          <w:sz w:val="24"/>
-                          <w:szCs w:val="24"/>
-                        </w:rPr>
-                        <w:t xml:space="preserve">• </w:t>
-                      </w:r>
-                      <w:r>
-                        <w:rPr>
-                          <w:i/>
-                          <w:iCs/>
-                          <w:color w:val="262626" w:themeColor="text1" w:themeTint="D9"/>
-                          <w:sz w:val="24"/>
-                          <w:szCs w:val="24"/>
-                        </w:rPr>
-                        <w:t xml:space="preserve">Built automated SQL </w:t>
-                      </w:r>
-                      <w:r>
-                        <w:rPr>
-                          <w:i/>
-                          <w:iCs/>
-                          <w:color w:val="262626" w:themeColor="text1" w:themeTint="D9"/>
-                          <w:sz w:val="24"/>
-                          <w:szCs w:val="24"/>
-                        </w:rPr>
-                        <w:t>pipelines</w:t>
-                      </w:r>
-                    </w:p>
-                    <w:p>
-                      <w:pPr>
-                        <w:pBdr>
-                          <w:top w:val="single" w:sz="24" w:space="8" w:color="1CADE4" w:themeColor="accent1"/>
-                          <w:bottom w:val="single" w:sz="24" w:space="2" w:color="1CADE4" w:themeColor="accent1"/>
-                        </w:pBdr>
-                        <w:spacing w:after="0"/>
-                        <w:ind w:left="142" w:hanging="142"/>
-                        <w:rPr>
-                          <w:i/>
-                          <w:iCs/>
-                          <w:color w:val="262626" w:themeColor="text1" w:themeTint="D9"/>
-                          <w:sz w:val="24"/>
-                          <w:szCs w:val="24"/>
-                        </w:rPr>
-                      </w:pPr>
-                      <w:r>
-                        <w:rPr>
-                          <w:i/>
-                          <w:iCs/>
-                          <w:color w:val="262626" w:themeColor="text1" w:themeTint="D9"/>
-                          <w:sz w:val="24"/>
-                          <w:szCs w:val="24"/>
-                        </w:rPr>
-                        <w:t xml:space="preserve">  </w:t>
-                      </w:r>
-                      <w:r>
-                        <w:rPr>
-                          <w:i/>
-                          <w:iCs/>
-                          <w:color w:val="262626" w:themeColor="text1" w:themeTint="D9"/>
-                          <w:sz w:val="24"/>
-                          <w:szCs w:val="24"/>
-                        </w:rPr>
-                        <w:t xml:space="preserve">• </w:t>
-                      </w:r>
-                      <w:r>
-                        <w:rPr>
-                          <w:i/>
-                          <w:iCs/>
-                          <w:color w:val="262626" w:themeColor="text1" w:themeTint="D9"/>
-                          <w:sz w:val="24"/>
-                          <w:szCs w:val="24"/>
-                        </w:rPr>
-                        <w:t>Integrated banking backend</w:t>
-                      </w:r>
-                      <w:r>
-                        <w:rPr>
-                          <w:i/>
-                          <w:iCs/>
-                          <w:color w:val="262626" w:themeColor="text1" w:themeTint="D9"/>
-                          <w:sz w:val="24"/>
-                          <w:szCs w:val="24"/>
-                        </w:rPr>
-                        <w:t xml:space="preserve"> </w:t>
-                      </w:r>
-                      <w:r>
-                        <w:rPr>
-                          <w:i/>
-                          <w:iCs/>
-                          <w:color w:val="262626" w:themeColor="text1" w:themeTint="D9"/>
-                          <w:sz w:val="24"/>
-                          <w:szCs w:val="24"/>
-                        </w:rPr>
-                        <w:t>services</w:t>
-                      </w:r>
-                    </w:p>
-                    <w:p>
-                      <w:pPr>
-                        <w:pBdr>
-                          <w:top w:val="single" w:sz="24" w:space="8" w:color="1CADE4" w:themeColor="accent1"/>
-                          <w:bottom w:val="single" w:sz="24" w:space="2" w:color="1CADE4" w:themeColor="accent1"/>
-                        </w:pBdr>
-                        <w:spacing w:after="0"/>
-                        <w:ind w:left="142" w:hanging="142"/>
-                        <w:rPr>
-                          <w:i/>
-                          <w:iCs/>
-                          <w:color w:val="262626" w:themeColor="text1" w:themeTint="D9"/>
-                          <w:sz w:val="24"/>
-                          <w:szCs w:val="24"/>
-                        </w:rPr>
-                      </w:pPr>
-                      <w:r>
-                        <w:rPr>
-                          <w:i/>
-                          <w:iCs/>
-                          <w:color w:val="262626" w:themeColor="text1" w:themeTint="D9"/>
-                          <w:sz w:val="24"/>
-                          <w:szCs w:val="24"/>
-                        </w:rPr>
-                        <w:t xml:space="preserve">  </w:t>
-                      </w:r>
-                      <w:r>
-                        <w:rPr>
-                          <w:i/>
-                          <w:iCs/>
-                          <w:color w:val="262626" w:themeColor="text1" w:themeTint="D9"/>
-                          <w:sz w:val="24"/>
-                          <w:szCs w:val="24"/>
-                        </w:rPr>
-                        <w:t xml:space="preserve">• </w:t>
-                      </w:r>
-                      <w:r>
-                        <w:rPr>
-                          <w:i/>
-                          <w:iCs/>
-                          <w:color w:val="262626" w:themeColor="text1" w:themeTint="D9"/>
-                          <w:sz w:val="24"/>
-                          <w:szCs w:val="24"/>
-                        </w:rPr>
-                        <w:t>Improved caching and service performance</w:t>
-                      </w:r>
-                    </w:p>
-                    <w:p>
-                      <w:pPr>
-                        <w:pBdr>
-                          <w:top w:val="single" w:sz="24" w:space="8" w:color="1CADE4" w:themeColor="accent1"/>
-                          <w:bottom w:val="single" w:sz="24" w:space="2" w:color="1CADE4" w:themeColor="accent1"/>
-                        </w:pBdr>
-                        <w:spacing w:after="0"/>
-                        <w:ind w:left="142" w:hanging="142"/>
-                        <w:rPr>
-                          <w:i/>
-                          <w:iCs/>
-                          <w:color w:val="262626" w:themeColor="text1" w:themeTint="D9"/>
-                          <w:sz w:val="24"/>
-                          <w:szCs w:val="24"/>
-                        </w:rPr>
-                      </w:pPr>
-                      <w:r>
-                        <w:rPr>
-                          <w:i/>
-                          <w:iCs/>
-                          <w:color w:val="262626" w:themeColor="text1" w:themeTint="D9"/>
-                          <w:sz w:val="24"/>
-                          <w:szCs w:val="24"/>
-                        </w:rPr>
-                        <w:t xml:space="preserve">  </w:t>
-                      </w:r>
-                      <w:r>
-                        <w:rPr>
-                          <w:i/>
-                          <w:iCs/>
-                          <w:color w:val="262626" w:themeColor="text1" w:themeTint="D9"/>
-                          <w:sz w:val="24"/>
-                          <w:szCs w:val="24"/>
-                        </w:rPr>
-                        <w:t xml:space="preserve">• </w:t>
-                      </w:r>
-                      <w:r>
-                        <w:rPr>
-                          <w:i/>
-                          <w:iCs/>
-                          <w:color w:val="262626" w:themeColor="text1" w:themeTint="D9"/>
-                          <w:sz w:val="24"/>
-                          <w:szCs w:val="24"/>
-                        </w:rPr>
-                        <w:t>Enhanced monitoring and logging across platforms</w:t>
-                      </w:r>
-                    </w:p>
-                    <w:p>
-                      <w:pPr>
-                        <w:pBdr>
-                          <w:top w:val="single" w:sz="24" w:space="8" w:color="1CADE4" w:themeColor="accent1"/>
-                          <w:bottom w:val="single" w:sz="24" w:space="2" w:color="1CADE4" w:themeColor="accent1"/>
-                        </w:pBdr>
-                        <w:spacing w:after="0"/>
-                        <w:ind w:left="142" w:hanging="142"/>
-                        <w:rPr>
-                          <w:i/>
-                          <w:iCs/>
-                          <w:color w:val="262626" w:themeColor="text1" w:themeTint="D9"/>
-                          <w:sz w:val="24"/>
-                          <w:szCs w:val="24"/>
-                        </w:rPr>
-                      </w:pPr>
-                      <w:r>
-                        <w:rPr>
-                          <w:i/>
-                          <w:iCs/>
-                          <w:color w:val="262626" w:themeColor="text1" w:themeTint="D9"/>
-                          <w:sz w:val="24"/>
-                          <w:szCs w:val="24"/>
-                        </w:rPr>
-                        <w:t xml:space="preserve">  </w:t>
-                      </w:r>
-                      <w:r>
-                        <w:rPr>
-                          <w:i/>
-                          <w:iCs/>
-                          <w:color w:val="262626" w:themeColor="text1" w:themeTint="D9"/>
-                          <w:sz w:val="24"/>
-                          <w:szCs w:val="24"/>
-                        </w:rPr>
-                        <w:t xml:space="preserve">• </w:t>
-                      </w:r>
-                      <w:r>
-                        <w:rPr>
-                          <w:i/>
-                          <w:iCs/>
-                          <w:color w:val="262626" w:themeColor="text1" w:themeTint="D9"/>
-                          <w:sz w:val="24"/>
-                          <w:szCs w:val="24"/>
-                        </w:rPr>
-                        <w:t>Planned and executed legacy platform decommissioning</w:t>
-                      </w:r>
-                    </w:p>
-                    <w:p>
-                      <w:pPr>
-                        <w:pBdr>
-                          <w:top w:val="single" w:sz="24" w:space="8" w:color="1CADE4" w:themeColor="accent1"/>
-                          <w:bottom w:val="single" w:sz="24" w:space="2" w:color="1CADE4" w:themeColor="accent1"/>
-                        </w:pBdr>
-                        <w:spacing w:after="0"/>
-                        <w:ind w:left="142" w:hanging="142"/>
-                        <w:rPr>
-                          <w:i/>
-                          <w:iCs/>
-                          <w:color w:val="262626" w:themeColor="text1" w:themeTint="D9"/>
-                          <w:sz w:val="24"/>
-                          <w:szCs w:val="24"/>
-                        </w:rPr>
-                      </w:pPr>
-                    </w:p>
-                    <w:p>
-                      <w:pPr>
-                        <w:pBdr>
-                          <w:top w:val="single" w:sz="24" w:space="8" w:color="1CADE4" w:themeColor="accent1"/>
-                          <w:bottom w:val="single" w:sz="24" w:space="2" w:color="1CADE4" w:themeColor="accent1"/>
-                        </w:pBdr>
-                        <w:spacing w:after="0"/>
-                        <w:rPr>
-                          <w:b/>
-                          <w:bCs/>
-                          <w:color w:val="262626" w:themeColor="text1" w:themeTint="D9"/>
-                          <w:sz w:val="24"/>
-                          <w:szCs w:val="24"/>
-                        </w:rPr>
-                      </w:pPr>
-                      <w:r>
-                        <w:rPr>
-                          <w:b/>
-                          <w:bCs/>
-                          <w:color w:val="262626" w:themeColor="text1" w:themeTint="D9"/>
-                          <w:sz w:val="24"/>
-                          <w:szCs w:val="24"/>
-                        </w:rPr>
-                        <w:t>Consultation Manager</w:t>
-                      </w:r>
-                    </w:p>
-                    <w:p>
-                      <w:pPr>
-                        <w:pBdr>
-                          <w:top w:val="single" w:sz="24" w:space="8" w:color="1CADE4" w:themeColor="accent1"/>
-                          <w:bottom w:val="single" w:sz="24" w:space="2" w:color="1CADE4" w:themeColor="accent1"/>
-                        </w:pBdr>
-                        <w:spacing w:after="0"/>
-                        <w:rPr>
-                          <w:color w:val="262626" w:themeColor="text1" w:themeTint="D9"/>
-                          <w:sz w:val="24"/>
-                          <w:szCs w:val="24"/>
-                        </w:rPr>
-                      </w:pPr>
-                      <w:r>
-                        <w:rPr>
-                          <w:color w:val="262626" w:themeColor="text1" w:themeTint="D9"/>
-                          <w:sz w:val="24"/>
-                          <w:szCs w:val="24"/>
-                        </w:rPr>
-                        <w:t>May</w:t>
-                      </w:r>
-                      <w:r>
-                        <w:rPr>
-                          <w:color w:val="262626" w:themeColor="text1" w:themeTint="D9"/>
-                          <w:sz w:val="24"/>
-                          <w:szCs w:val="24"/>
-                        </w:rPr>
-                        <w:t xml:space="preserve"> 20</w:t>
-                      </w:r>
-                      <w:r>
-                        <w:rPr>
-                          <w:color w:val="262626" w:themeColor="text1" w:themeTint="D9"/>
-                          <w:sz w:val="24"/>
-                          <w:szCs w:val="24"/>
-                        </w:rPr>
-                        <w:t>21</w:t>
-                      </w:r>
-                      <w:r>
-                        <w:rPr>
-                          <w:color w:val="262626" w:themeColor="text1" w:themeTint="D9"/>
-                          <w:sz w:val="24"/>
-                          <w:szCs w:val="24"/>
-                        </w:rPr>
-                        <w:t xml:space="preserve"> – </w:t>
-                      </w:r>
-                      <w:r>
-                        <w:rPr>
-                          <w:color w:val="262626" w:themeColor="text1" w:themeTint="D9"/>
-                          <w:sz w:val="24"/>
-                          <w:szCs w:val="24"/>
-                        </w:rPr>
-                        <w:t>Mar 2022</w:t>
-                      </w:r>
-                    </w:p>
-                    <w:p>
-                      <w:pPr>
-                        <w:pBdr>
-                          <w:top w:val="single" w:sz="24" w:space="8" w:color="1CADE4" w:themeColor="accent1"/>
-                          <w:bottom w:val="single" w:sz="24" w:space="2" w:color="1CADE4" w:themeColor="accent1"/>
-                        </w:pBdr>
-                        <w:spacing w:after="0"/>
-                        <w:ind w:left="142" w:hanging="142"/>
-                        <w:rPr>
-                          <w:i/>
-                          <w:iCs/>
-                          <w:color w:val="262626" w:themeColor="text1" w:themeTint="D9"/>
-                          <w:sz w:val="24"/>
-                          <w:szCs w:val="24"/>
-                        </w:rPr>
-                      </w:pPr>
-                      <w:r>
-                        <w:rPr>
-                          <w:i/>
-                          <w:iCs/>
-                          <w:color w:val="262626" w:themeColor="text1" w:themeTint="D9"/>
-                          <w:sz w:val="24"/>
-                          <w:szCs w:val="24"/>
-                        </w:rPr>
-                        <w:t xml:space="preserve">  </w:t>
-                      </w:r>
-                      <w:r>
-                        <w:rPr>
-                          <w:i/>
-                          <w:iCs/>
-                          <w:color w:val="262626" w:themeColor="text1" w:themeTint="D9"/>
-                          <w:sz w:val="24"/>
-                          <w:szCs w:val="24"/>
-                        </w:rPr>
-                        <w:t>•</w:t>
-                      </w:r>
-                      <w:r>
-                        <w:rPr>
-                          <w:i/>
-                          <w:iCs/>
-                          <w:color w:val="262626" w:themeColor="text1" w:themeTint="D9"/>
-                          <w:sz w:val="24"/>
-                          <w:szCs w:val="24"/>
-                        </w:rPr>
-                        <w:t xml:space="preserve"> </w:t>
-                      </w:r>
-                      <w:r>
-                        <w:rPr>
-                          <w:i/>
-                          <w:iCs/>
-                          <w:color w:val="262626" w:themeColor="text1" w:themeTint="D9"/>
-                          <w:sz w:val="24"/>
-                          <w:szCs w:val="24"/>
-                        </w:rPr>
-                        <w:t>Junior Software Engineer</w:t>
-                      </w:r>
-                    </w:p>
-                    <w:p>
-                      <w:pPr>
-                        <w:pBdr>
-                          <w:top w:val="single" w:sz="24" w:space="8" w:color="1CADE4" w:themeColor="accent1"/>
-                          <w:bottom w:val="single" w:sz="24" w:space="2" w:color="1CADE4" w:themeColor="accent1"/>
-                        </w:pBdr>
-                        <w:spacing w:after="0"/>
-                        <w:ind w:left="142" w:hanging="142"/>
-                        <w:rPr>
-                          <w:i/>
-                          <w:iCs/>
-                          <w:color w:val="262626" w:themeColor="text1" w:themeTint="D9"/>
-                          <w:sz w:val="24"/>
-                          <w:szCs w:val="24"/>
-                        </w:rPr>
-                      </w:pPr>
-                      <w:r>
-                        <w:rPr>
-                          <w:i/>
-                          <w:iCs/>
-                          <w:color w:val="262626" w:themeColor="text1" w:themeTint="D9"/>
-                          <w:sz w:val="24"/>
-                          <w:szCs w:val="24"/>
-                        </w:rPr>
-                        <w:t xml:space="preserve">  </w:t>
-                      </w:r>
-                      <w:r>
-                        <w:rPr>
-                          <w:i/>
-                          <w:iCs/>
-                          <w:color w:val="262626" w:themeColor="text1" w:themeTint="D9"/>
-                          <w:sz w:val="24"/>
-                          <w:szCs w:val="24"/>
-                        </w:rPr>
-                        <w:t>•</w:t>
-                      </w:r>
-                      <w:r>
-                        <w:rPr>
-                          <w:i/>
-                          <w:iCs/>
-                          <w:color w:val="262626" w:themeColor="text1" w:themeTint="D9"/>
-                          <w:sz w:val="24"/>
-                          <w:szCs w:val="24"/>
-                        </w:rPr>
-                        <w:t xml:space="preserve"> </w:t>
-                      </w:r>
-                      <w:r>
-                        <w:rPr>
-                          <w:i/>
-                          <w:iCs/>
-                          <w:color w:val="262626" w:themeColor="text1" w:themeTint="D9"/>
-                          <w:sz w:val="24"/>
-                          <w:szCs w:val="24"/>
-                        </w:rPr>
-                        <w:t>Angular/.Net</w:t>
-                      </w:r>
-                    </w:p>
-                    <w:p>
-                      <w:pPr>
-                        <w:pBdr>
-                          <w:top w:val="single" w:sz="24" w:space="8" w:color="1CADE4" w:themeColor="accent1"/>
-                          <w:bottom w:val="single" w:sz="24" w:space="2" w:color="1CADE4" w:themeColor="accent1"/>
-                        </w:pBdr>
-                        <w:spacing w:after="0"/>
-                        <w:ind w:left="142" w:hanging="142"/>
-                        <w:rPr>
-                          <w:i/>
-                          <w:iCs/>
-                          <w:color w:val="262626" w:themeColor="text1" w:themeTint="D9"/>
-                          <w:sz w:val="24"/>
-                          <w:szCs w:val="24"/>
-                        </w:rPr>
-                      </w:pPr>
-                    </w:p>
-                    <w:p>
-                      <w:pPr>
-                        <w:pBdr>
-                          <w:top w:val="single" w:sz="24" w:space="8" w:color="1CADE4" w:themeColor="accent1"/>
-                          <w:bottom w:val="single" w:sz="24" w:space="2" w:color="1CADE4" w:themeColor="accent1"/>
-                        </w:pBdr>
-                        <w:spacing w:after="0"/>
-                        <w:rPr>
-                          <w:color w:val="262626" w:themeColor="text1" w:themeTint="D9"/>
-                          <w:sz w:val="24"/>
-                          <w:szCs w:val="24"/>
-                        </w:rPr>
-                      </w:pPr>
-                      <w:r>
-                        <w:rPr>
-                          <w:b/>
-                          <w:bCs/>
-                          <w:color w:val="262626" w:themeColor="text1" w:themeTint="D9"/>
-                          <w:sz w:val="24"/>
-                          <w:szCs w:val="24"/>
-                        </w:rPr>
-                        <w:t>Education</w:t>
-                      </w:r>
-                      <w:r>
-                        <w:rPr>
-                          <w:color w:val="262626" w:themeColor="text1" w:themeTint="D9"/>
-                          <w:sz w:val="24"/>
-                          <w:szCs w:val="24"/>
-                        </w:rPr>
-                        <w:t xml:space="preserve">: </w:t>
-                      </w:r>
-                    </w:p>
-                    <w:p>
-                      <w:pPr>
-                        <w:pBdr>
-                          <w:top w:val="single" w:sz="24" w:space="8" w:color="1CADE4" w:themeColor="accent1"/>
-                          <w:bottom w:val="single" w:sz="24" w:space="2" w:color="1CADE4" w:themeColor="accent1"/>
-                        </w:pBdr>
-                        <w:spacing w:after="0"/>
-                        <w:rPr>
-                          <w:b/>
-                          <w:bCs/>
-                          <w:color w:val="262626" w:themeColor="text1" w:themeTint="D9"/>
-                          <w:sz w:val="24"/>
-                          <w:szCs w:val="24"/>
-                        </w:rPr>
-                      </w:pPr>
-                      <w:r>
-                        <w:rPr>
-                          <w:b/>
-                          <w:bCs/>
-                          <w:color w:val="262626" w:themeColor="text1" w:themeTint="D9"/>
-                          <w:sz w:val="24"/>
-                          <w:szCs w:val="24"/>
-                        </w:rPr>
-                        <w:t xml:space="preserve">Coder Academy – </w:t>
-                      </w:r>
-                      <w:r>
-                        <w:rPr>
-                          <w:b/>
-                          <w:bCs/>
-                          <w:i/>
-                          <w:iCs/>
-                          <w:color w:val="262626" w:themeColor="text1" w:themeTint="D9"/>
-                          <w:sz w:val="24"/>
-                          <w:szCs w:val="24"/>
-                        </w:rPr>
-                        <w:t>Diploma of IT</w:t>
-                      </w:r>
-                    </w:p>
-                    <w:p>
-                      <w:pPr>
-                        <w:pBdr>
-                          <w:top w:val="single" w:sz="24" w:space="8" w:color="1CADE4" w:themeColor="accent1"/>
-                          <w:bottom w:val="single" w:sz="24" w:space="2" w:color="1CADE4" w:themeColor="accent1"/>
-                        </w:pBdr>
-                        <w:spacing w:after="0"/>
-                        <w:rPr>
-                          <w:color w:val="262626" w:themeColor="text1" w:themeTint="D9"/>
-                          <w:sz w:val="24"/>
-                          <w:szCs w:val="24"/>
-                        </w:rPr>
-                      </w:pPr>
-                      <w:r>
-                        <w:rPr>
-                          <w:color w:val="262626" w:themeColor="text1" w:themeTint="D9"/>
-                          <w:sz w:val="24"/>
-                          <w:szCs w:val="24"/>
-                        </w:rPr>
-                        <w:t xml:space="preserve">Aug 2020 – </w:t>
-                      </w:r>
-                      <w:r>
-                        <w:rPr>
-                          <w:color w:val="262626" w:themeColor="text1" w:themeTint="D9"/>
-                          <w:sz w:val="24"/>
-                          <w:szCs w:val="24"/>
-                        </w:rPr>
-                        <w:t>Feb</w:t>
-                      </w:r>
-                      <w:r>
-                        <w:rPr>
-                          <w:color w:val="262626" w:themeColor="text1" w:themeTint="D9"/>
-                          <w:sz w:val="24"/>
-                          <w:szCs w:val="24"/>
-                        </w:rPr>
-                        <w:t xml:space="preserve"> 2021</w:t>
-                      </w:r>
-                    </w:p>
-                    <w:p>
-                      <w:pPr>
-                        <w:pBdr>
-                          <w:top w:val="single" w:sz="24" w:space="8" w:color="1CADE4" w:themeColor="accent1"/>
-                          <w:bottom w:val="single" w:sz="24" w:space="2" w:color="1CADE4" w:themeColor="accent1"/>
-                        </w:pBdr>
-                        <w:spacing w:after="0"/>
-                        <w:ind w:left="142" w:hanging="142"/>
-                        <w:rPr>
-                          <w:i/>
-                          <w:iCs/>
-                          <w:color w:val="262626" w:themeColor="text1" w:themeTint="D9"/>
-                          <w:sz w:val="24"/>
-                          <w:szCs w:val="24"/>
-                        </w:rPr>
-                      </w:pPr>
-                      <w:r>
-                        <w:rPr>
-                          <w:i/>
-                          <w:iCs/>
-                          <w:color w:val="262626" w:themeColor="text1" w:themeTint="D9"/>
-                          <w:sz w:val="24"/>
-                          <w:szCs w:val="24"/>
-                        </w:rPr>
-                        <w:t xml:space="preserve">  </w:t>
-                      </w:r>
-                      <w:r>
-                        <w:rPr>
-                          <w:i/>
-                          <w:iCs/>
-                          <w:color w:val="262626" w:themeColor="text1" w:themeTint="D9"/>
-                          <w:sz w:val="24"/>
-                          <w:szCs w:val="24"/>
-                        </w:rPr>
-                        <w:t>•</w:t>
-                      </w:r>
-                      <w:r>
-                        <w:rPr>
-                          <w:i/>
-                          <w:iCs/>
-                          <w:color w:val="262626" w:themeColor="text1" w:themeTint="D9"/>
-                          <w:sz w:val="24"/>
-                          <w:szCs w:val="24"/>
-                        </w:rPr>
-                        <w:t xml:space="preserve"> Diploma of Information Technology</w:t>
-                      </w:r>
-                    </w:p>
-                    <w:p>
-                      <w:pPr>
-                        <w:pBdr>
-                          <w:top w:val="single" w:sz="24" w:space="8" w:color="1CADE4" w:themeColor="accent1"/>
-                          <w:bottom w:val="single" w:sz="24" w:space="2" w:color="1CADE4" w:themeColor="accent1"/>
-                        </w:pBdr>
-                        <w:spacing w:after="0"/>
-                        <w:ind w:left="142" w:hanging="142"/>
-                        <w:rPr>
-                          <w:i/>
-                          <w:iCs/>
-                          <w:color w:val="262626" w:themeColor="text1" w:themeTint="D9"/>
-                          <w:sz w:val="24"/>
-                          <w:szCs w:val="24"/>
-                        </w:rPr>
-                      </w:pPr>
-                      <w:r>
-                        <w:rPr>
-                          <w:i/>
-                          <w:iCs/>
-                          <w:color w:val="262626" w:themeColor="text1" w:themeTint="D9"/>
-                          <w:sz w:val="24"/>
-                          <w:szCs w:val="24"/>
-                        </w:rPr>
-                        <w:t xml:space="preserve">  </w:t>
-                      </w:r>
-                      <w:r>
-                        <w:rPr>
-                          <w:i/>
-                          <w:iCs/>
-                          <w:color w:val="262626" w:themeColor="text1" w:themeTint="D9"/>
-                          <w:sz w:val="24"/>
-                          <w:szCs w:val="24"/>
-                        </w:rPr>
-                        <w:t>•</w:t>
-                      </w:r>
-                      <w:r>
-                        <w:rPr>
-                          <w:i/>
-                          <w:iCs/>
-                          <w:color w:val="262626" w:themeColor="text1" w:themeTint="D9"/>
-                          <w:sz w:val="24"/>
-                          <w:szCs w:val="24"/>
-                        </w:rPr>
-                        <w:t xml:space="preserve"> Full Stack Web Dev Bootcamp</w:t>
-                      </w:r>
-                    </w:p>
-                    <w:p>
-                      <w:pPr>
-                        <w:pBdr>
-                          <w:top w:val="single" w:sz="24" w:space="8" w:color="1CADE4" w:themeColor="accent1"/>
-                          <w:bottom w:val="single" w:sz="24" w:space="2" w:color="1CADE4" w:themeColor="accent1"/>
-                        </w:pBdr>
-                        <w:spacing w:after="0"/>
-                        <w:ind w:left="142" w:hanging="142"/>
-                        <w:rPr>
-                          <w:i/>
-                          <w:iCs/>
-                          <w:color w:val="262626" w:themeColor="text1" w:themeTint="D9"/>
-                          <w:sz w:val="24"/>
-                          <w:szCs w:val="24"/>
-                        </w:rPr>
-                      </w:pPr>
-                      <w:r>
-                        <w:rPr>
-                          <w:i/>
-                          <w:iCs/>
-                          <w:color w:val="262626" w:themeColor="text1" w:themeTint="D9"/>
-                          <w:sz w:val="24"/>
-                          <w:szCs w:val="24"/>
-                        </w:rPr>
-                        <w:t xml:space="preserve">  </w:t>
-                      </w:r>
-                      <w:r>
-                        <w:rPr>
-                          <w:i/>
-                          <w:iCs/>
-                          <w:color w:val="262626" w:themeColor="text1" w:themeTint="D9"/>
-                          <w:sz w:val="24"/>
-                          <w:szCs w:val="24"/>
-                        </w:rPr>
-                        <w:t>•</w:t>
-                      </w:r>
-                      <w:r>
-                        <w:rPr>
-                          <w:i/>
-                          <w:iCs/>
-                          <w:color w:val="262626" w:themeColor="text1" w:themeTint="D9"/>
-                          <w:sz w:val="24"/>
-                          <w:szCs w:val="24"/>
-                        </w:rPr>
-                        <w:t xml:space="preserve"> Completed a number of </w:t>
-                      </w:r>
-                      <w:r>
-                        <w:rPr>
-                          <w:i/>
-                          <w:iCs/>
-                          <w:color w:val="262626" w:themeColor="text1" w:themeTint="D9"/>
-                          <w:sz w:val="24"/>
-                          <w:szCs w:val="24"/>
-                        </w:rPr>
-                        <w:t xml:space="preserve">web dev </w:t>
-                      </w:r>
-                      <w:r>
-                        <w:rPr>
-                          <w:i/>
-                          <w:iCs/>
-                          <w:color w:val="262626" w:themeColor="text1" w:themeTint="D9"/>
-                          <w:sz w:val="24"/>
-                          <w:szCs w:val="24"/>
-                        </w:rPr>
-                        <w:t xml:space="preserve">projects </w:t>
-                      </w:r>
-                      <w:r>
-                        <w:rPr>
-                          <w:i/>
-                          <w:iCs/>
-                          <w:color w:val="262626" w:themeColor="text1" w:themeTint="D9"/>
-                          <w:sz w:val="24"/>
-                          <w:szCs w:val="24"/>
-                        </w:rPr>
-                        <w:t>featured on the left!</w:t>
-                      </w:r>
-                    </w:p>
-                    <w:p>
-                      <w:pPr>
-                        <w:pBdr>
-                          <w:top w:val="single" w:sz="24" w:space="8" w:color="1CADE4" w:themeColor="accent1"/>
-                          <w:bottom w:val="single" w:sz="24" w:space="2" w:color="1CADE4" w:themeColor="accent1"/>
-                        </w:pBdr>
-                        <w:spacing w:after="0"/>
-                        <w:rPr>
-                          <w:i/>
-                          <w:iCs/>
-                          <w:color w:val="262626" w:themeColor="text1" w:themeTint="D9"/>
-                          <w:sz w:val="24"/>
-                          <w:szCs w:val="24"/>
-                        </w:rPr>
-                      </w:pPr>
-                    </w:p>
-                    <w:p>
-                      <w:pPr>
-                        <w:pBdr>
-                          <w:top w:val="single" w:sz="24" w:space="8" w:color="1CADE4" w:themeColor="accent1"/>
-                          <w:bottom w:val="single" w:sz="24" w:space="2" w:color="1CADE4" w:themeColor="accent1"/>
-                        </w:pBdr>
-                        <w:spacing w:after="0"/>
-                        <w:rPr>
-                          <w:b/>
-                          <w:bCs/>
-                          <w:color w:val="262626" w:themeColor="text1" w:themeTint="D9"/>
-                          <w:sz w:val="24"/>
-                          <w:szCs w:val="24"/>
-                        </w:rPr>
-                      </w:pPr>
-                      <w:r>
-                        <w:rPr>
-                          <w:b/>
-                          <w:bCs/>
-                          <w:color w:val="262626" w:themeColor="text1" w:themeTint="D9"/>
-                          <w:sz w:val="24"/>
-                          <w:szCs w:val="24"/>
-                        </w:rPr>
-                        <w:t>QUT</w:t>
-                      </w:r>
-                      <w:r>
-                        <w:rPr>
-                          <w:b/>
-                          <w:bCs/>
-                          <w:color w:val="262626" w:themeColor="text1" w:themeTint="D9"/>
-                          <w:sz w:val="24"/>
-                          <w:szCs w:val="24"/>
-                        </w:rPr>
-                        <w:t xml:space="preserve"> -</w:t>
-                      </w:r>
-                      <w:r>
-                        <w:rPr>
-                          <w:b/>
-                          <w:bCs/>
-                          <w:color w:val="262626" w:themeColor="text1" w:themeTint="D9"/>
-                          <w:sz w:val="24"/>
-                          <w:szCs w:val="24"/>
-                        </w:rPr>
-                        <w:t xml:space="preserve"> </w:t>
-                      </w:r>
-                      <w:r>
-                        <w:rPr>
-                          <w:b/>
-                          <w:bCs/>
-                          <w:i/>
-                          <w:iCs/>
-                          <w:color w:val="262626" w:themeColor="text1" w:themeTint="D9"/>
-                          <w:sz w:val="24"/>
-                          <w:szCs w:val="24"/>
-                        </w:rPr>
-                        <w:t>Bachelors of Business</w:t>
-                      </w:r>
-                      <w:r>
-                        <w:rPr>
-                          <w:b/>
-                          <w:bCs/>
-                          <w:color w:val="262626" w:themeColor="text1" w:themeTint="D9"/>
-                          <w:sz w:val="24"/>
-                          <w:szCs w:val="24"/>
-                        </w:rPr>
-                        <w:t xml:space="preserve"> </w:t>
-                      </w:r>
-                    </w:p>
-                    <w:p>
-                      <w:pPr>
-                        <w:pBdr>
-                          <w:top w:val="single" w:sz="24" w:space="8" w:color="1CADE4" w:themeColor="accent1"/>
-                          <w:bottom w:val="single" w:sz="24" w:space="2" w:color="1CADE4" w:themeColor="accent1"/>
-                        </w:pBdr>
-                        <w:spacing w:after="0"/>
-                        <w:rPr>
-                          <w:color w:val="262626" w:themeColor="text1" w:themeTint="D9"/>
-                          <w:sz w:val="24"/>
-                          <w:szCs w:val="24"/>
-                        </w:rPr>
-                      </w:pPr>
-                      <w:r>
-                        <w:rPr>
-                          <w:color w:val="262626" w:themeColor="text1" w:themeTint="D9"/>
-                          <w:sz w:val="24"/>
-                          <w:szCs w:val="24"/>
-                        </w:rPr>
-                        <w:t>Jan 2015 – July 2018</w:t>
-                      </w:r>
-                    </w:p>
-                    <w:p>
-                      <w:pPr>
-                        <w:pBdr>
-                          <w:top w:val="single" w:sz="24" w:space="8" w:color="1CADE4" w:themeColor="accent1"/>
-                          <w:bottom w:val="single" w:sz="24" w:space="2" w:color="1CADE4" w:themeColor="accent1"/>
-                        </w:pBdr>
-                        <w:spacing w:after="0"/>
-                        <w:ind w:left="720" w:hanging="720"/>
-                        <w:rPr>
-                          <w:i/>
-                          <w:iCs/>
-                          <w:color w:val="262626" w:themeColor="text1" w:themeTint="D9"/>
-                          <w:sz w:val="24"/>
-                          <w:szCs w:val="24"/>
-                        </w:rPr>
-                      </w:pPr>
-                      <w:r>
-                        <w:rPr>
-                          <w:i/>
-                          <w:iCs/>
-                          <w:color w:val="262626" w:themeColor="text1" w:themeTint="D9"/>
-                          <w:sz w:val="24"/>
-                          <w:szCs w:val="24"/>
-                        </w:rPr>
-                        <w:t xml:space="preserve">  </w:t>
-                      </w:r>
-                      <w:r>
-                        <w:rPr>
-                          <w:i/>
-                          <w:iCs/>
-                          <w:color w:val="262626" w:themeColor="text1" w:themeTint="D9"/>
-                          <w:sz w:val="24"/>
-                          <w:szCs w:val="24"/>
-                        </w:rPr>
-                        <w:t>•</w:t>
-                      </w:r>
-                      <w:r>
-                        <w:rPr>
-                          <w:i/>
-                          <w:iCs/>
-                          <w:color w:val="262626" w:themeColor="text1" w:themeTint="D9"/>
-                          <w:sz w:val="24"/>
-                          <w:szCs w:val="24"/>
-                        </w:rPr>
-                        <w:t xml:space="preserve"> Finance Major</w:t>
-                      </w:r>
-                    </w:p>
-                    <w:p>
-                      <w:pPr>
-                        <w:pBdr>
-                          <w:top w:val="single" w:sz="24" w:space="8" w:color="1CADE4" w:themeColor="accent1"/>
-                          <w:bottom w:val="single" w:sz="24" w:space="2" w:color="1CADE4" w:themeColor="accent1"/>
-                        </w:pBdr>
-                        <w:spacing w:after="0"/>
-                        <w:ind w:left="720" w:hanging="720"/>
-                        <w:rPr>
-                          <w:i/>
-                          <w:iCs/>
-                          <w:color w:val="262626" w:themeColor="text1" w:themeTint="D9"/>
-                          <w:sz w:val="24"/>
-                          <w:szCs w:val="24"/>
-                        </w:rPr>
-                      </w:pPr>
-                      <w:r>
-                        <w:rPr>
-                          <w:i/>
-                          <w:iCs/>
-                          <w:color w:val="262626" w:themeColor="text1" w:themeTint="D9"/>
-                          <w:sz w:val="24"/>
-                          <w:szCs w:val="24"/>
-                        </w:rPr>
-                        <w:t xml:space="preserve">  </w:t>
-                      </w:r>
-                      <w:r>
-                        <w:rPr>
-                          <w:i/>
-                          <w:iCs/>
-                          <w:color w:val="262626" w:themeColor="text1" w:themeTint="D9"/>
-                          <w:sz w:val="24"/>
-                          <w:szCs w:val="24"/>
-                        </w:rPr>
-                        <w:t>•</w:t>
-                      </w:r>
-                      <w:r>
-                        <w:rPr>
-                          <w:i/>
-                          <w:iCs/>
-                          <w:color w:val="262626" w:themeColor="text1" w:themeTint="D9"/>
-                          <w:sz w:val="24"/>
-                          <w:szCs w:val="24"/>
-                        </w:rPr>
-                        <w:t xml:space="preserve"> Behavioural Science Minor</w:t>
-                      </w:r>
-                    </w:p>
-                  </w:txbxContent>
-                </v:textbox>
-                <w10:wrap type="topAndBottom" anchorx="margin"/>
               </v:shape>
             </w:pict>
           </mc:Fallback>

--- a/client/public/BenjaminWakefield-Resume.docx
+++ b/client/public/BenjaminWakefield-Resume.docx
@@ -2692,17 +2692,8 @@
                                 <w:i/>
                                 <w:iCs/>
                               </w:rPr>
-                              <w:t>/</w:t>
-                            </w:r>
-                            <w:proofErr w:type="spellStart"/>
-                            <w:r>
-                              <w:rPr>
-                                <w:i/>
-                                <w:iCs/>
-                              </w:rPr>
-                              <w:t>Bash</w:t>
-                            </w:r>
-                            <w:proofErr w:type="spellEnd"/>
+                              <w:t>/Bash</w:t>
+                            </w:r>
                           </w:p>
                         </w:txbxContent>
                       </wps:txbx>
@@ -3378,21 +3369,7 @@
                                 <w:i/>
                                 <w:iCs/>
                               </w:rPr>
-                              <w:t>Delivered numerous pipeline performance improvements through goroutine parallelisation, instance caching,</w:t>
-                            </w:r>
-                            <w:r>
-                              <w:rPr>
-                                <w:i/>
-                                <w:iCs/>
-                              </w:rPr>
-                              <w:t xml:space="preserve"> batching,</w:t>
-                            </w:r>
-                            <w:r>
-                              <w:rPr>
-                                <w:i/>
-                                <w:iCs/>
-                              </w:rPr>
-                              <w:t xml:space="preserve"> and </w:t>
+                              <w:t xml:space="preserve">Delivered numerous pipeline performance improvements through goroutine parallelisation, instance caching, batching, and </w:t>
                             </w:r>
                             <w:proofErr w:type="spellStart"/>
                             <w:r>
@@ -4262,7 +4239,7 @@
                                 <w:sz w:val="24"/>
                                 <w:szCs w:val="24"/>
                               </w:rPr>
-                              <w:t>Nov</w:t>
+                              <w:t>Oct</w:t>
                             </w:r>
                             <w:r>
                               <w:rPr>
@@ -5103,7 +5080,11 @@
           </mc:Choice>
           <mc:Fallback>
             <w:pict>
-              <v:shape w14:anchorId="2A90B16A" id="_x0000_s1033" type="#_x0000_t202" style="position:absolute;left:0;text-align:left;margin-left:349.3pt;margin-top:103.35pt;width:186.75pt;height:584pt;z-index:251669504;visibility:visible;mso-wrap-style:square;mso-width-percent:0;mso-height-percent:0;mso-wrap-distance-left:9pt;mso-wrap-distance-top:7.2pt;mso-wrap-distance-right:9pt;mso-wrap-distance-bottom:7.2pt;mso-position-horizontal:absolute;mso-position-horizontal-relative:margin;mso-position-vertical:absolute;mso-position-vertical-relative:text;mso-width-percent:0;mso-height-percent:0;mso-width-relative:margin;mso-height-relative:margin;v-text-anchor:top" o:gfxdata="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" filled="f" stroked="f">
+              <v:shapetype w14:anchorId="2A90B16A" id="_x0000_t202" coordsize="21600,21600" o:spt="202" path="m,l,21600r21600,l21600,xe">
+                <v:stroke joinstyle="miter"/>
+                <v:path gradientshapeok="t" o:connecttype="rect"/>
+              </v:shapetype>
+              <v:shape id="_x0000_s1033" type="#_x0000_t202" style="position:absolute;left:0;text-align:left;margin-left:349.3pt;margin-top:103.35pt;width:186.75pt;height:584pt;z-index:251669504;visibility:visible;mso-wrap-style:square;mso-width-percent:0;mso-height-percent:0;mso-wrap-distance-left:9pt;mso-wrap-distance-top:7.2pt;mso-wrap-distance-right:9pt;mso-wrap-distance-bottom:7.2pt;mso-position-horizontal:absolute;mso-position-horizontal-relative:margin;mso-position-vertical:absolute;mso-position-vertical-relative:text;mso-width-percent:0;mso-height-percent:0;mso-width-relative:margin;mso-height-relative:margin;v-text-anchor:top" o:gfxdata="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" filled="f" stroked="f">
                 <v:textbox>
                   <w:txbxContent>
                     <w:p>
@@ -5173,7 +5154,7 @@
                           <w:sz w:val="24"/>
                           <w:szCs w:val="24"/>
                         </w:rPr>
-                        <w:t>Nov</w:t>
+                        <w:t>Oct</w:t>
                       </w:r>
                       <w:r>
                         <w:rPr>
@@ -9171,6 +9152,7 @@
   <w:style w:type="character" w:default="1" w:styleId="DefaultParagraphFont">
     <w:name w:val="Default Paragraph Font"/>
     <w:uiPriority w:val="1"/>
+    <w:semiHidden/>
     <w:unhideWhenUsed/>
   </w:style>
   <w:style w:type="table" w:default="1" w:styleId="TableNormal">
